--- a/Fase 1/Evidencias Individuales/David_Gana_1.2_APT122_DiarioReflexionFase1.docx
+++ b/Fase 1/Evidencias Individuales/David_Gana_1.2_APT122_DiarioReflexionFase1.docx
@@ -14,7 +14,7 @@
     </w:p>
     <w:tbl>
       <w:tblPr>
-        <w:tblStyle w:val="980"/>
+        <w:tblStyle w:val="1157"/>
         <w:tblW w:w="9923" w:type="dxa"/>
         <w:tblBorders>
           <w:top w:val="none" w:color="auto" w:sz="0" w:space="0"/>
@@ -149,6 +149,15 @@
                 <w:szCs w:val="28"/>
               </w:rPr>
             </w:r>
+            <w:r>
+              <w:rPr>
+                <w:rFonts w:ascii="Century Gothic" w:hAnsi="Century Gothic"/>
+                <w:b/>
+                <w:bCs/>
+                <w:sz w:val="28"/>
+                <w:szCs w:val="28"/>
+              </w:rPr>
+            </w:r>
           </w:p>
         </w:tc>
         <w:tc>
@@ -193,6 +202,14 @@
                 <w:szCs w:val="24"/>
               </w:rPr>
             </w:r>
+            <w:r>
+              <w:rPr>
+                <w:rFonts w:eastAsiaTheme="majorEastAsia"/>
+                <w:color w:val="767171" w:themeColor="background2" w:themeShade="80"/>
+                <w:sz w:val="24"/>
+                <w:szCs w:val="24"/>
+              </w:rPr>
+            </w:r>
           </w:p>
           <w:p>
             <w:pPr>
@@ -206,6 +223,14 @@
                 <w:szCs w:val="24"/>
               </w:rPr>
             </w:pPr>
+            <w:r>
+              <w:rPr>
+                <w:rFonts w:eastAsiaTheme="majorEastAsia"/>
+                <w:color w:val="767171" w:themeColor="background2" w:themeShade="80"/>
+                <w:sz w:val="24"/>
+                <w:szCs w:val="24"/>
+              </w:rPr>
+            </w:r>
             <w:r>
               <w:rPr>
                 <w:rFonts w:eastAsiaTheme="majorEastAsia"/>
@@ -252,6 +277,14 @@
                 <w:szCs w:val="24"/>
               </w:rPr>
             </w:r>
+            <w:r>
+              <w:rPr>
+                <w:rFonts w:eastAsiaTheme="majorEastAsia"/>
+                <w:color w:val="767171" w:themeColor="background2" w:themeShade="80"/>
+                <w:sz w:val="24"/>
+                <w:szCs w:val="24"/>
+              </w:rPr>
+            </w:r>
           </w:p>
         </w:tc>
       </w:tr>
@@ -268,6 +301,14 @@
           <w:szCs w:val="24"/>
         </w:rPr>
       </w:pPr>
+      <w:r>
+        <w:rPr>
+          <w:rFonts w:eastAsiaTheme="majorEastAsia"/>
+          <w:color w:val="767171" w:themeColor="background2" w:themeShade="80"/>
+          <w:sz w:val="24"/>
+          <w:szCs w:val="24"/>
+        </w:rPr>
+      </w:r>
       <w:r>
         <w:rPr>
           <w:rFonts w:eastAsiaTheme="majorEastAsia"/>
@@ -357,6 +398,14 @@
                 <w:szCs w:val="24"/>
               </w:rPr>
             </w:r>
+            <w:r>
+              <w:rPr>
+                <w:rFonts w:eastAsiaTheme="majorEastAsia"/>
+                <w:color w:val="767171" w:themeColor="background2" w:themeShade="80"/>
+                <w:sz w:val="24"/>
+                <w:szCs w:val="24"/>
+              </w:rPr>
+            </w:r>
           </w:p>
         </w:tc>
       </w:tr>
@@ -374,6 +423,14 @@
           <w:szCs w:val="24"/>
         </w:rPr>
       </w:pPr>
+      <w:r>
+        <w:rPr>
+          <w:b/>
+          <w:bCs/>
+          <w:sz w:val="24"/>
+          <w:szCs w:val="24"/>
+        </w:rPr>
+      </w:r>
       <w:r>
         <w:rPr>
           <w:b/>
@@ -420,10 +477,18 @@
           <w:szCs w:val="24"/>
         </w:rPr>
       </w:r>
+      <w:r>
+        <w:rPr>
+          <w:b/>
+          <w:bCs/>
+          <w:sz w:val="24"/>
+          <w:szCs w:val="24"/>
+        </w:rPr>
+      </w:r>
     </w:p>
     <w:tbl>
       <w:tblPr>
-        <w:tblStyle w:val="980"/>
+        <w:tblStyle w:val="1157"/>
         <w:tblW w:w="0" w:type="auto"/>
         <w:tblBorders>
           <w:top w:val="single" w:color="bfbfbf" w:themeColor="background1" w:themeShade="BF" w:sz="4" w:space="0"/>
@@ -469,6 +534,16 @@
                 <w:szCs w:val="24"/>
               </w:rPr>
               <w:t xml:space="preserve">1. Revisa la malla de tu carrera, piensa en las asignaturas o certificados de competencias que has cursado hasta ahora. Responde:</w:t>
+            </w:r>
+            <w:r>
+              <w:rPr>
+                <w:rFonts w:eastAsiaTheme="majorEastAsia"/>
+                <w:b/>
+                <w:bCs/>
+                <w:color w:val="767171" w:themeColor="background2" w:themeShade="80"/>
+                <w:sz w:val="24"/>
+                <w:szCs w:val="24"/>
+              </w:rPr>
             </w:r>
             <w:r>
               <w:rPr>
@@ -522,6 +597,14 @@
                 <w:szCs w:val="24"/>
               </w:rPr>
             </w:r>
+            <w:r>
+              <w:rPr>
+                <w:rFonts w:eastAsiaTheme="majorEastAsia"/>
+                <w:color w:val="767171" w:themeColor="background2" w:themeShade="80"/>
+                <w:sz w:val="24"/>
+                <w:szCs w:val="24"/>
+              </w:rPr>
+            </w:r>
           </w:p>
           <w:p>
             <w:pPr>
@@ -550,6 +633,14 @@
                 <w:szCs w:val="24"/>
               </w:rPr>
               <w:t xml:space="preserve"> </w:t>
+            </w:r>
+            <w:r>
+              <w:rPr>
+                <w:rFonts w:eastAsiaTheme="majorEastAsia"/>
+                <w:color w:val="767171" w:themeColor="background2" w:themeShade="80"/>
+                <w:sz w:val="24"/>
+                <w:szCs w:val="24"/>
+              </w:rPr>
             </w:r>
             <w:r>
               <w:rPr>
@@ -588,6 +679,14 @@
                 <w:szCs w:val="24"/>
               </w:rPr>
             </w:r>
+            <w:r>
+              <w:rPr>
+                <w:rFonts w:eastAsiaTheme="majorEastAsia"/>
+                <w:color w:val="767171" w:themeColor="background2" w:themeShade="80"/>
+                <w:sz w:val="24"/>
+                <w:szCs w:val="24"/>
+              </w:rPr>
+            </w:r>
           </w:p>
           <w:p>
             <w:pPr>
@@ -607,8 +706,85 @@
                 <w:color w:val="767171" w:themeColor="background2" w:themeShade="80"/>
                 <w:sz w:val="24"/>
                 <w:szCs w:val="24"/>
+                <w:lang w:val="undefined"/>
               </w:rPr>
-              <w:t xml:space="preserve">Las Materias que mas me gustaron fueron mineria de datos, big data y Integracion de plataformas</w:t>
+              <w:t xml:space="preserve">Las asignaturas de </w:t>
+            </w:r>
+            <w:r>
+              <w:rPr>
+                <w:rFonts w:eastAsiaTheme="majorEastAsia"/>
+                <w:color w:val="767171" w:themeColor="background2" w:themeShade="80"/>
+                <w:sz w:val="24"/>
+                <w:szCs w:val="24"/>
+                <w:lang w:val="undefined"/>
+              </w:rPr>
+              <w:t xml:space="preserve">Minería de Datos / Big Data</w:t>
+            </w:r>
+            <w:r>
+              <w:rPr>
+                <w:rFonts w:eastAsiaTheme="majorEastAsia"/>
+                <w:color w:val="767171" w:themeColor="background2" w:themeShade="80"/>
+                <w:sz w:val="24"/>
+                <w:szCs w:val="24"/>
+                <w:lang w:val="undefined"/>
+              </w:rPr>
+              <w:t xml:space="preserve">, </w:t>
+            </w:r>
+            <w:r>
+              <w:rPr>
+                <w:rFonts w:eastAsiaTheme="majorEastAsia"/>
+                <w:color w:val="767171" w:themeColor="background2" w:themeShade="80"/>
+                <w:sz w:val="24"/>
+                <w:szCs w:val="24"/>
+                <w:lang w:val="undefined"/>
+              </w:rPr>
+              <w:t xml:space="preserve">Integración de Plataformas</w:t>
+            </w:r>
+            <w:r>
+              <w:rPr>
+                <w:rFonts w:eastAsiaTheme="majorEastAsia"/>
+                <w:color w:val="767171" w:themeColor="background2" w:themeShade="80"/>
+                <w:sz w:val="24"/>
+                <w:szCs w:val="24"/>
+                <w:lang w:val="undefined"/>
+              </w:rPr>
+              <w:t xml:space="preserve"> y </w:t>
+            </w:r>
+            <w:r>
+              <w:rPr>
+                <w:rFonts w:eastAsiaTheme="majorEastAsia"/>
+                <w:color w:val="767171" w:themeColor="background2" w:themeShade="80"/>
+                <w:sz w:val="24"/>
+                <w:szCs w:val="24"/>
+                <w:lang w:val="undefined"/>
+              </w:rPr>
+              <w:t xml:space="preserve">Arquitectura y Desarrollo de Software</w:t>
+            </w:r>
+            <w:r>
+              <w:rPr>
+                <w:rFonts w:eastAsiaTheme="majorEastAsia"/>
+                <w:color w:val="767171" w:themeColor="background2" w:themeShade="80"/>
+                <w:sz w:val="24"/>
+                <w:szCs w:val="24"/>
+                <w:lang w:val="undefined"/>
+              </w:rPr>
+              <w:t xml:space="preserve">. Lo más valioso fue el diseño y despliegue de soluciones escalables, el procesamiento y modelado de datos complejos para la toma de decisiones, y la integración técnica entre sistemas backend y servicios en la nube</w:t>
+            </w:r>
+            <w:r>
+              <w:rPr>
+                <w:rFonts w:ascii="Times New Roman" w:hAnsi="Times New Roman" w:eastAsia="Times New Roman" w:cs="Times New Roman"/>
+                <w:color w:val="000000"/>
+                <w:sz w:val="24"/>
+              </w:rPr>
+              <w:t xml:space="preserve">.</w:t>
+            </w:r>
+            <w:r>
+              <w:rPr>
+                <w:rFonts w:eastAsiaTheme="majorEastAsia"/>
+                <w:color w:val="767171" w:themeColor="background2" w:themeShade="80"/>
+                <w:sz w:val="24"/>
+                <w:szCs w:val="24"/>
+              </w:rPr>
             </w:r>
             <w:r>
               <w:rPr>
@@ -631,6 +807,14 @@
                 <w:szCs w:val="24"/>
               </w:rPr>
             </w:pPr>
+            <w:r>
+              <w:rPr>
+                <w:rFonts w:eastAsiaTheme="majorEastAsia"/>
+                <w:color w:val="767171" w:themeColor="background2" w:themeShade="80"/>
+                <w:sz w:val="24"/>
+                <w:szCs w:val="24"/>
+              </w:rPr>
+            </w:r>
             <w:r>
               <w:rPr>
                 <w:rFonts w:eastAsiaTheme="majorEastAsia"/>
@@ -700,6 +884,14 @@
                 <w:szCs w:val="24"/>
               </w:rPr>
             </w:r>
+            <w:r>
+              <w:rPr>
+                <w:rFonts w:eastAsiaTheme="majorEastAsia"/>
+                <w:color w:val="767171" w:themeColor="background2" w:themeShade="80"/>
+                <w:sz w:val="24"/>
+                <w:szCs w:val="24"/>
+              </w:rPr>
+            </w:r>
           </w:p>
           <w:p>
             <w:pPr>
@@ -729,6 +921,74 @@
                 <w:szCs w:val="24"/>
               </w:rPr>
             </w:r>
+            <w:r>
+              <w:rPr>
+                <w:rFonts w:eastAsiaTheme="majorEastAsia"/>
+                <w:color w:val="767171" w:themeColor="background2" w:themeShade="80"/>
+                <w:sz w:val="24"/>
+                <w:szCs w:val="24"/>
+              </w:rPr>
+            </w:r>
+          </w:p>
+          <w:p>
+            <w:pPr>
+              <w:pBdr/>
+              <w:spacing/>
+              <w:ind/>
+              <w:rPr>
+                <w:rFonts w:eastAsiaTheme="majorEastAsia"/>
+                <w:color w:val="767171" w:themeColor="background2" w:themeShade="80"/>
+                <w:sz w:val="24"/>
+                <w:szCs w:val="24"/>
+                <w14:ligatures w14:val="none"/>
+              </w:rPr>
+            </w:pPr>
+            <w:r>
+              <w:rPr>
+                <w:rFonts w:eastAsiaTheme="majorEastAsia"/>
+                <w:color w:val="767171" w:themeColor="background2" w:themeShade="80"/>
+                <w:sz w:val="24"/>
+                <w:szCs w:val="24"/>
+              </w:rPr>
+            </w:r>
+            <w:r>
+              <w:rPr>
+                <w:rFonts w:eastAsiaTheme="majorEastAsia"/>
+                <w:color w:val="767171" w:themeColor="background2" w:themeShade="80"/>
+                <w:sz w:val="24"/>
+                <w:szCs w:val="24"/>
+                <w:lang w:val="undefined"/>
+              </w:rPr>
+              <w:t xml:space="preserve">Sí, aportan un valor tangible y diferenciador. Certificaciones en metodologías ágiles (Scrum) y fundamentos de inteligencia artificial respaldan de forma objetiva ante la industria no solo el conocimiento teórico, sino la capacidad de estructurar proyectos</w:t>
+            </w:r>
+            <w:r>
+              <w:rPr>
+                <w:rFonts w:eastAsiaTheme="majorEastAsia"/>
+                <w:color w:val="767171" w:themeColor="background2" w:themeShade="80"/>
+                <w:sz w:val="24"/>
+                <w:szCs w:val="24"/>
+                <w:lang w:val="undefined"/>
+              </w:rPr>
+              <w:t xml:space="preserve"> bajo estándares profesionales y marcos de trabajo corporativos.</w:t>
+            </w:r>
+            <w:r>
+              <w:rPr>
+                <w:rFonts w:eastAsiaTheme="majorEastAsia"/>
+                <w:color w:val="767171" w:themeColor="background2" w:themeShade="80"/>
+                <w:sz w:val="24"/>
+                <w:szCs w:val="24"/>
+                <w:lang w:val="undefined" w:bidi="undefined"/>
+              </w:rPr>
+            </w:r>
+            <w:r>
+              <w:rPr>
+                <w:rFonts w:eastAsiaTheme="majorEastAsia"/>
+                <w:color w:val="767171" w:themeColor="background2" w:themeShade="80"/>
+                <w:sz w:val="24"/>
+                <w:szCs w:val="24"/>
+                <w:lang w:val="undefined"/>
+              </w:rPr>
+            </w:r>
           </w:p>
           <w:p>
             <w:pPr>
@@ -749,29 +1009,7 @@
                 <w:sz w:val="24"/>
                 <w:szCs w:val="24"/>
               </w:rPr>
-              <w:t xml:space="preserve">Las certificaciones si tienen un valor, ya que le añaden un peso al curriculum</w:t>
             </w:r>
-            <w:r>
-              <w:rPr>
-                <w:rFonts w:eastAsiaTheme="majorEastAsia"/>
-                <w:color w:val="767171" w:themeColor="background2" w:themeShade="80"/>
-                <w:sz w:val="24"/>
-                <w:szCs w:val="24"/>
-              </w:rPr>
-            </w:r>
-          </w:p>
-          <w:p>
-            <w:pPr>
-              <w:pBdr/>
-              <w:spacing/>
-              <w:ind/>
-              <w:rPr>
-                <w:rFonts w:eastAsiaTheme="majorEastAsia"/>
-                <w:color w:val="767171" w:themeColor="background2" w:themeShade="80"/>
-                <w:sz w:val="24"/>
-                <w:szCs w:val="24"/>
-              </w:rPr>
-            </w:pPr>
             <w:r>
               <w:rPr>
                 <w:rFonts w:eastAsiaTheme="majorEastAsia"/>
@@ -817,6 +1055,14 @@
                 <w:szCs w:val="24"/>
               </w:rPr>
             </w:r>
+            <w:r>
+              <w:rPr>
+                <w:rFonts w:eastAsiaTheme="majorEastAsia"/>
+                <w:color w:val="767171" w:themeColor="background2" w:themeShade="80"/>
+                <w:sz w:val="24"/>
+                <w:szCs w:val="24"/>
+              </w:rPr>
+            </w:r>
           </w:p>
           <w:p>
             <w:pPr>
@@ -846,6 +1092,14 @@
                 <w:szCs w:val="24"/>
               </w:rPr>
             </w:r>
+            <w:r>
+              <w:rPr>
+                <w:rFonts w:eastAsiaTheme="majorEastAsia"/>
+                <w:color w:val="767171" w:themeColor="background2" w:themeShade="80"/>
+                <w:sz w:val="24"/>
+                <w:szCs w:val="24"/>
+              </w:rPr>
+            </w:r>
           </w:p>
           <w:p>
             <w:pPr>
@@ -859,6 +1113,14 @@
                 <w:szCs w:val="24"/>
               </w:rPr>
             </w:pPr>
+            <w:r>
+              <w:rPr>
+                <w:rFonts w:eastAsiaTheme="majorEastAsia"/>
+                <w:color w:val="767171" w:themeColor="background2" w:themeShade="80"/>
+                <w:sz w:val="24"/>
+                <w:szCs w:val="24"/>
+              </w:rPr>
+            </w:r>
             <w:r>
               <w:rPr>
                 <w:rFonts w:eastAsiaTheme="majorEastAsia"/>
@@ -905,6 +1167,14 @@
                 <w:color w:val="1f4e79" w:themeColor="accent1" w:themeShade="80"/>
               </w:rPr>
             </w:r>
+            <w:r>
+              <w:rPr>
+                <w:rFonts w:ascii="Calibri" w:hAnsi="Calibri"/>
+                <w:b/>
+                <w:bCs/>
+                <w:color w:val="1f4e79" w:themeColor="accent1" w:themeShade="80"/>
+              </w:rPr>
+            </w:r>
           </w:p>
           <w:p>
             <w:pPr>
@@ -919,6 +1189,14 @@
                 <w:color w:val="1f4e79" w:themeColor="accent1" w:themeShade="80"/>
               </w:rPr>
             </w:pPr>
+            <w:r>
+              <w:rPr>
+                <w:rFonts w:ascii="Calibri" w:hAnsi="Calibri"/>
+                <w:b/>
+                <w:bCs/>
+                <w:color w:val="1f4e79" w:themeColor="accent1" w:themeShade="80"/>
+              </w:rPr>
+            </w:r>
             <w:r>
               <w:rPr>
                 <w:rFonts w:ascii="Calibri" w:hAnsi="Calibri"/>
@@ -965,6 +1243,14 @@
                 <w:color w:val="1f4e79" w:themeColor="accent1" w:themeShade="80"/>
               </w:rPr>
             </w:r>
+            <w:r>
+              <w:rPr>
+                <w:rFonts w:ascii="Calibri" w:hAnsi="Calibri"/>
+                <w:b/>
+                <w:bCs/>
+                <w:color w:val="1f4e79" w:themeColor="accent1" w:themeShade="80"/>
+              </w:rPr>
+            </w:r>
           </w:p>
           <w:p>
             <w:pPr>
@@ -995,6 +1281,14 @@
                 <w:color w:val="1f4e79" w:themeColor="accent1" w:themeShade="80"/>
               </w:rPr>
             </w:r>
+            <w:r>
+              <w:rPr>
+                <w:rFonts w:ascii="Calibri" w:hAnsi="Calibri"/>
+                <w:b/>
+                <w:bCs/>
+                <w:color w:val="1f4e79" w:themeColor="accent1" w:themeShade="80"/>
+              </w:rPr>
+            </w:r>
           </w:p>
         </w:tc>
       </w:tr>
@@ -1012,6 +1306,14 @@
           <w:lang w:eastAsia="ja-JP"/>
         </w:rPr>
       </w:pPr>
+      <w:r>
+        <w:rPr>
+          <w:color w:val="595959" w:themeColor="text1" w:themeTint="A6"/>
+          <w:sz w:val="24"/>
+          <w:szCs w:val="24"/>
+          <w:lang w:eastAsia="ja-JP"/>
+        </w:rPr>
+      </w:r>
       <w:r>
         <w:rPr>
           <w:color w:val="595959" w:themeColor="text1" w:themeTint="A6"/>
@@ -1058,6 +1360,14 @@
           <w:szCs w:val="24"/>
         </w:rPr>
       </w:r>
+      <w:r>
+        <w:rPr>
+          <w:b/>
+          <w:bCs/>
+          <w:sz w:val="24"/>
+          <w:szCs w:val="24"/>
+        </w:rPr>
+      </w:r>
     </w:p>
     <w:p>
       <w:pPr>
@@ -1072,6 +1382,14 @@
           <w:szCs w:val="24"/>
         </w:rPr>
       </w:pPr>
+      <w:r>
+        <w:rPr>
+          <w:b/>
+          <w:bCs/>
+          <w:sz w:val="24"/>
+          <w:szCs w:val="24"/>
+        </w:rPr>
+      </w:r>
       <w:r>
         <w:rPr>
           <w:b/>
@@ -1118,6 +1436,14 @@
           <w:szCs w:val="24"/>
         </w:rPr>
       </w:r>
+      <w:r>
+        <w:rPr>
+          <w:b/>
+          <w:bCs/>
+          <w:sz w:val="24"/>
+          <w:szCs w:val="24"/>
+        </w:rPr>
+      </w:r>
     </w:p>
     <w:p>
       <w:pPr>
@@ -1132,6 +1458,14 @@
           <w:szCs w:val="24"/>
         </w:rPr>
       </w:pPr>
+      <w:r>
+        <w:rPr>
+          <w:b/>
+          <w:bCs/>
+          <w:sz w:val="24"/>
+          <w:szCs w:val="24"/>
+        </w:rPr>
+      </w:r>
       <w:r>
         <w:rPr>
           <w:b/>
@@ -1151,7 +1485,7 @@
     </w:p>
     <w:tbl>
       <w:tblPr>
-        <w:tblStyle w:val="980"/>
+        <w:tblStyle w:val="1157"/>
         <w:tblW w:w="0" w:type="auto"/>
         <w:tblBorders>
           <w:top w:val="single" w:color="bfbfbf" w:themeColor="background1" w:themeShade="BF" w:sz="4" w:space="0"/>
@@ -1280,6 +1614,14 @@
                 <w:szCs w:val="24"/>
               </w:rPr>
             </w:r>
+            <w:r>
+              <w:rPr>
+                <w:rFonts w:eastAsiaTheme="majorEastAsia"/>
+                <w:color w:val="767171" w:themeColor="background2" w:themeShade="80"/>
+                <w:sz w:val="24"/>
+                <w:szCs w:val="24"/>
+              </w:rPr>
+            </w:r>
           </w:p>
         </w:tc>
       </w:tr>
@@ -1323,10 +1665,18 @@
                 <w:szCs w:val="24"/>
               </w:rPr>
             </w:r>
+            <w:r>
+              <w:rPr>
+                <w:rFonts w:eastAsiaTheme="majorEastAsia"/>
+                <w:color w:val="767171" w:themeColor="background2" w:themeShade="80"/>
+                <w:sz w:val="24"/>
+                <w:szCs w:val="24"/>
+              </w:rPr>
+            </w:r>
           </w:p>
           <w:p>
             <w:pPr>
-              <w:pStyle w:val="986"/>
+              <w:pStyle w:val="1163"/>
               <w:numPr>
                 <w:ilvl w:val="0"/>
                 <w:numId w:val="12"/>
@@ -1353,31 +1703,6 @@
               </w:rPr>
               <w:t xml:space="preserve">¿Cuáles consideras que tienes más desarrolladas y te sientes más seguro aplicando? ¿En cuáles te sientes más débil y requieren ser fortalecidas? </w:t>
             </w:r>
-            <w:r>
-              <w:rPr>
-                <w:rFonts w:eastAsiaTheme="majorEastAsia"/>
-                <w:color w:val="767171" w:themeColor="background2" w:themeShade="80"/>
-                <w:sz w:val="24"/>
-                <w:szCs w:val="24"/>
-              </w:rPr>
-            </w:r>
-          </w:p>
-          <w:p>
-            <w:pPr>
-              <w:pBdr/>
-              <w:tabs>
-                <w:tab w:val="left" w:leader="none" w:pos="454"/>
-              </w:tabs>
-              <w:spacing/>
-              <w:ind/>
-              <w:jc w:val="both"/>
-              <w:rPr>
-                <w:rFonts w:eastAsiaTheme="majorEastAsia"/>
-                <w:color w:val="767171" w:themeColor="background2" w:themeShade="80"/>
-                <w:sz w:val="24"/>
-                <w:szCs w:val="24"/>
-              </w:rPr>
-            </w:pPr>
             <w:r>
               <w:rPr>
                 <w:rFonts w:eastAsiaTheme="majorEastAsia"/>
@@ -1427,41 +1752,6 @@
                 <w:szCs w:val="24"/>
               </w:rPr>
             </w:r>
-          </w:p>
-          <w:p>
-            <w:pPr>
-              <w:pBdr/>
-              <w:tabs>
-                <w:tab w:val="left" w:leader="none" w:pos="454"/>
-              </w:tabs>
-              <w:spacing/>
-              <w:ind/>
-              <w:jc w:val="both"/>
-              <w:rPr>
-                <w:rFonts w:eastAsiaTheme="majorEastAsia"/>
-                <w:color w:val="767171" w:themeColor="background2" w:themeShade="80"/>
-                <w:sz w:val="24"/>
-                <w:szCs w:val="24"/>
-              </w:rPr>
-            </w:pPr>
-            <w:r>
-              <w:rPr>
-                <w:rFonts w:eastAsiaTheme="majorEastAsia"/>
-                <w:color w:val="767171" w:themeColor="background2" w:themeShade="80"/>
-                <w:sz w:val="24"/>
-                <w:szCs w:val="24"/>
-              </w:rPr>
-              <w:t xml:space="preserve">Actualmente las que considero menos desarrolladas serian las de </w:t>
-            </w:r>
-            <w:r>
-              <w:rPr>
-                <w:rFonts w:eastAsiaTheme="majorEastAsia"/>
-                <w:color w:val="767171" w:themeColor="background2" w:themeShade="80"/>
-                <w:sz w:val="24"/>
-                <w:szCs w:val="24"/>
-              </w:rPr>
-              <w:t xml:space="preserve">calidad de software y los que tengo mas desarrollado seria el desarrollo de app moviles, web, bases de datos y mineria de datos</w:t>
-            </w:r>
             <w:r>
               <w:rPr>
                 <w:rFonts w:eastAsiaTheme="majorEastAsia"/>
@@ -1474,12 +1764,8 @@
           <w:p>
             <w:pPr>
               <w:pBdr/>
-              <w:tabs>
-                <w:tab w:val="left" w:leader="none" w:pos="454"/>
-              </w:tabs>
               <w:spacing/>
               <w:ind/>
-              <w:jc w:val="both"/>
               <w:rPr>
                 <w:rFonts w:eastAsiaTheme="majorEastAsia"/>
                 <w:color w:val="767171" w:themeColor="background2" w:themeShade="80"/>
@@ -1503,31 +1789,6 @@
                 <w:szCs w:val="24"/>
               </w:rPr>
             </w:r>
-          </w:p>
-          <w:p>
-            <w:pPr>
-              <w:pBdr/>
-              <w:tabs>
-                <w:tab w:val="left" w:leader="none" w:pos="454"/>
-              </w:tabs>
-              <w:spacing/>
-              <w:ind/>
-              <w:jc w:val="both"/>
-              <w:rPr>
-                <w:rFonts w:eastAsiaTheme="majorEastAsia"/>
-                <w:color w:val="767171" w:themeColor="background2" w:themeShade="80"/>
-                <w:sz w:val="24"/>
-                <w:szCs w:val="24"/>
-              </w:rPr>
-            </w:pPr>
-            <w:r>
-              <w:rPr>
-                <w:rFonts w:eastAsiaTheme="majorEastAsia"/>
-                <w:color w:val="767171" w:themeColor="background2" w:themeShade="80"/>
-                <w:sz w:val="24"/>
-                <w:szCs w:val="24"/>
-              </w:rPr>
-            </w:r>
             <w:r>
               <w:rPr>
                 <w:rFonts w:eastAsiaTheme="majorEastAsia"/>
@@ -1539,18 +1800,19 @@
           </w:p>
           <w:p>
             <w:pPr>
-              <w:pBdr/>
-              <w:tabs>
-                <w:tab w:val="left" w:leader="none" w:pos="454"/>
-              </w:tabs>
+              <w:pBdr>
+                <w:top w:val="none" w:color="000000" w:sz="4" w:space="0"/>
+                <w:left w:val="none" w:color="000000" w:sz="4" w:space="0"/>
+                <w:bottom w:val="none" w:color="000000" w:sz="4" w:space="0"/>
+                <w:right w:val="none" w:color="000000" w:sz="4" w:space="0"/>
+              </w:pBdr>
               <w:spacing/>
-              <w:ind/>
-              <w:jc w:val="both"/>
+              <w:ind w:firstLine="0" w:left="0"/>
               <w:rPr>
                 <w:rFonts w:eastAsiaTheme="majorEastAsia"/>
                 <w:color w:val="767171" w:themeColor="background2" w:themeShade="80"/>
-                <w:sz w:val="24"/>
                 <w:szCs w:val="24"/>
+                <w14:ligatures w14:val="none"/>
               </w:rPr>
             </w:pPr>
             <w:r>
@@ -1559,7 +1821,9 @@
                 <w:color w:val="767171" w:themeColor="background2" w:themeShade="80"/>
                 <w:sz w:val="24"/>
                 <w:szCs w:val="24"/>
+                <w:lang w:val="undefined"/>
               </w:rPr>
+              <w:t xml:space="preserve">Fortalezas:</w:t>
             </w:r>
             <w:r>
               <w:rPr>
@@ -1567,24 +1831,31 @@
                 <w:color w:val="767171" w:themeColor="background2" w:themeShade="80"/>
                 <w:sz w:val="24"/>
                 <w:szCs w:val="24"/>
+                <w:lang w:val="undefined"/>
+              </w:rPr>
+              <w:t xml:space="preserve"> Gestión ágil de proyectos (planificación y control iterativo), modelamiento e implementación de bases de datos relacionales/no relacionales, arquitectura y desarrollo backend, y pipelines de análisis de datos y machine learning.</w:t>
+            </w:r>
+            <w:r>
+              <w:rPr>
+                <w:rFonts w:eastAsiaTheme="majorEastAsia"/>
+                <w:color w:val="767171" w:themeColor="background2" w:themeShade="80"/>
+                <w:sz w:val="24"/>
+                <w:szCs w:val="24"/>
+                <w:lang w:val="undefined"/>
               </w:rPr>
             </w:r>
           </w:p>
           <w:p>
             <w:pPr>
-              <w:pBdr/>
-              <w:tabs>
-                <w:tab w:val="left" w:leader="none" w:pos="454"/>
-              </w:tabs>
+              <w:pBdr>
+                <w:top w:val="none" w:color="000000" w:sz="4" w:space="0"/>
+                <w:left w:val="none" w:color="000000" w:sz="4" w:space="0"/>
+                <w:bottom w:val="none" w:color="000000" w:sz="4" w:space="0"/>
+                <w:right w:val="none" w:color="000000" w:sz="4" w:space="0"/>
+              </w:pBdr>
               <w:spacing/>
-              <w:ind/>
-              <w:jc w:val="both"/>
-              <w:rPr>
-                <w:rFonts w:eastAsiaTheme="majorEastAsia"/>
-                <w:color w:val="767171" w:themeColor="background2" w:themeShade="80"/>
-                <w:sz w:val="24"/>
-                <w:szCs w:val="24"/>
-              </w:rPr>
+              <w:ind w:firstLine="0" w:left="0"/>
+              <w:rPr/>
             </w:pPr>
             <w:r>
               <w:rPr>
@@ -1592,7 +1863,9 @@
                 <w:color w:val="767171" w:themeColor="background2" w:themeShade="80"/>
                 <w:sz w:val="24"/>
                 <w:szCs w:val="24"/>
+                <w:lang w:val="undefined"/>
               </w:rPr>
+              <w:t xml:space="preserve">Aspectos a fortalecer:</w:t>
             </w:r>
             <w:r>
               <w:rPr>
@@ -1600,135 +1873,44 @@
                 <w:color w:val="767171" w:themeColor="background2" w:themeShade="80"/>
                 <w:sz w:val="24"/>
                 <w:szCs w:val="24"/>
+                <w:lang w:val="undefined"/>
               </w:rPr>
+              <w:t xml:space="preserve"> Aseguramiento de calidad de software (específicamente diseño y automatización de baterías de pruebas de validación, certificación de productos y análisis estático de código bajo estándares industriales continuos).</w:t>
             </w:r>
-          </w:p>
-          <w:p>
-            <w:pPr>
-              <w:pBdr/>
-              <w:tabs>
-                <w:tab w:val="left" w:leader="none" w:pos="454"/>
-              </w:tabs>
-              <w:spacing/>
-              <w:ind/>
-              <w:jc w:val="both"/>
-              <w:rPr>
-                <w:rFonts w:eastAsiaTheme="majorEastAsia"/>
-                <w:color w:val="767171" w:themeColor="background2" w:themeShade="80"/>
-                <w:sz w:val="24"/>
-                <w:szCs w:val="24"/>
-              </w:rPr>
-            </w:pPr>
             <w:r>
               <w:rPr>
-                <w:rFonts w:eastAsiaTheme="majorEastAsia"/>
-                <w:color w:val="767171" w:themeColor="background2" w:themeShade="80"/>
+                <w:rFonts w:ascii="Times New Roman" w:hAnsi="Times New Roman" w:eastAsia="Times New Roman" w:cs="Times New Roman"/>
+                <w:color w:val="000000"/>
                 <w:sz w:val="24"/>
-                <w:szCs w:val="24"/>
+              </w:rPr>
+              <w:t xml:space="preserve"> </w:t>
+            </w:r>
+            <w:r/>
+            <w:r>
+              <w:rPr>
+                <w:rFonts w:ascii="Calibri" w:hAnsi="Calibri"/>
+                <w:b/>
+                <w:bCs/>
               </w:rPr>
             </w:r>
             <w:r>
               <w:rPr>
-                <w:rFonts w:eastAsiaTheme="majorEastAsia"/>
-                <w:color w:val="767171" w:themeColor="background2" w:themeShade="80"/>
-                <w:sz w:val="24"/>
-                <w:szCs w:val="24"/>
-              </w:rPr>
-            </w:r>
-          </w:p>
-          <w:p>
-            <w:pPr>
-              <w:pBdr/>
-              <w:tabs>
-                <w:tab w:val="left" w:leader="none" w:pos="454"/>
-              </w:tabs>
-              <w:spacing/>
-              <w:ind/>
-              <w:jc w:val="both"/>
-              <w:rPr>
-                <w:rFonts w:eastAsiaTheme="majorEastAsia"/>
-                <w:color w:val="767171" w:themeColor="background2" w:themeShade="80"/>
-                <w:sz w:val="24"/>
-                <w:szCs w:val="24"/>
-              </w:rPr>
-            </w:pPr>
-            <w:r>
-              <w:rPr>
-                <w:rFonts w:eastAsiaTheme="majorEastAsia"/>
-                <w:color w:val="767171" w:themeColor="background2" w:themeShade="80"/>
-                <w:sz w:val="24"/>
-                <w:szCs w:val="24"/>
+                <w:rFonts w:ascii="Calibri" w:hAnsi="Calibri"/>
+                <w:b/>
+                <w:bCs/>
               </w:rPr>
             </w:r>
             <w:r>
               <w:rPr>
-                <w:rFonts w:eastAsiaTheme="majorEastAsia"/>
-                <w:color w:val="767171" w:themeColor="background2" w:themeShade="80"/>
-                <w:sz w:val="24"/>
-                <w:szCs w:val="24"/>
-              </w:rPr>
-            </w:r>
-          </w:p>
-          <w:p>
-            <w:pPr>
-              <w:pBdr/>
-              <w:tabs>
-                <w:tab w:val="left" w:leader="none" w:pos="454"/>
-              </w:tabs>
-              <w:spacing/>
-              <w:ind w:left="171"/>
-              <w:jc w:val="both"/>
-              <w:rPr>
-                <w:rFonts w:eastAsiaTheme="majorEastAsia"/>
-                <w:color w:val="767171" w:themeColor="background2" w:themeShade="80"/>
-                <w:sz w:val="24"/>
-                <w:szCs w:val="24"/>
-              </w:rPr>
-            </w:pPr>
-            <w:r>
-              <w:rPr>
-                <w:rFonts w:eastAsiaTheme="majorEastAsia"/>
-                <w:color w:val="767171" w:themeColor="background2" w:themeShade="80"/>
-                <w:sz w:val="24"/>
-                <w:szCs w:val="24"/>
+                <w:rFonts w:ascii="Calibri" w:hAnsi="Calibri"/>
+                <w:b/>
+                <w:bCs/>
               </w:rPr>
             </w:r>
             <w:r>
               <w:rPr>
-                <w:rFonts w:eastAsiaTheme="majorEastAsia"/>
-                <w:color w:val="767171" w:themeColor="background2" w:themeShade="80"/>
+                <w:rFonts w:ascii="Times New Roman" w:hAnsi="Times New Roman" w:eastAsia="Times New Roman" w:cs="Times New Roman"/>
                 <w:sz w:val="24"/>
-                <w:szCs w:val="24"/>
-              </w:rPr>
-            </w:r>
-          </w:p>
-          <w:p>
-            <w:pPr>
-              <w:pBdr/>
-              <w:spacing/>
-              <w:ind/>
-              <w:jc w:val="both"/>
-              <w:rPr>
-                <w:rFonts w:eastAsiaTheme="majorEastAsia"/>
-                <w:color w:val="767171" w:themeColor="background2" w:themeShade="80"/>
-                <w:sz w:val="24"/>
-                <w:szCs w:val="24"/>
-              </w:rPr>
-            </w:pPr>
-            <w:r>
-              <w:rPr>
-                <w:rFonts w:eastAsiaTheme="majorEastAsia"/>
-                <w:color w:val="767171" w:themeColor="background2" w:themeShade="80"/>
-                <w:sz w:val="24"/>
-                <w:szCs w:val="24"/>
-              </w:rPr>
-            </w:r>
-            <w:r>
-              <w:rPr>
-                <w:rFonts w:eastAsiaTheme="majorEastAsia"/>
-                <w:color w:val="767171" w:themeColor="background2" w:themeShade="80"/>
-                <w:sz w:val="24"/>
-                <w:szCs w:val="24"/>
               </w:rPr>
             </w:r>
           </w:p>
@@ -1744,6 +1926,13 @@
                 <w:bCs/>
               </w:rPr>
             </w:pPr>
+            <w:r>
+              <w:rPr>
+                <w:rFonts w:ascii="Calibri" w:hAnsi="Calibri"/>
+                <w:b/>
+                <w:bCs/>
+              </w:rPr>
+            </w:r>
             <w:r>
               <w:rPr>
                 <w:rFonts w:ascii="Calibri" w:hAnsi="Calibri"/>
@@ -1778,107 +1967,6 @@
                 <w:bCs/>
               </w:rPr>
             </w:r>
-            <w:r>
-              <w:rPr>
-                <w:rFonts w:ascii="Calibri" w:hAnsi="Calibri"/>
-                <w:b/>
-                <w:bCs/>
-              </w:rPr>
-            </w:r>
-          </w:p>
-          <w:p>
-            <w:pPr>
-              <w:pBdr/>
-              <w:spacing/>
-              <w:ind/>
-              <w:jc w:val="both"/>
-              <w:rPr>
-                <w:rFonts w:ascii="Calibri" w:hAnsi="Calibri"/>
-                <w:b/>
-                <w:bCs/>
-              </w:rPr>
-            </w:pPr>
-            <w:r>
-              <w:rPr>
-                <w:rFonts w:ascii="Calibri" w:hAnsi="Calibri"/>
-                <w:b/>
-                <w:bCs/>
-              </w:rPr>
-            </w:r>
-            <w:r>
-              <w:rPr>
-                <w:rFonts w:ascii="Calibri" w:hAnsi="Calibri"/>
-                <w:b/>
-                <w:bCs/>
-              </w:rPr>
-            </w:r>
-          </w:p>
-          <w:p>
-            <w:pPr>
-              <w:pBdr/>
-              <w:spacing/>
-              <w:ind/>
-              <w:jc w:val="both"/>
-              <w:rPr>
-                <w:rFonts w:ascii="Calibri" w:hAnsi="Calibri"/>
-                <w:b/>
-                <w:bCs/>
-              </w:rPr>
-            </w:pPr>
-            <w:r>
-              <w:rPr>
-                <w:rFonts w:ascii="Calibri" w:hAnsi="Calibri"/>
-                <w:b/>
-                <w:bCs/>
-              </w:rPr>
-            </w:r>
-            <w:r>
-              <w:rPr>
-                <w:rFonts w:ascii="Calibri" w:hAnsi="Calibri"/>
-                <w:b/>
-                <w:bCs/>
-              </w:rPr>
-            </w:r>
-          </w:p>
-          <w:p>
-            <w:pPr>
-              <w:pBdr/>
-              <w:spacing/>
-              <w:ind/>
-              <w:jc w:val="both"/>
-              <w:rPr>
-                <w:rFonts w:ascii="Calibri" w:hAnsi="Calibri"/>
-                <w:b/>
-                <w:bCs/>
-              </w:rPr>
-            </w:pPr>
-            <w:r>
-              <w:rPr>
-                <w:rFonts w:ascii="Calibri" w:hAnsi="Calibri"/>
-                <w:b/>
-                <w:bCs/>
-              </w:rPr>
-            </w:r>
-            <w:r>
-              <w:rPr>
-                <w:rFonts w:ascii="Calibri" w:hAnsi="Calibri"/>
-                <w:b/>
-                <w:bCs/>
-              </w:rPr>
-            </w:r>
-          </w:p>
-          <w:p>
-            <w:pPr>
-              <w:pBdr/>
-              <w:spacing/>
-              <w:ind/>
-              <w:jc w:val="both"/>
-              <w:rPr>
-                <w:rFonts w:ascii="Calibri" w:hAnsi="Calibri"/>
-                <w:b/>
-                <w:bCs/>
-              </w:rPr>
-            </w:pPr>
             <w:r>
               <w:rPr>
                 <w:rFonts w:ascii="Calibri" w:hAnsi="Calibri"/>
@@ -1923,70 +2011,18 @@
                 <w:color w:val="1f4e79" w:themeColor="accent1" w:themeShade="80"/>
               </w:rPr>
             </w:r>
+            <w:r>
+              <w:rPr>
+                <w:rFonts w:ascii="Calibri" w:hAnsi="Calibri"/>
+                <w:b/>
+                <w:bCs/>
+                <w:color w:val="1f4e79" w:themeColor="accent1" w:themeShade="80"/>
+              </w:rPr>
+            </w:r>
           </w:p>
         </w:tc>
       </w:tr>
     </w:tbl>
-    <w:p>
-      <w:pPr>
-        <w:pBdr/>
-        <w:spacing w:after="0" w:line="360" w:lineRule="auto"/>
-        <w:ind/>
-        <w:jc w:val="both"/>
-        <w:rPr>
-          <w:color w:val="595959" w:themeColor="text1" w:themeTint="A6"/>
-          <w:sz w:val="24"/>
-          <w:szCs w:val="24"/>
-          <w:lang w:eastAsia="ja-JP"/>
-        </w:rPr>
-      </w:pPr>
-      <w:r>
-        <w:rPr>
-          <w:color w:val="595959" w:themeColor="text1" w:themeTint="A6"/>
-          <w:sz w:val="24"/>
-          <w:szCs w:val="24"/>
-          <w:lang w:eastAsia="ja-JP"/>
-        </w:rPr>
-      </w:r>
-      <w:r>
-        <w:rPr>
-          <w:color w:val="595959" w:themeColor="text1" w:themeTint="A6"/>
-          <w:sz w:val="24"/>
-          <w:szCs w:val="24"/>
-          <w:lang w:eastAsia="ja-JP"/>
-        </w:rPr>
-      </w:r>
-    </w:p>
-    <w:p>
-      <w:pPr>
-        <w:pBdr/>
-        <w:spacing/>
-        <w:ind/>
-        <w:rPr/>
-      </w:pPr>
-      <w:r/>
-      <w:r/>
-    </w:p>
-    <w:p>
-      <w:pPr>
-        <w:pBdr/>
-        <w:spacing/>
-        <w:ind/>
-        <w:rPr/>
-      </w:pPr>
-      <w:r/>
-      <w:r/>
-    </w:p>
-    <w:p>
-      <w:pPr>
-        <w:pBdr/>
-        <w:spacing/>
-        <w:ind/>
-        <w:rPr/>
-      </w:pPr>
-      <w:r/>
-      <w:r/>
-    </w:p>
     <w:p>
       <w:pPr>
         <w:pBdr/>
@@ -2008,238 +2044,6 @@
           <w:szCs w:val="24"/>
         </w:rPr>
       </w:r>
-      <w:r>
-        <w:rPr>
-          <w:b/>
-          <w:bCs/>
-          <w:sz w:val="24"/>
-          <w:szCs w:val="24"/>
-        </w:rPr>
-      </w:r>
-    </w:p>
-    <w:p>
-      <w:pPr>
-        <w:pBdr/>
-        <w:spacing w:after="0" w:line="360" w:lineRule="auto"/>
-        <w:ind/>
-        <w:jc w:val="both"/>
-        <w:rPr>
-          <w:b/>
-          <w:bCs/>
-          <w:sz w:val="24"/>
-          <w:szCs w:val="24"/>
-        </w:rPr>
-      </w:pPr>
-      <w:r>
-        <w:rPr>
-          <w:b/>
-          <w:bCs/>
-          <w:sz w:val="24"/>
-          <w:szCs w:val="24"/>
-        </w:rPr>
-      </w:r>
-      <w:r>
-        <w:rPr>
-          <w:b/>
-          <w:bCs/>
-          <w:sz w:val="24"/>
-          <w:szCs w:val="24"/>
-        </w:rPr>
-      </w:r>
-    </w:p>
-    <w:p>
-      <w:pPr>
-        <w:pBdr/>
-        <w:spacing w:after="0" w:line="360" w:lineRule="auto"/>
-        <w:ind/>
-        <w:jc w:val="both"/>
-        <w:rPr>
-          <w:b/>
-          <w:bCs/>
-          <w:sz w:val="24"/>
-          <w:szCs w:val="24"/>
-        </w:rPr>
-      </w:pPr>
-      <w:r>
-        <w:rPr>
-          <w:b/>
-          <w:bCs/>
-          <w:sz w:val="24"/>
-          <w:szCs w:val="24"/>
-        </w:rPr>
-      </w:r>
-      <w:r>
-        <w:rPr>
-          <w:b/>
-          <w:bCs/>
-          <w:sz w:val="24"/>
-          <w:szCs w:val="24"/>
-        </w:rPr>
-      </w:r>
-    </w:p>
-    <w:p>
-      <w:pPr>
-        <w:pBdr/>
-        <w:spacing w:after="0" w:line="360" w:lineRule="auto"/>
-        <w:ind/>
-        <w:jc w:val="both"/>
-        <w:rPr>
-          <w:b/>
-          <w:bCs/>
-          <w:sz w:val="24"/>
-          <w:szCs w:val="24"/>
-        </w:rPr>
-      </w:pPr>
-      <w:r>
-        <w:rPr>
-          <w:b/>
-          <w:bCs/>
-          <w:sz w:val="24"/>
-          <w:szCs w:val="24"/>
-        </w:rPr>
-      </w:r>
-      <w:r>
-        <w:rPr>
-          <w:b/>
-          <w:bCs/>
-          <w:sz w:val="24"/>
-          <w:szCs w:val="24"/>
-        </w:rPr>
-      </w:r>
-    </w:p>
-    <w:p>
-      <w:pPr>
-        <w:pBdr/>
-        <w:spacing w:after="0" w:line="360" w:lineRule="auto"/>
-        <w:ind/>
-        <w:jc w:val="both"/>
-        <w:rPr>
-          <w:b/>
-          <w:bCs/>
-          <w:sz w:val="24"/>
-          <w:szCs w:val="24"/>
-        </w:rPr>
-      </w:pPr>
-      <w:r>
-        <w:rPr>
-          <w:b/>
-          <w:bCs/>
-          <w:sz w:val="24"/>
-          <w:szCs w:val="24"/>
-        </w:rPr>
-      </w:r>
-      <w:r>
-        <w:rPr>
-          <w:b/>
-          <w:bCs/>
-          <w:sz w:val="24"/>
-          <w:szCs w:val="24"/>
-        </w:rPr>
-      </w:r>
-    </w:p>
-    <w:p>
-      <w:pPr>
-        <w:pBdr/>
-        <w:spacing w:after="0" w:line="360" w:lineRule="auto"/>
-        <w:ind/>
-        <w:jc w:val="both"/>
-        <w:rPr>
-          <w:b/>
-          <w:bCs/>
-          <w:sz w:val="24"/>
-          <w:szCs w:val="24"/>
-        </w:rPr>
-      </w:pPr>
-      <w:r>
-        <w:rPr>
-          <w:b/>
-          <w:bCs/>
-          <w:sz w:val="24"/>
-          <w:szCs w:val="24"/>
-        </w:rPr>
-      </w:r>
-      <w:r>
-        <w:rPr>
-          <w:b/>
-          <w:bCs/>
-          <w:sz w:val="24"/>
-          <w:szCs w:val="24"/>
-        </w:rPr>
-      </w:r>
-    </w:p>
-    <w:p>
-      <w:pPr>
-        <w:pBdr/>
-        <w:spacing w:after="0" w:line="360" w:lineRule="auto"/>
-        <w:ind/>
-        <w:jc w:val="both"/>
-        <w:rPr>
-          <w:b/>
-          <w:bCs/>
-          <w:sz w:val="24"/>
-          <w:szCs w:val="24"/>
-        </w:rPr>
-      </w:pPr>
-      <w:r>
-        <w:rPr>
-          <w:b/>
-          <w:bCs/>
-          <w:sz w:val="24"/>
-          <w:szCs w:val="24"/>
-        </w:rPr>
-      </w:r>
-      <w:r>
-        <w:rPr>
-          <w:b/>
-          <w:bCs/>
-          <w:sz w:val="24"/>
-          <w:szCs w:val="24"/>
-        </w:rPr>
-      </w:r>
-    </w:p>
-    <w:p>
-      <w:pPr>
-        <w:pBdr/>
-        <w:spacing w:after="0" w:line="360" w:lineRule="auto"/>
-        <w:ind/>
-        <w:jc w:val="both"/>
-        <w:rPr>
-          <w:b/>
-          <w:bCs/>
-          <w:sz w:val="24"/>
-          <w:szCs w:val="24"/>
-        </w:rPr>
-      </w:pPr>
-      <w:r>
-        <w:rPr>
-          <w:b/>
-          <w:bCs/>
-          <w:sz w:val="24"/>
-          <w:szCs w:val="24"/>
-        </w:rPr>
-      </w:r>
-      <w:r>
-        <w:rPr>
-          <w:b/>
-          <w:bCs/>
-          <w:sz w:val="24"/>
-          <w:szCs w:val="24"/>
-        </w:rPr>
-      </w:r>
-    </w:p>
-    <w:p>
-      <w:pPr>
-        <w:pBdr/>
-        <w:spacing w:after="0" w:line="360" w:lineRule="auto"/>
-        <w:ind/>
-        <w:jc w:val="both"/>
-        <w:rPr>
-          <w:b/>
-          <w:bCs/>
-          <w:sz w:val="24"/>
-          <w:szCs w:val="24"/>
-        </w:rPr>
-      </w:pPr>
       <w:r>
         <w:rPr>
           <w:b/>
@@ -2259,7 +2063,7 @@
     </w:p>
     <w:tbl>
       <w:tblPr>
-        <w:tblStyle w:val="980"/>
+        <w:tblStyle w:val="1157"/>
         <w:tblW w:w="0" w:type="auto"/>
         <w:tblBorders>
           <w:top w:val="single" w:color="bfbfbf" w:themeColor="background1" w:themeShade="BF" w:sz="4" w:space="0"/>
@@ -2304,6 +2108,14 @@
                 <w:szCs w:val="24"/>
               </w:rPr>
               <w:t xml:space="preserve">3. A partir de las respuestas anteriores y el perfil de egreso de tu carrera (competencias), responde las siguientes preguntas:</w:t>
+            </w:r>
+            <w:r>
+              <w:rPr>
+                <w:rFonts w:eastAsiaTheme="majorEastAsia"/>
+                <w:color w:val="767171" w:themeColor="background2" w:themeShade="80"/>
+                <w:sz w:val="24"/>
+                <w:szCs w:val="24"/>
+              </w:rPr>
             </w:r>
             <w:r>
               <w:rPr>
@@ -2355,10 +2167,18 @@
                 <w:szCs w:val="24"/>
               </w:rPr>
             </w:r>
+            <w:r>
+              <w:rPr>
+                <w:rFonts w:eastAsiaTheme="majorEastAsia"/>
+                <w:color w:val="767171" w:themeColor="background2" w:themeShade="80"/>
+                <w:sz w:val="24"/>
+                <w:szCs w:val="24"/>
+              </w:rPr>
+            </w:r>
           </w:p>
           <w:p>
             <w:pPr>
-              <w:pStyle w:val="986"/>
+              <w:pStyle w:val="1163"/>
               <w:numPr>
                 <w:ilvl w:val="0"/>
                 <w:numId w:val="12"/>
@@ -2384,6 +2204,379 @@
                 <w:szCs w:val="24"/>
               </w:rPr>
               <w:t xml:space="preserve">¿Cuáles son tus principales intereses profesionales? ¿Hay alguna área de desempeño que te interese más?</w:t>
+            </w:r>
+            <w:r>
+              <w:rPr>
+                <w:rFonts w:eastAsiaTheme="majorEastAsia"/>
+                <w:color w:val="767171" w:themeColor="background2" w:themeShade="80"/>
+                <w:sz w:val="24"/>
+                <w:szCs w:val="24"/>
+              </w:rPr>
+            </w:r>
+            <w:r>
+              <w:rPr>
+                <w:rFonts w:eastAsiaTheme="majorEastAsia"/>
+                <w:color w:val="767171" w:themeColor="background2" w:themeShade="80"/>
+                <w:sz w:val="24"/>
+                <w:szCs w:val="24"/>
+              </w:rPr>
+            </w:r>
+          </w:p>
+          <w:p>
+            <w:pPr>
+              <w:pBdr/>
+              <w:tabs>
+                <w:tab w:val="left" w:leader="none" w:pos="454"/>
+              </w:tabs>
+              <w:spacing/>
+              <w:ind/>
+              <w:jc w:val="both"/>
+              <w:rPr>
+                <w:rFonts w:eastAsiaTheme="majorEastAsia"/>
+                <w:color w:val="767171" w:themeColor="background2" w:themeShade="80"/>
+                <w:sz w:val="24"/>
+                <w:szCs w:val="24"/>
+              </w:rPr>
+            </w:pPr>
+            <w:r>
+              <w:rPr>
+                <w:rFonts w:eastAsiaTheme="majorEastAsia"/>
+                <w:color w:val="767171" w:themeColor="background2" w:themeShade="80"/>
+                <w:sz w:val="24"/>
+                <w:szCs w:val="24"/>
+              </w:rPr>
+            </w:r>
+            <w:r>
+              <w:rPr>
+                <w:rFonts w:eastAsiaTheme="majorEastAsia"/>
+                <w:color w:val="767171" w:themeColor="background2" w:themeShade="80"/>
+                <w:sz w:val="24"/>
+                <w:szCs w:val="24"/>
+              </w:rPr>
+            </w:r>
+            <w:r>
+              <w:rPr>
+                <w:rFonts w:eastAsiaTheme="majorEastAsia"/>
+                <w:color w:val="767171" w:themeColor="background2" w:themeShade="80"/>
+                <w:sz w:val="24"/>
+                <w:szCs w:val="24"/>
+              </w:rPr>
+            </w:r>
+          </w:p>
+          <w:p>
+            <w:pPr>
+              <w:pBdr/>
+              <w:tabs>
+                <w:tab w:val="left" w:leader="none" w:pos="454"/>
+              </w:tabs>
+              <w:spacing/>
+              <w:ind/>
+              <w:jc w:val="both"/>
+              <w:rPr>
+                <w:rFonts w:eastAsiaTheme="majorEastAsia"/>
+                <w:b/>
+                <w:bCs/>
+                <w:color w:val="767171" w:themeColor="background2" w:themeShade="80"/>
+                <w:sz w:val="24"/>
+                <w:szCs w:val="24"/>
+                <w14:ligatures w14:val="none"/>
+              </w:rPr>
+            </w:pPr>
+            <w:r>
+              <w:rPr>
+                <w:rFonts w:eastAsiaTheme="majorEastAsia"/>
+                <w:b/>
+                <w:bCs/>
+                <w:color w:val="767171" w:themeColor="background2" w:themeShade="80"/>
+                <w:sz w:val="24"/>
+                <w:szCs w:val="24"/>
+                <w:lang w:val="undefined" w:bidi="undefined"/>
+              </w:rPr>
+            </w:r>
+            <w:r>
+              <w:rPr>
+                <w:rFonts w:eastAsiaTheme="majorEastAsia"/>
+                <w:b/>
+                <w:bCs/>
+                <w:color w:val="767171" w:themeColor="background2" w:themeShade="80"/>
+                <w:sz w:val="24"/>
+                <w:szCs w:val="24"/>
+                <w:lang w:val="undefined"/>
+              </w:rPr>
+              <w:t xml:space="preserve">Arquitectura backend, ingeniería y ciencia de datos, machine learning aplicado y ciberseguridad industrial/SCADA y de infraestructura en la nube.</w:t>
+            </w:r>
+            <w:r>
+              <w:rPr>
+                <w:rFonts w:eastAsiaTheme="majorEastAsia"/>
+                <w:b/>
+                <w:bCs/>
+                <w:color w:val="767171" w:themeColor="background2" w:themeShade="80"/>
+                <w:sz w:val="24"/>
+                <w:szCs w:val="24"/>
+                <w:lang w:val="undefined" w:bidi="undefined"/>
+              </w:rPr>
+            </w:r>
+            <w:r>
+              <w:rPr>
+                <w:rFonts w:eastAsiaTheme="majorEastAsia"/>
+                <w:b/>
+                <w:bCs/>
+                <w:color w:val="767171" w:themeColor="background2" w:themeShade="80"/>
+                <w:sz w:val="24"/>
+                <w:szCs w:val="24"/>
+                <w:lang w:val="undefined"/>
+              </w:rPr>
+            </w:r>
+            <w:r>
+              <w:rPr>
+                <w:rFonts w:eastAsiaTheme="majorEastAsia"/>
+                <w:color w:val="767171" w:themeColor="background2" w:themeShade="80"/>
+                <w:sz w:val="24"/>
+                <w:szCs w:val="24"/>
+              </w:rPr>
+            </w:r>
+            <w:r>
+              <w:rPr>
+                <w:rFonts w:eastAsiaTheme="majorEastAsia"/>
+                <w:color w:val="767171" w:themeColor="background2" w:themeShade="80"/>
+                <w:sz w:val="24"/>
+                <w:szCs w:val="24"/>
+              </w:rPr>
+            </w:r>
+            <w:r>
+              <w:rPr>
+                <w:rFonts w:eastAsiaTheme="majorEastAsia"/>
+                <w:color w:val="767171" w:themeColor="background2" w:themeShade="80"/>
+                <w:sz w:val="24"/>
+                <w:szCs w:val="24"/>
+              </w:rPr>
+            </w:r>
+            <w:r>
+              <w:rPr>
+                <w:rFonts w:eastAsiaTheme="majorEastAsia"/>
+                <w:b/>
+                <w:bCs/>
+                <w:color w:val="767171" w:themeColor="background2" w:themeShade="80"/>
+                <w:sz w:val="24"/>
+                <w:szCs w:val="24"/>
+              </w:rPr>
+            </w:r>
+          </w:p>
+          <w:p>
+            <w:pPr>
+              <w:pBdr/>
+              <w:tabs>
+                <w:tab w:val="left" w:leader="none" w:pos="454"/>
+              </w:tabs>
+              <w:spacing/>
+              <w:ind/>
+              <w:jc w:val="both"/>
+              <w:rPr>
+                <w:rFonts w:eastAsiaTheme="majorEastAsia"/>
+                <w:color w:val="767171" w:themeColor="background2" w:themeShade="80"/>
+                <w:sz w:val="24"/>
+                <w:szCs w:val="24"/>
+              </w:rPr>
+            </w:pPr>
+            <w:r>
+              <w:rPr>
+                <w:rFonts w:eastAsiaTheme="majorEastAsia"/>
+                <w:color w:val="767171" w:themeColor="background2" w:themeShade="80"/>
+                <w:sz w:val="24"/>
+                <w:szCs w:val="24"/>
+              </w:rPr>
+            </w:r>
+            <w:r>
+              <w:rPr>
+                <w:rFonts w:eastAsiaTheme="majorEastAsia"/>
+                <w:color w:val="767171" w:themeColor="background2" w:themeShade="80"/>
+                <w:sz w:val="24"/>
+                <w:szCs w:val="24"/>
+              </w:rPr>
+            </w:r>
+            <w:r>
+              <w:rPr>
+                <w:rFonts w:eastAsiaTheme="majorEastAsia"/>
+                <w:color w:val="767171" w:themeColor="background2" w:themeShade="80"/>
+                <w:sz w:val="24"/>
+                <w:szCs w:val="24"/>
+              </w:rPr>
+            </w:r>
+          </w:p>
+          <w:p>
+            <w:pPr>
+              <w:pStyle w:val="1163"/>
+              <w:numPr>
+                <w:ilvl w:val="0"/>
+                <w:numId w:val="12"/>
+              </w:numPr>
+              <w:pBdr/>
+              <w:tabs>
+                <w:tab w:val="left" w:leader="none" w:pos="454"/>
+              </w:tabs>
+              <w:spacing/>
+              <w:ind w:hanging="283" w:left="454"/>
+              <w:jc w:val="both"/>
+              <w:rPr>
+                <w:rFonts w:eastAsiaTheme="majorEastAsia"/>
+                <w:color w:val="767171" w:themeColor="background2" w:themeShade="80"/>
+                <w:sz w:val="24"/>
+                <w:szCs w:val="24"/>
+              </w:rPr>
+            </w:pPr>
+            <w:r>
+              <w:rPr>
+                <w:rFonts w:eastAsiaTheme="majorEastAsia"/>
+                <w:sz w:val="24"/>
+                <w:szCs w:val="24"/>
+              </w:rPr>
+              <w:t xml:space="preserve">¿Cuáles son las principales competencias que se relacionan con tus intereses profesionales? ¿Hay alguna de ellas que sientas que requieres especialmente fortalecer?</w:t>
+            </w:r>
+            <w:r>
+              <w:rPr>
+                <w:rFonts w:eastAsiaTheme="majorEastAsia"/>
+                <w:color w:val="767171" w:themeColor="background2" w:themeShade="80"/>
+                <w:sz w:val="24"/>
+                <w:szCs w:val="24"/>
+              </w:rPr>
+            </w:r>
+            <w:r>
+              <w:rPr>
+                <w:rFonts w:eastAsiaTheme="majorEastAsia"/>
+                <w:color w:val="767171" w:themeColor="background2" w:themeShade="80"/>
+                <w:sz w:val="24"/>
+                <w:szCs w:val="24"/>
+              </w:rPr>
+            </w:r>
+          </w:p>
+          <w:p>
+            <w:pPr>
+              <w:pBdr/>
+              <w:tabs>
+                <w:tab w:val="left" w:leader="none" w:pos="454"/>
+              </w:tabs>
+              <w:spacing/>
+              <w:ind/>
+              <w:jc w:val="both"/>
+              <w:rPr>
+                <w:rFonts w:eastAsiaTheme="majorEastAsia"/>
+                <w:color w:val="767171" w:themeColor="background2" w:themeShade="80"/>
+                <w:sz w:val="24"/>
+                <w:szCs w:val="24"/>
+              </w:rPr>
+            </w:pPr>
+            <w:r>
+              <w:rPr>
+                <w:rFonts w:eastAsiaTheme="majorEastAsia"/>
+                <w:color w:val="767171" w:themeColor="background2" w:themeShade="80"/>
+                <w:sz w:val="24"/>
+                <w:szCs w:val="24"/>
+              </w:rPr>
+            </w:r>
+            <w:r>
+              <w:rPr>
+                <w:rFonts w:eastAsiaTheme="majorEastAsia"/>
+                <w:color w:val="767171" w:themeColor="background2" w:themeShade="80"/>
+                <w:sz w:val="24"/>
+                <w:szCs w:val="24"/>
+              </w:rPr>
+            </w:r>
+            <w:r>
+              <w:rPr>
+                <w:rFonts w:eastAsiaTheme="majorEastAsia"/>
+                <w:color w:val="767171" w:themeColor="background2" w:themeShade="80"/>
+                <w:sz w:val="24"/>
+                <w:szCs w:val="24"/>
+              </w:rPr>
+            </w:r>
+          </w:p>
+          <w:p>
+            <w:pPr>
+              <w:pBdr/>
+              <w:tabs>
+                <w:tab w:val="left" w:leader="none" w:pos="454"/>
+              </w:tabs>
+              <w:spacing/>
+              <w:ind/>
+              <w:jc w:val="both"/>
+              <w:rPr>
+                <w:rFonts w:eastAsiaTheme="majorEastAsia"/>
+                <w:color w:val="767171" w:themeColor="background2" w:themeShade="80"/>
+                <w:sz w:val="24"/>
+                <w:szCs w:val="24"/>
+                <w14:ligatures w14:val="none"/>
+              </w:rPr>
+            </w:pPr>
+            <w:r>
+              <w:rPr>
+                <w:rFonts w:eastAsiaTheme="majorEastAsia"/>
+                <w:color w:val="767171" w:themeColor="background2" w:themeShade="80"/>
+                <w:sz w:val="24"/>
+                <w:szCs w:val="24"/>
+                <w:lang w:val="undefined"/>
+              </w:rPr>
+              <w:t xml:space="preserve">Construcción de modelos de datos escalables, integración continua e implantación de software en entornos productivos. Requiere fortalecimiento la competencia de certificación y calidad de software, asegurando que los despliegues cumplan con buenas práctica</w:t>
+            </w:r>
+            <w:r>
+              <w:rPr>
+                <w:rFonts w:eastAsiaTheme="majorEastAsia"/>
+                <w:color w:val="767171" w:themeColor="background2" w:themeShade="80"/>
+                <w:sz w:val="24"/>
+                <w:szCs w:val="24"/>
+                <w:lang w:val="undefined"/>
+              </w:rPr>
+              <w:t xml:space="preserve">s y pruebas rigurosas de rendimiento y seguridad</w:t>
+            </w:r>
+            <w:r>
+              <w:rPr>
+                <w:rFonts w:eastAsiaTheme="majorEastAsia"/>
+                <w:color w:val="767171" w:themeColor="background2" w:themeShade="80"/>
+                <w:sz w:val="24"/>
+                <w:szCs w:val="24"/>
+                <w:lang w:val="undefined" w:bidi="undefined"/>
+              </w:rPr>
+            </w:r>
+            <w:r>
+              <w:rPr>
+                <w:rFonts w:eastAsiaTheme="majorEastAsia"/>
+                <w:color w:val="767171" w:themeColor="background2" w:themeShade="80"/>
+                <w:sz w:val="24"/>
+                <w:szCs w:val="24"/>
+                <w:lang w:val="undefined"/>
+              </w:rPr>
+            </w:r>
+          </w:p>
+          <w:p>
+            <w:pPr>
+              <w:pBdr/>
+              <w:tabs>
+                <w:tab w:val="left" w:leader="none" w:pos="454"/>
+              </w:tabs>
+              <w:spacing/>
+              <w:ind/>
+              <w:jc w:val="both"/>
+              <w:rPr>
+                <w:rFonts w:eastAsiaTheme="majorEastAsia"/>
+                <w:color w:val="767171" w:themeColor="background2" w:themeShade="80"/>
+                <w:sz w:val="24"/>
+                <w:szCs w:val="24"/>
+              </w:rPr>
+            </w:pPr>
+            <w:r>
+              <w:rPr>
+                <w:rFonts w:eastAsiaTheme="majorEastAsia"/>
+                <w:color w:val="767171" w:themeColor="background2" w:themeShade="80"/>
+                <w:sz w:val="24"/>
+                <w:szCs w:val="24"/>
+              </w:rPr>
+            </w:r>
+            <w:r>
+              <w:rPr>
+                <w:rFonts w:eastAsiaTheme="majorEastAsia"/>
+                <w:color w:val="767171" w:themeColor="background2" w:themeShade="80"/>
+                <w:sz w:val="24"/>
+                <w:szCs w:val="24"/>
+              </w:rPr>
             </w:r>
             <w:r>
               <w:rPr>
@@ -2458,33 +2651,7 @@
                 <w:sz w:val="24"/>
                 <w:szCs w:val="24"/>
               </w:rPr>
-              <w:t xml:space="preserve">Las areas que mas meinteresan son las de mineria de datos y la des de desarrollo </w:t>
             </w:r>
-            <w:r>
-              <w:rPr>
-                <w:rFonts w:eastAsiaTheme="majorEastAsia"/>
-                <w:color w:val="767171" w:themeColor="background2" w:themeShade="80"/>
-                <w:sz w:val="24"/>
-                <w:szCs w:val="24"/>
-              </w:rPr>
-            </w:r>
-          </w:p>
-          <w:p>
-            <w:pPr>
-              <w:pBdr/>
-              <w:tabs>
-                <w:tab w:val="left" w:leader="none" w:pos="454"/>
-              </w:tabs>
-              <w:spacing/>
-              <w:ind/>
-              <w:jc w:val="both"/>
-              <w:rPr>
-                <w:rFonts w:eastAsiaTheme="majorEastAsia"/>
-                <w:color w:val="767171" w:themeColor="background2" w:themeShade="80"/>
-                <w:sz w:val="24"/>
-                <w:szCs w:val="24"/>
-              </w:rPr>
-            </w:pPr>
             <w:r>
               <w:rPr>
                 <w:rFonts w:eastAsiaTheme="majorEastAsia"/>
@@ -2534,6 +2701,14 @@
                 <w:szCs w:val="24"/>
               </w:rPr>
             </w:r>
+            <w:r>
+              <w:rPr>
+                <w:rFonts w:eastAsiaTheme="majorEastAsia"/>
+                <w:color w:val="767171" w:themeColor="background2" w:themeShade="80"/>
+                <w:sz w:val="24"/>
+                <w:szCs w:val="24"/>
+              </w:rPr>
+            </w:r>
           </w:p>
           <w:p>
             <w:pPr>
@@ -2551,6 +2726,14 @@
                 <w:szCs w:val="24"/>
               </w:rPr>
             </w:pPr>
+            <w:r>
+              <w:rPr>
+                <w:rFonts w:eastAsiaTheme="majorEastAsia"/>
+                <w:color w:val="767171" w:themeColor="background2" w:themeShade="80"/>
+                <w:sz w:val="24"/>
+                <w:szCs w:val="24"/>
+              </w:rPr>
+            </w:r>
             <w:r>
               <w:rPr>
                 <w:rFonts w:eastAsiaTheme="majorEastAsia"/>
@@ -2600,15 +2783,28 @@
                 <w:szCs w:val="24"/>
               </w:rPr>
             </w:r>
+            <w:r>
+              <w:rPr>
+                <w:rFonts w:eastAsiaTheme="majorEastAsia"/>
+                <w:color w:val="767171" w:themeColor="background2" w:themeShade="80"/>
+                <w:sz w:val="24"/>
+                <w:szCs w:val="24"/>
+              </w:rPr>
+            </w:r>
           </w:p>
           <w:p>
             <w:pPr>
+              <w:pStyle w:val="1163"/>
+              <w:numPr>
+                <w:ilvl w:val="0"/>
+                <w:numId w:val="12"/>
+              </w:numPr>
               <w:pBdr/>
               <w:tabs>
                 <w:tab w:val="left" w:leader="none" w:pos="454"/>
               </w:tabs>
               <w:spacing/>
-              <w:ind/>
+              <w:ind w:hanging="283" w:left="454"/>
               <w:jc w:val="both"/>
               <w:rPr>
                 <w:rFonts w:eastAsiaTheme="majorEastAsia"/>
@@ -2617,6 +2813,14 @@
                 <w:szCs w:val="24"/>
               </w:rPr>
             </w:pPr>
+            <w:r>
+              <w:rPr>
+                <w:rFonts w:eastAsiaTheme="majorEastAsia"/>
+                <w:sz w:val="24"/>
+                <w:szCs w:val="24"/>
+              </w:rPr>
+              <w:t xml:space="preserve">¿Cómo te gustaría que fuera tu escenario laboral en 5 años más? ¿Qué te gustaría estar haciendo?</w:t>
+            </w:r>
             <w:r>
               <w:rPr>
                 <w:rFonts w:eastAsiaTheme="majorEastAsia"/>
@@ -2666,20 +2870,23 @@
                 <w:szCs w:val="24"/>
               </w:rPr>
             </w:r>
+            <w:r>
+              <w:rPr>
+                <w:rFonts w:eastAsiaTheme="majorEastAsia"/>
+                <w:color w:val="767171" w:themeColor="background2" w:themeShade="80"/>
+                <w:sz w:val="24"/>
+                <w:szCs w:val="24"/>
+              </w:rPr>
+            </w:r>
           </w:p>
           <w:p>
             <w:pPr>
-              <w:pStyle w:val="986"/>
-              <w:numPr>
-                <w:ilvl w:val="0"/>
-                <w:numId w:val="12"/>
-              </w:numPr>
               <w:pBdr/>
               <w:tabs>
                 <w:tab w:val="left" w:leader="none" w:pos="454"/>
               </w:tabs>
               <w:spacing/>
-              <w:ind w:hanging="283" w:left="454"/>
+              <w:ind/>
               <w:jc w:val="both"/>
               <w:rPr>
                 <w:rFonts w:eastAsiaTheme="majorEastAsia"/>
@@ -2691,10 +2898,12 @@
             <w:r>
               <w:rPr>
                 <w:rFonts w:eastAsiaTheme="majorEastAsia"/>
+                <w:color w:val="767171" w:themeColor="background2" w:themeShade="80"/>
                 <w:sz w:val="24"/>
                 <w:szCs w:val="24"/>
+                <w:lang w:val="es-MX"/>
               </w:rPr>
-              <w:t xml:space="preserve">¿Cuáles son las principales competencias que se relacionan con tus intereses profesionales? ¿Hay alguna de ellas que sientas que requieres especialmente fortalecer?</w:t>
+              <w:t xml:space="preserve">Me encantaria estar generando proyectos y soluciones en una empresa no siemrpe hacer codigo ya que me ffacilita y me he especializado en la formacion de proyectos analisis de vulnerabilidaees en empresa y levantamiento completos aplicando metodologias scrum</w:t>
             </w:r>
             <w:r>
               <w:rPr>
@@ -2729,368 +2938,6 @@
                 <w:szCs w:val="24"/>
               </w:rPr>
             </w:r>
-            <w:r>
-              <w:rPr>
-                <w:rFonts w:eastAsiaTheme="majorEastAsia"/>
-                <w:color w:val="767171" w:themeColor="background2" w:themeShade="80"/>
-                <w:sz w:val="24"/>
-                <w:szCs w:val="24"/>
-              </w:rPr>
-            </w:r>
-          </w:p>
-          <w:p>
-            <w:pPr>
-              <w:pBdr/>
-              <w:tabs>
-                <w:tab w:val="left" w:leader="none" w:pos="454"/>
-              </w:tabs>
-              <w:spacing/>
-              <w:ind/>
-              <w:jc w:val="both"/>
-              <w:rPr>
-                <w:rFonts w:eastAsiaTheme="majorEastAsia"/>
-                <w:color w:val="767171" w:themeColor="background2" w:themeShade="80"/>
-                <w:sz w:val="24"/>
-                <w:szCs w:val="24"/>
-              </w:rPr>
-            </w:pPr>
-            <w:r>
-              <w:rPr>
-                <w:rFonts w:eastAsiaTheme="majorEastAsia"/>
-                <w:color w:val="767171" w:themeColor="background2" w:themeShade="80"/>
-                <w:sz w:val="24"/>
-                <w:szCs w:val="24"/>
-              </w:rPr>
-              <w:t xml:space="preserve">Desde mi punto de vista, requiero fortalecer mineria de datos, debido a que siento que me faltan conocimientos del area</w:t>
-            </w:r>
-            <w:r>
-              <w:rPr>
-                <w:rFonts w:eastAsiaTheme="majorEastAsia"/>
-                <w:color w:val="767171" w:themeColor="background2" w:themeShade="80"/>
-                <w:sz w:val="24"/>
-                <w:szCs w:val="24"/>
-              </w:rPr>
-            </w:r>
-          </w:p>
-          <w:p>
-            <w:pPr>
-              <w:pBdr/>
-              <w:tabs>
-                <w:tab w:val="left" w:leader="none" w:pos="454"/>
-              </w:tabs>
-              <w:spacing/>
-              <w:ind/>
-              <w:jc w:val="both"/>
-              <w:rPr>
-                <w:rFonts w:eastAsiaTheme="majorEastAsia"/>
-                <w:color w:val="767171" w:themeColor="background2" w:themeShade="80"/>
-                <w:sz w:val="24"/>
-                <w:szCs w:val="24"/>
-              </w:rPr>
-            </w:pPr>
-            <w:r>
-              <w:rPr>
-                <w:rFonts w:eastAsiaTheme="majorEastAsia"/>
-                <w:color w:val="767171" w:themeColor="background2" w:themeShade="80"/>
-                <w:sz w:val="24"/>
-                <w:szCs w:val="24"/>
-              </w:rPr>
-            </w:r>
-            <w:r>
-              <w:rPr>
-                <w:rFonts w:eastAsiaTheme="majorEastAsia"/>
-                <w:color w:val="767171" w:themeColor="background2" w:themeShade="80"/>
-                <w:sz w:val="24"/>
-                <w:szCs w:val="24"/>
-              </w:rPr>
-            </w:r>
-          </w:p>
-          <w:p>
-            <w:pPr>
-              <w:pBdr/>
-              <w:tabs>
-                <w:tab w:val="left" w:leader="none" w:pos="454"/>
-              </w:tabs>
-              <w:spacing/>
-              <w:ind/>
-              <w:jc w:val="both"/>
-              <w:rPr>
-                <w:rFonts w:eastAsiaTheme="majorEastAsia"/>
-                <w:color w:val="767171" w:themeColor="background2" w:themeShade="80"/>
-                <w:sz w:val="24"/>
-                <w:szCs w:val="24"/>
-              </w:rPr>
-            </w:pPr>
-            <w:r>
-              <w:rPr>
-                <w:rFonts w:eastAsiaTheme="majorEastAsia"/>
-                <w:color w:val="767171" w:themeColor="background2" w:themeShade="80"/>
-                <w:sz w:val="24"/>
-                <w:szCs w:val="24"/>
-              </w:rPr>
-            </w:r>
-            <w:r>
-              <w:rPr>
-                <w:rFonts w:eastAsiaTheme="majorEastAsia"/>
-                <w:color w:val="767171" w:themeColor="background2" w:themeShade="80"/>
-                <w:sz w:val="24"/>
-                <w:szCs w:val="24"/>
-              </w:rPr>
-            </w:r>
-          </w:p>
-          <w:p>
-            <w:pPr>
-              <w:pBdr/>
-              <w:tabs>
-                <w:tab w:val="left" w:leader="none" w:pos="454"/>
-              </w:tabs>
-              <w:spacing/>
-              <w:ind/>
-              <w:jc w:val="both"/>
-              <w:rPr>
-                <w:rFonts w:eastAsiaTheme="majorEastAsia"/>
-                <w:color w:val="767171" w:themeColor="background2" w:themeShade="80"/>
-                <w:sz w:val="24"/>
-                <w:szCs w:val="24"/>
-              </w:rPr>
-            </w:pPr>
-            <w:r>
-              <w:rPr>
-                <w:rFonts w:eastAsiaTheme="majorEastAsia"/>
-                <w:color w:val="767171" w:themeColor="background2" w:themeShade="80"/>
-                <w:sz w:val="24"/>
-                <w:szCs w:val="24"/>
-              </w:rPr>
-            </w:r>
-            <w:r>
-              <w:rPr>
-                <w:rFonts w:eastAsiaTheme="majorEastAsia"/>
-                <w:color w:val="767171" w:themeColor="background2" w:themeShade="80"/>
-                <w:sz w:val="24"/>
-                <w:szCs w:val="24"/>
-              </w:rPr>
-            </w:r>
-          </w:p>
-          <w:p>
-            <w:pPr>
-              <w:pBdr/>
-              <w:tabs>
-                <w:tab w:val="left" w:leader="none" w:pos="454"/>
-              </w:tabs>
-              <w:spacing/>
-              <w:ind/>
-              <w:jc w:val="both"/>
-              <w:rPr>
-                <w:rFonts w:eastAsiaTheme="majorEastAsia"/>
-                <w:color w:val="767171" w:themeColor="background2" w:themeShade="80"/>
-                <w:sz w:val="24"/>
-                <w:szCs w:val="24"/>
-              </w:rPr>
-            </w:pPr>
-            <w:r>
-              <w:rPr>
-                <w:rFonts w:eastAsiaTheme="majorEastAsia"/>
-                <w:color w:val="767171" w:themeColor="background2" w:themeShade="80"/>
-                <w:sz w:val="24"/>
-                <w:szCs w:val="24"/>
-              </w:rPr>
-            </w:r>
-            <w:r>
-              <w:rPr>
-                <w:rFonts w:eastAsiaTheme="majorEastAsia"/>
-                <w:color w:val="767171" w:themeColor="background2" w:themeShade="80"/>
-                <w:sz w:val="24"/>
-                <w:szCs w:val="24"/>
-              </w:rPr>
-            </w:r>
-          </w:p>
-          <w:p>
-            <w:pPr>
-              <w:pBdr/>
-              <w:tabs>
-                <w:tab w:val="left" w:leader="none" w:pos="454"/>
-              </w:tabs>
-              <w:spacing/>
-              <w:ind/>
-              <w:jc w:val="both"/>
-              <w:rPr>
-                <w:rFonts w:eastAsiaTheme="majorEastAsia"/>
-                <w:color w:val="767171" w:themeColor="background2" w:themeShade="80"/>
-                <w:sz w:val="24"/>
-                <w:szCs w:val="24"/>
-              </w:rPr>
-            </w:pPr>
-            <w:r>
-              <w:rPr>
-                <w:rFonts w:eastAsiaTheme="majorEastAsia"/>
-                <w:color w:val="767171" w:themeColor="background2" w:themeShade="80"/>
-                <w:sz w:val="24"/>
-                <w:szCs w:val="24"/>
-              </w:rPr>
-            </w:r>
-            <w:r>
-              <w:rPr>
-                <w:rFonts w:eastAsiaTheme="majorEastAsia"/>
-                <w:color w:val="767171" w:themeColor="background2" w:themeShade="80"/>
-                <w:sz w:val="24"/>
-                <w:szCs w:val="24"/>
-              </w:rPr>
-            </w:r>
-          </w:p>
-          <w:p>
-            <w:pPr>
-              <w:pBdr/>
-              <w:tabs>
-                <w:tab w:val="left" w:leader="none" w:pos="454"/>
-              </w:tabs>
-              <w:spacing/>
-              <w:ind/>
-              <w:jc w:val="both"/>
-              <w:rPr>
-                <w:rFonts w:eastAsiaTheme="majorEastAsia"/>
-                <w:color w:val="767171" w:themeColor="background2" w:themeShade="80"/>
-                <w:sz w:val="24"/>
-                <w:szCs w:val="24"/>
-              </w:rPr>
-            </w:pPr>
-            <w:r>
-              <w:rPr>
-                <w:rFonts w:eastAsiaTheme="majorEastAsia"/>
-                <w:color w:val="767171" w:themeColor="background2" w:themeShade="80"/>
-                <w:sz w:val="24"/>
-                <w:szCs w:val="24"/>
-              </w:rPr>
-            </w:r>
-            <w:r>
-              <w:rPr>
-                <w:rFonts w:eastAsiaTheme="majorEastAsia"/>
-                <w:color w:val="767171" w:themeColor="background2" w:themeShade="80"/>
-                <w:sz w:val="24"/>
-                <w:szCs w:val="24"/>
-              </w:rPr>
-            </w:r>
-          </w:p>
-          <w:p>
-            <w:pPr>
-              <w:pStyle w:val="986"/>
-              <w:numPr>
-                <w:ilvl w:val="0"/>
-                <w:numId w:val="12"/>
-              </w:numPr>
-              <w:pBdr/>
-              <w:tabs>
-                <w:tab w:val="left" w:leader="none" w:pos="454"/>
-              </w:tabs>
-              <w:spacing/>
-              <w:ind w:hanging="283" w:left="454"/>
-              <w:jc w:val="both"/>
-              <w:rPr>
-                <w:rFonts w:eastAsiaTheme="majorEastAsia"/>
-                <w:color w:val="767171" w:themeColor="background2" w:themeShade="80"/>
-                <w:sz w:val="24"/>
-                <w:szCs w:val="24"/>
-              </w:rPr>
-            </w:pPr>
-            <w:r>
-              <w:rPr>
-                <w:rFonts w:eastAsiaTheme="majorEastAsia"/>
-                <w:sz w:val="24"/>
-                <w:szCs w:val="24"/>
-              </w:rPr>
-              <w:t xml:space="preserve">¿Cómo te gustaría que fuera tu escenario laboral en 5 años más? ¿Qué te gustaría estar haciendo?</w:t>
-            </w:r>
-            <w:r>
-              <w:rPr>
-                <w:rFonts w:eastAsiaTheme="majorEastAsia"/>
-                <w:color w:val="767171" w:themeColor="background2" w:themeShade="80"/>
-                <w:sz w:val="24"/>
-                <w:szCs w:val="24"/>
-              </w:rPr>
-            </w:r>
-          </w:p>
-          <w:p>
-            <w:pPr>
-              <w:pBdr/>
-              <w:tabs>
-                <w:tab w:val="left" w:leader="none" w:pos="454"/>
-              </w:tabs>
-              <w:spacing/>
-              <w:ind/>
-              <w:jc w:val="both"/>
-              <w:rPr>
-                <w:rFonts w:eastAsiaTheme="majorEastAsia"/>
-                <w:color w:val="767171" w:themeColor="background2" w:themeShade="80"/>
-                <w:sz w:val="24"/>
-                <w:szCs w:val="24"/>
-              </w:rPr>
-            </w:pPr>
-            <w:r>
-              <w:rPr>
-                <w:rFonts w:eastAsiaTheme="majorEastAsia"/>
-                <w:color w:val="767171" w:themeColor="background2" w:themeShade="80"/>
-                <w:sz w:val="24"/>
-                <w:szCs w:val="24"/>
-              </w:rPr>
-            </w:r>
-            <w:r>
-              <w:rPr>
-                <w:rFonts w:eastAsiaTheme="majorEastAsia"/>
-                <w:color w:val="767171" w:themeColor="background2" w:themeShade="80"/>
-                <w:sz w:val="24"/>
-                <w:szCs w:val="24"/>
-              </w:rPr>
-            </w:r>
-          </w:p>
-          <w:p>
-            <w:pPr>
-              <w:pBdr/>
-              <w:tabs>
-                <w:tab w:val="left" w:leader="none" w:pos="454"/>
-              </w:tabs>
-              <w:spacing/>
-              <w:ind/>
-              <w:jc w:val="both"/>
-              <w:rPr>
-                <w:rFonts w:eastAsiaTheme="majorEastAsia"/>
-                <w:color w:val="767171" w:themeColor="background2" w:themeShade="80"/>
-                <w:sz w:val="24"/>
-                <w:szCs w:val="24"/>
-              </w:rPr>
-            </w:pPr>
-            <w:r>
-              <w:rPr>
-                <w:rFonts w:eastAsiaTheme="majorEastAsia"/>
-                <w:color w:val="767171" w:themeColor="background2" w:themeShade="80"/>
-                <w:sz w:val="24"/>
-                <w:szCs w:val="24"/>
-              </w:rPr>
-              <w:t xml:space="preserve">Me gustaria estar trabajando en una de las areas anteriormente mencionada o en algo relacionado a la ciberseguridad, la que tambien es un area que me interesa, pero no la nombre debido a que no es una area de de esta carrera especificamente</w:t>
-            </w:r>
-            <w:r>
-              <w:rPr>
-                <w:rFonts w:eastAsiaTheme="majorEastAsia"/>
-                <w:color w:val="767171" w:themeColor="background2" w:themeShade="80"/>
-                <w:sz w:val="24"/>
-                <w:szCs w:val="24"/>
-              </w:rPr>
-            </w:r>
-          </w:p>
-          <w:p>
-            <w:pPr>
-              <w:pBdr/>
-              <w:tabs>
-                <w:tab w:val="left" w:leader="none" w:pos="454"/>
-              </w:tabs>
-              <w:spacing/>
-              <w:ind/>
-              <w:jc w:val="both"/>
-              <w:rPr>
-                <w:rFonts w:eastAsiaTheme="majorEastAsia"/>
-                <w:color w:val="767171" w:themeColor="background2" w:themeShade="80"/>
-                <w:sz w:val="24"/>
-                <w:szCs w:val="24"/>
-              </w:rPr>
-            </w:pPr>
             <w:r>
               <w:rPr>
                 <w:rFonts w:eastAsiaTheme="majorEastAsia"/>
@@ -3137,6 +2984,14 @@
                 <w:color w:val="1f4e79" w:themeColor="accent1" w:themeShade="80"/>
               </w:rPr>
             </w:r>
+            <w:r>
+              <w:rPr>
+                <w:rFonts w:ascii="Calibri" w:hAnsi="Calibri"/>
+                <w:b/>
+                <w:bCs/>
+                <w:color w:val="1f4e79" w:themeColor="accent1" w:themeShade="80"/>
+              </w:rPr>
+            </w:r>
           </w:p>
           <w:p>
             <w:pPr>
@@ -3151,6 +3006,14 @@
                 <w:color w:val="1f4e79" w:themeColor="accent1" w:themeShade="80"/>
               </w:rPr>
             </w:pPr>
+            <w:r>
+              <w:rPr>
+                <w:rFonts w:ascii="Calibri" w:hAnsi="Calibri"/>
+                <w:b/>
+                <w:bCs/>
+                <w:color w:val="1f4e79" w:themeColor="accent1" w:themeShade="80"/>
+              </w:rPr>
+            </w:r>
             <w:r>
               <w:rPr>
                 <w:rFonts w:ascii="Calibri" w:hAnsi="Calibri"/>
@@ -3197,6 +3060,14 @@
                 <w:color w:val="1f4e79" w:themeColor="accent1" w:themeShade="80"/>
               </w:rPr>
             </w:r>
+            <w:r>
+              <w:rPr>
+                <w:rFonts w:ascii="Calibri" w:hAnsi="Calibri"/>
+                <w:b/>
+                <w:bCs/>
+                <w:color w:val="1f4e79" w:themeColor="accent1" w:themeShade="80"/>
+              </w:rPr>
+            </w:r>
           </w:p>
           <w:p>
             <w:pPr>
@@ -3211,6 +3082,14 @@
                 <w:color w:val="1f4e79" w:themeColor="accent1" w:themeShade="80"/>
               </w:rPr>
             </w:pPr>
+            <w:r>
+              <w:rPr>
+                <w:rFonts w:ascii="Calibri" w:hAnsi="Calibri"/>
+                <w:b/>
+                <w:bCs/>
+                <w:color w:val="1f4e79" w:themeColor="accent1" w:themeShade="80"/>
+              </w:rPr>
+            </w:r>
             <w:r>
               <w:rPr>
                 <w:rFonts w:ascii="Calibri" w:hAnsi="Calibri"/>
@@ -3257,6 +3136,14 @@
                 <w:color w:val="1f4e79" w:themeColor="accent1" w:themeShade="80"/>
               </w:rPr>
             </w:r>
+            <w:r>
+              <w:rPr>
+                <w:rFonts w:ascii="Calibri" w:hAnsi="Calibri"/>
+                <w:b/>
+                <w:bCs/>
+                <w:color w:val="1f4e79" w:themeColor="accent1" w:themeShade="80"/>
+              </w:rPr>
+            </w:r>
           </w:p>
           <w:p>
             <w:pPr>
@@ -3271,6 +3158,14 @@
                 <w:color w:val="1f4e79" w:themeColor="accent1" w:themeShade="80"/>
               </w:rPr>
             </w:pPr>
+            <w:r>
+              <w:rPr>
+                <w:rFonts w:ascii="Calibri" w:hAnsi="Calibri"/>
+                <w:b/>
+                <w:bCs/>
+                <w:color w:val="1f4e79" w:themeColor="accent1" w:themeShade="80"/>
+              </w:rPr>
+            </w:r>
             <w:r>
               <w:rPr>
                 <w:rFonts w:ascii="Calibri" w:hAnsi="Calibri"/>
@@ -3317,6 +3212,14 @@
                 <w:color w:val="1f4e79" w:themeColor="accent1" w:themeShade="80"/>
               </w:rPr>
             </w:r>
+            <w:r>
+              <w:rPr>
+                <w:rFonts w:ascii="Calibri" w:hAnsi="Calibri"/>
+                <w:b/>
+                <w:bCs/>
+                <w:color w:val="1f4e79" w:themeColor="accent1" w:themeShade="80"/>
+              </w:rPr>
+            </w:r>
           </w:p>
           <w:p>
             <w:pPr>
@@ -3331,6 +3234,14 @@
                 <w:color w:val="1f4e79" w:themeColor="accent1" w:themeShade="80"/>
               </w:rPr>
             </w:pPr>
+            <w:r>
+              <w:rPr>
+                <w:rFonts w:ascii="Calibri" w:hAnsi="Calibri"/>
+                <w:b/>
+                <w:bCs/>
+                <w:color w:val="1f4e79" w:themeColor="accent1" w:themeShade="80"/>
+              </w:rPr>
+            </w:r>
             <w:r>
               <w:rPr>
                 <w:rFonts w:ascii="Calibri" w:hAnsi="Calibri"/>
@@ -3377,6 +3288,14 @@
                 <w:color w:val="1f4e79" w:themeColor="accent1" w:themeShade="80"/>
               </w:rPr>
             </w:r>
+            <w:r>
+              <w:rPr>
+                <w:rFonts w:ascii="Calibri" w:hAnsi="Calibri"/>
+                <w:b/>
+                <w:bCs/>
+                <w:color w:val="1f4e79" w:themeColor="accent1" w:themeShade="80"/>
+              </w:rPr>
+            </w:r>
           </w:p>
           <w:p>
             <w:pPr>
@@ -3407,6 +3326,14 @@
                 <w:color w:val="1f4e79" w:themeColor="accent1" w:themeShade="80"/>
               </w:rPr>
             </w:r>
+            <w:r>
+              <w:rPr>
+                <w:rFonts w:ascii="Calibri" w:hAnsi="Calibri"/>
+                <w:b/>
+                <w:bCs/>
+                <w:color w:val="1f4e79" w:themeColor="accent1" w:themeShade="80"/>
+              </w:rPr>
+            </w:r>
           </w:p>
         </w:tc>
       </w:tr>
@@ -3424,6 +3351,14 @@
           <w:lang w:eastAsia="ja-JP"/>
         </w:rPr>
       </w:pPr>
+      <w:r>
+        <w:rPr>
+          <w:color w:val="595959" w:themeColor="text1" w:themeTint="A6"/>
+          <w:sz w:val="24"/>
+          <w:szCs w:val="24"/>
+          <w:lang w:eastAsia="ja-JP"/>
+        </w:rPr>
+      </w:r>
       <w:r>
         <w:rPr>
           <w:color w:val="595959" w:themeColor="text1" w:themeTint="A6"/>
@@ -3470,6 +3405,14 @@
           <w:szCs w:val="24"/>
         </w:rPr>
       </w:r>
+      <w:r>
+        <w:rPr>
+          <w:b/>
+          <w:bCs/>
+          <w:sz w:val="24"/>
+          <w:szCs w:val="24"/>
+        </w:rPr>
+      </w:r>
     </w:p>
     <w:p>
       <w:pPr>
@@ -3484,6 +3427,14 @@
           <w:szCs w:val="24"/>
         </w:rPr>
       </w:pPr>
+      <w:r>
+        <w:rPr>
+          <w:b/>
+          <w:bCs/>
+          <w:sz w:val="24"/>
+          <w:szCs w:val="24"/>
+        </w:rPr>
+      </w:r>
       <w:r>
         <w:rPr>
           <w:b/>
@@ -3530,6 +3481,14 @@
           <w:szCs w:val="24"/>
         </w:rPr>
       </w:r>
+      <w:r>
+        <w:rPr>
+          <w:b/>
+          <w:bCs/>
+          <w:sz w:val="24"/>
+          <w:szCs w:val="24"/>
+        </w:rPr>
+      </w:r>
     </w:p>
     <w:p>
       <w:pPr>
@@ -3544,6 +3503,14 @@
           <w:szCs w:val="24"/>
         </w:rPr>
       </w:pPr>
+      <w:r>
+        <w:rPr>
+          <w:b/>
+          <w:bCs/>
+          <w:sz w:val="24"/>
+          <w:szCs w:val="24"/>
+        </w:rPr>
+      </w:r>
       <w:r>
         <w:rPr>
           <w:b/>
@@ -3590,10 +3557,18 @@
           <w:szCs w:val="24"/>
         </w:rPr>
       </w:r>
+      <w:r>
+        <w:rPr>
+          <w:b/>
+          <w:bCs/>
+          <w:sz w:val="24"/>
+          <w:szCs w:val="24"/>
+        </w:rPr>
+      </w:r>
     </w:p>
     <w:tbl>
       <w:tblPr>
-        <w:tblStyle w:val="980"/>
+        <w:tblStyle w:val="1157"/>
         <w:tblW w:w="0" w:type="auto"/>
         <w:tblBorders>
           <w:top w:val="single" w:color="bfbfbf" w:themeColor="background1" w:themeShade="BF" w:sz="4" w:space="0"/>
@@ -3641,6 +3616,13 @@
                 <w:szCs w:val="24"/>
               </w:rPr>
               <w:t xml:space="preserve">4. Finalmente, piensa en el proyecto que desarrollarás en APT y responde a las siguientes preguntas: </w:t>
+            </w:r>
+            <w:r>
+              <w:rPr>
+                <w:rFonts w:ascii="Century Gothic" w:hAnsi="Century Gothic"/>
+                <w:sz w:val="20"/>
+                <w:szCs w:val="20"/>
+              </w:rPr>
             </w:r>
             <w:r>
               <w:rPr>
@@ -3691,10 +3673,18 @@
                 <w:szCs w:val="24"/>
               </w:rPr>
             </w:r>
+            <w:r>
+              <w:rPr>
+                <w:rFonts w:eastAsiaTheme="majorEastAsia"/>
+                <w:color w:val="767171" w:themeColor="background2" w:themeShade="80"/>
+                <w:sz w:val="24"/>
+                <w:szCs w:val="24"/>
+              </w:rPr>
+            </w:r>
           </w:p>
           <w:p>
             <w:pPr>
-              <w:pStyle w:val="986"/>
+              <w:pStyle w:val="1163"/>
               <w:numPr>
                 <w:ilvl w:val="0"/>
                 <w:numId w:val="12"/>
@@ -3721,31 +3711,6 @@
               </w:rPr>
               <w:t xml:space="preserve">Los Proyectos APT que ya habías diseñado como plan de trabajo en el curso anterior, ¿se relacionan con tus proyecciones profesionales actuales? ¿cuál se relaciona más? ¿Requiere ajuste?</w:t>
             </w:r>
-            <w:r>
-              <w:rPr>
-                <w:rFonts w:eastAsiaTheme="majorEastAsia"/>
-                <w:color w:val="767171" w:themeColor="background2" w:themeShade="80"/>
-                <w:sz w:val="24"/>
-                <w:szCs w:val="24"/>
-              </w:rPr>
-            </w:r>
-          </w:p>
-          <w:p>
-            <w:pPr>
-              <w:pBdr/>
-              <w:tabs>
-                <w:tab w:val="left" w:leader="none" w:pos="454"/>
-              </w:tabs>
-              <w:spacing/>
-              <w:ind/>
-              <w:jc w:val="both"/>
-              <w:rPr>
-                <w:rFonts w:eastAsiaTheme="majorEastAsia"/>
-                <w:color w:val="767171" w:themeColor="background2" w:themeShade="80"/>
-                <w:sz w:val="24"/>
-                <w:szCs w:val="24"/>
-              </w:rPr>
-            </w:pPr>
             <w:r>
               <w:rPr>
                 <w:rFonts w:eastAsiaTheme="majorEastAsia"/>
@@ -3795,6 +3760,79 @@
                 <w:szCs w:val="24"/>
               </w:rPr>
             </w:r>
+            <w:r>
+              <w:rPr>
+                <w:rFonts w:eastAsiaTheme="majorEastAsia"/>
+                <w:color w:val="767171" w:themeColor="background2" w:themeShade="80"/>
+                <w:sz w:val="24"/>
+                <w:szCs w:val="24"/>
+              </w:rPr>
+            </w:r>
+          </w:p>
+          <w:p>
+            <w:pPr>
+              <w:pBdr/>
+              <w:tabs>
+                <w:tab w:val="left" w:leader="none" w:pos="454"/>
+              </w:tabs>
+              <w:spacing/>
+              <w:ind/>
+              <w:jc w:val="both"/>
+              <w:rPr>
+                <w:rFonts w:eastAsiaTheme="majorEastAsia"/>
+                <w:color w:val="767171" w:themeColor="background2" w:themeShade="80"/>
+                <w:sz w:val="24"/>
+                <w:szCs w:val="24"/>
+                <w:lang w:val="es-MX"/>
+                <w14:ligatures w14:val="none"/>
+              </w:rPr>
+            </w:pPr>
+            <w:r>
+              <w:rPr>
+                <w:rFonts w:eastAsiaTheme="majorEastAsia"/>
+                <w:color w:val="767171" w:themeColor="background2" w:themeShade="80"/>
+                <w:sz w:val="24"/>
+                <w:szCs w:val="24"/>
+              </w:rPr>
+            </w:r>
+            <w:r>
+              <w:rPr>
+                <w:rFonts w:eastAsiaTheme="majorEastAsia"/>
+                <w:color w:val="767171" w:themeColor="background2" w:themeShade="80"/>
+                <w:sz w:val="24"/>
+                <w:szCs w:val="24"/>
+                <w:lang w:val="es-MX"/>
+              </w:rPr>
+              <w:t xml:space="preserve">Sí, se alinean directamente con el desarrollo backend y la integración de arquitecturas escalables. El ajuste fundamental consiste en elevar el estándar de calidad: no limitarse a entregar funcionalidad operativa, sino garantizar pruebas formales de integr</w:t>
+            </w:r>
+            <w:r>
+              <w:rPr>
+                <w:rFonts w:eastAsiaTheme="majorEastAsia"/>
+                <w:color w:val="767171" w:themeColor="background2" w:themeShade="80"/>
+                <w:sz w:val="24"/>
+                <w:szCs w:val="24"/>
+                <w:lang w:val="es-MX"/>
+              </w:rPr>
+              <w:t xml:space="preserve">ación, métricas de rendimiento y una gestión de control de riesgos estricta bajo Scrum</w:t>
+            </w:r>
+            <w:r>
+              <w:rPr>
+                <w:rFonts w:eastAsiaTheme="majorEastAsia"/>
+                <w:color w:val="767171" w:themeColor="background2" w:themeShade="80"/>
+                <w:sz w:val="24"/>
+                <w:szCs w:val="24"/>
+                <w:lang w:val="es-MX" w:bidi="es-MX"/>
+              </w:rPr>
+            </w:r>
+            <w:r>
+              <w:rPr>
+                <w:rFonts w:eastAsiaTheme="majorEastAsia"/>
+                <w:color w:val="767171" w:themeColor="background2" w:themeShade="80"/>
+                <w:sz w:val="24"/>
+                <w:szCs w:val="24"/>
+                <w:lang w:val="es-MX"/>
+              </w:rPr>
+            </w:r>
           </w:p>
           <w:p>
             <w:pPr>
@@ -3812,6 +3850,14 @@
                 <w:szCs w:val="24"/>
               </w:rPr>
             </w:pPr>
+            <w:r>
+              <w:rPr>
+                <w:rFonts w:eastAsiaTheme="majorEastAsia"/>
+                <w:color w:val="767171" w:themeColor="background2" w:themeShade="80"/>
+                <w:sz w:val="24"/>
+                <w:szCs w:val="24"/>
+              </w:rPr>
+            </w:r>
             <w:r>
               <w:rPr>
                 <w:rFonts w:eastAsiaTheme="majorEastAsia"/>
@@ -3861,6 +3907,14 @@
                 <w:szCs w:val="24"/>
               </w:rPr>
             </w:r>
+            <w:r>
+              <w:rPr>
+                <w:rFonts w:eastAsiaTheme="majorEastAsia"/>
+                <w:color w:val="767171" w:themeColor="background2" w:themeShade="80"/>
+                <w:sz w:val="24"/>
+                <w:szCs w:val="24"/>
+              </w:rPr>
+            </w:r>
           </w:p>
           <w:p>
             <w:pPr>
@@ -3877,6 +3931,13 @@
                 <w:szCs w:val="24"/>
               </w:rPr>
             </w:pPr>
+            <w:r>
+              <w:rPr>
+                <w:rFonts w:eastAsiaTheme="majorEastAsia"/>
+                <w:sz w:val="24"/>
+                <w:szCs w:val="24"/>
+              </w:rPr>
+            </w:r>
             <w:r>
               <w:rPr>
                 <w:rFonts w:eastAsiaTheme="majorEastAsia"/>
@@ -3921,6 +3982,13 @@
                 <w:szCs w:val="24"/>
               </w:rPr>
             </w:r>
+            <w:r>
+              <w:rPr>
+                <w:rFonts w:eastAsiaTheme="majorEastAsia"/>
+                <w:sz w:val="24"/>
+                <w:szCs w:val="24"/>
+              </w:rPr>
+            </w:r>
           </w:p>
           <w:p>
             <w:pPr>
@@ -3951,6 +4019,13 @@
                 <w:szCs w:val="24"/>
               </w:rPr>
             </w:r>
+            <w:r>
+              <w:rPr>
+                <w:rFonts w:eastAsiaTheme="majorEastAsia"/>
+                <w:sz w:val="24"/>
+                <w:szCs w:val="24"/>
+              </w:rPr>
+            </w:r>
           </w:p>
           <w:p>
             <w:pPr>
@@ -3967,6 +4042,13 @@
                 <w:szCs w:val="24"/>
               </w:rPr>
             </w:pPr>
+            <w:r>
+              <w:rPr>
+                <w:rFonts w:eastAsiaTheme="majorEastAsia"/>
+                <w:sz w:val="24"/>
+                <w:szCs w:val="24"/>
+              </w:rPr>
+            </w:r>
             <w:r>
               <w:rPr>
                 <w:rFonts w:eastAsiaTheme="majorEastAsia"/>
@@ -4014,10 +4096,18 @@
                 <w:szCs w:val="24"/>
               </w:rPr>
             </w:r>
+            <w:r>
+              <w:rPr>
+                <w:rFonts w:eastAsiaTheme="majorEastAsia"/>
+                <w:color w:val="767171" w:themeColor="background2" w:themeShade="80"/>
+                <w:sz w:val="24"/>
+                <w:szCs w:val="24"/>
+              </w:rPr>
+            </w:r>
           </w:p>
           <w:p>
             <w:pPr>
-              <w:pStyle w:val="986"/>
+              <w:pStyle w:val="1163"/>
               <w:numPr>
                 <w:ilvl w:val="0"/>
                 <w:numId w:val="12"/>
@@ -4052,10 +4142,18 @@
                 <w:szCs w:val="24"/>
               </w:rPr>
             </w:r>
+            <w:r>
+              <w:rPr>
+                <w:rFonts w:eastAsiaTheme="majorEastAsia"/>
+                <w:color w:val="767171" w:themeColor="background2" w:themeShade="80"/>
+                <w:sz w:val="24"/>
+                <w:szCs w:val="24"/>
+              </w:rPr>
+            </w:r>
           </w:p>
           <w:p>
             <w:pPr>
-              <w:pStyle w:val="986"/>
+              <w:pStyle w:val="1163"/>
               <w:numPr>
                 <w:ilvl w:val="0"/>
                 <w:numId w:val="12"/>
@@ -4090,10 +4188,18 @@
                 <w:szCs w:val="24"/>
               </w:rPr>
             </w:r>
+            <w:r>
+              <w:rPr>
+                <w:rFonts w:eastAsiaTheme="majorEastAsia"/>
+                <w:color w:val="767171" w:themeColor="background2" w:themeShade="80"/>
+                <w:sz w:val="24"/>
+                <w:szCs w:val="24"/>
+              </w:rPr>
+            </w:r>
           </w:p>
           <w:p>
             <w:pPr>
-              <w:pStyle w:val="986"/>
+              <w:pStyle w:val="1163"/>
               <w:numPr>
                 <w:ilvl w:val="0"/>
                 <w:numId w:val="12"/>
@@ -4128,10 +4234,18 @@
                 <w:szCs w:val="24"/>
               </w:rPr>
             </w:r>
+            <w:r>
+              <w:rPr>
+                <w:rFonts w:eastAsiaTheme="majorEastAsia"/>
+                <w:color w:val="767171" w:themeColor="background2" w:themeShade="80"/>
+                <w:sz w:val="24"/>
+                <w:szCs w:val="24"/>
+              </w:rPr>
+            </w:r>
           </w:p>
           <w:p>
             <w:pPr>
-              <w:pStyle w:val="986"/>
+              <w:pStyle w:val="1163"/>
               <w:numPr>
                 <w:ilvl w:val="0"/>
                 <w:numId w:val="12"/>
@@ -4157,6 +4271,14 @@
                 <w:szCs w:val="24"/>
               </w:rPr>
               <w:t xml:space="preserve">¿En qué contexto se debería situar este Proyecto APT?  </w:t>
+            </w:r>
+            <w:r>
+              <w:rPr>
+                <w:rFonts w:eastAsiaTheme="majorEastAsia"/>
+                <w:color w:val="767171" w:themeColor="background2" w:themeShade="80"/>
+                <w:sz w:val="24"/>
+                <w:szCs w:val="24"/>
+              </w:rPr>
             </w:r>
             <w:r>
               <w:rPr>
@@ -4199,20 +4321,6 @@
                 <w:color w:val="1f4e79" w:themeColor="accent1" w:themeShade="80"/>
               </w:rPr>
             </w:r>
-          </w:p>
-          <w:p>
-            <w:pPr>
-              <w:pBdr/>
-              <w:spacing/>
-              <w:ind/>
-              <w:jc w:val="both"/>
-              <w:rPr>
-                <w:rFonts w:ascii="Calibri" w:hAnsi="Calibri"/>
-                <w:b/>
-                <w:bCs/>
-                <w:color w:val="1f4e79" w:themeColor="accent1" w:themeShade="80"/>
-              </w:rPr>
-            </w:pPr>
             <w:r>
               <w:rPr>
                 <w:rFonts w:ascii="Calibri" w:hAnsi="Calibri"/>
@@ -4221,12 +4329,167 @@
                 <w:color w:val="1f4e79" w:themeColor="accent1" w:themeShade="80"/>
               </w:rPr>
             </w:r>
+          </w:p>
+          <w:p>
+            <w:pPr>
+              <w:pBdr/>
+              <w:tabs>
+                <w:tab w:val="left" w:leader="none" w:pos="454"/>
+              </w:tabs>
+              <w:spacing/>
+              <w:ind/>
+              <w:jc w:val="both"/>
+              <w:rPr>
+                <w:rFonts w:eastAsiaTheme="majorEastAsia"/>
+                <w:color w:val="767171" w:themeColor="background2" w:themeShade="80"/>
+                <w:sz w:val="24"/>
+                <w:szCs w:val="24"/>
+                <w:lang w:val="es-MX"/>
+                <w14:ligatures w14:val="none"/>
+              </w:rPr>
+            </w:pPr>
+            <w:r>
+              <w:rPr>
+                <w:rFonts w:eastAsiaTheme="majorEastAsia"/>
+                <w:color w:val="767171" w:themeColor="background2" w:themeShade="80"/>
+                <w:sz w:val="24"/>
+                <w:szCs w:val="24"/>
+                <w:lang w:val="es-MX" w:bidi="es-MX"/>
+              </w:rPr>
+            </w:r>
+            <w:r>
+              <w:rPr>
+                <w:rFonts w:eastAsiaTheme="majorEastAsia"/>
+                <w:color w:val="767171" w:themeColor="background2" w:themeShade="80"/>
+                <w:sz w:val="24"/>
+                <w:szCs w:val="24"/>
+                <w:lang w:val="es-MX" w:bidi="es-MX"/>
+              </w:rPr>
+            </w:r>
+            <w:r>
+              <w:rPr>
+                <w:rFonts w:eastAsiaTheme="majorEastAsia"/>
+                <w:color w:val="767171" w:themeColor="background2" w:themeShade="80"/>
+                <w:sz w:val="24"/>
+                <w:szCs w:val="24"/>
+                <w:lang w:val="es-MX"/>
+              </w:rPr>
+            </w:r>
+          </w:p>
+          <w:p>
+            <w:pPr>
+              <w:pBdr/>
+              <w:tabs>
+                <w:tab w:val="left" w:leader="none" w:pos="454"/>
+              </w:tabs>
+              <w:spacing/>
+              <w:ind/>
+              <w:jc w:val="both"/>
+              <w:rPr>
+                <w:rFonts w:eastAsiaTheme="majorEastAsia"/>
+                <w:color w:val="767171" w:themeColor="background2" w:themeShade="80"/>
+                <w:sz w:val="24"/>
+                <w:szCs w:val="24"/>
+                <w:lang w:val="es-MX"/>
+                <w14:ligatures w14:val="none"/>
+              </w:rPr>
+            </w:pPr>
+            <w:r>
+              <w:rPr>
+                <w:rFonts w:eastAsiaTheme="majorEastAsia"/>
+                <w:color w:val="767171" w:themeColor="background2" w:themeShade="80"/>
+                <w:sz w:val="24"/>
+                <w:szCs w:val="24"/>
+                <w:lang w:val="es-MX" w:bidi="es-MX"/>
+              </w:rPr>
+            </w:r>
+            <w:r>
+              <w:rPr>
+                <w:rFonts w:eastAsiaTheme="majorEastAsia"/>
+                <w:color w:val="767171" w:themeColor="background2" w:themeShade="80"/>
+                <w:sz w:val="24"/>
+                <w:szCs w:val="24"/>
+                <w:lang w:val="es-MX"/>
+              </w:rPr>
+              <w:t xml:space="preserve">Debe situarse en un contexto real de cliente u organizacional que exija sistematización de software, base de datos robusta, integración de servicios e implementación segur</w:t>
+            </w:r>
+            <w:r>
+              <w:rPr>
+                <w:rFonts w:eastAsiaTheme="majorEastAsia"/>
+                <w:color w:val="767171" w:themeColor="background2" w:themeShade="80"/>
+                <w:sz w:val="24"/>
+                <w:szCs w:val="24"/>
+                <w:lang w:val="es-MX"/>
+              </w:rPr>
+              <w:t xml:space="preserve">a, abordando de punta a cabo las cuatro competencias clave del perfil de egreso evalu</w:t>
+            </w:r>
+            <w:r>
+              <w:rPr>
+                <w:rFonts w:eastAsiaTheme="majorEastAsia"/>
+                <w:color w:val="767171" w:themeColor="background2" w:themeShade="80"/>
+                <w:sz w:val="24"/>
+                <w:szCs w:val="24"/>
+                <w:lang w:val="es-MX"/>
+              </w:rPr>
+              <w:t xml:space="preserve">adas en la rúbrica.</w:t>
+            </w:r>
+            <w:r>
+              <w:rPr>
+                <w:rFonts w:eastAsiaTheme="majorEastAsia"/>
+                <w:color w:val="767171" w:themeColor="background2" w:themeShade="80"/>
+                <w:sz w:val="24"/>
+                <w:szCs w:val="24"/>
+                <w:lang w:val="es-MX" w:bidi="es-MX"/>
+              </w:rPr>
+            </w:r>
+            <w:r>
+              <w:rPr>
+                <w:rFonts w:eastAsiaTheme="majorEastAsia"/>
+                <w:color w:val="767171" w:themeColor="background2" w:themeShade="80"/>
+                <w:sz w:val="24"/>
+                <w:szCs w:val="24"/>
+                <w:lang w:val="es-MX"/>
+              </w:rPr>
+            </w:r>
+          </w:p>
+          <w:p>
+            <w:pPr>
+              <w:pBdr/>
+              <w:tabs>
+                <w:tab w:val="left" w:leader="none" w:pos="454"/>
+              </w:tabs>
+              <w:spacing/>
+              <w:ind/>
+              <w:jc w:val="both"/>
+              <w:rPr>
+                <w:rFonts w:ascii="Calibri" w:hAnsi="Calibri"/>
+                <w:b/>
+                <w:bCs/>
+              </w:rPr>
+            </w:pPr>
+            <w:r>
+              <w:rPr>
+                <w:rFonts w:eastAsiaTheme="majorEastAsia"/>
+                <w:color w:val="767171" w:themeColor="background2" w:themeShade="80"/>
+                <w:sz w:val="24"/>
+                <w:szCs w:val="24"/>
+                <w:lang w:val="es-MX" w:bidi="es-MX"/>
+              </w:rPr>
+            </w:r>
+            <w:r>
+              <w:rPr>
+                <w:rFonts w:eastAsiaTheme="majorEastAsia"/>
+                <w:color w:val="767171" w:themeColor="background2" w:themeShade="80"/>
+                <w:sz w:val="24"/>
+                <w:szCs w:val="24"/>
+                <w:lang w:val="es-MX" w:bidi="es-MX"/>
+              </w:rPr>
+            </w:r>
             <w:r>
               <w:rPr>
                 <w:rFonts w:ascii="Calibri" w:hAnsi="Calibri"/>
                 <w:b/>
                 <w:bCs/>
-                <w:color w:val="1f4e79" w:themeColor="accent1" w:themeShade="80"/>
               </w:rPr>
             </w:r>
           </w:p>
@@ -4242,6 +4505,13 @@
                 <w:bCs/>
               </w:rPr>
             </w:pPr>
+            <w:r>
+              <w:rPr>
+                <w:rFonts w:ascii="Calibri" w:hAnsi="Calibri"/>
+                <w:b/>
+                <w:bCs/>
+              </w:rPr>
+            </w:r>
             <w:r>
               <w:rPr>
                 <w:rFonts w:ascii="Calibri" w:hAnsi="Calibri"/>
@@ -4283,6 +4553,13 @@
                 <w:bCs/>
               </w:rPr>
             </w:r>
+            <w:r>
+              <w:rPr>
+                <w:rFonts w:ascii="Calibri" w:hAnsi="Calibri"/>
+                <w:b/>
+                <w:bCs/>
+              </w:rPr>
+            </w:r>
           </w:p>
           <w:p>
             <w:pPr>
@@ -4296,6 +4573,13 @@
                 <w:bCs/>
               </w:rPr>
             </w:pPr>
+            <w:r>
+              <w:rPr>
+                <w:rFonts w:ascii="Calibri" w:hAnsi="Calibri"/>
+                <w:b/>
+                <w:bCs/>
+              </w:rPr>
+            </w:r>
             <w:r>
               <w:rPr>
                 <w:rFonts w:ascii="Calibri" w:hAnsi="Calibri"/>
@@ -4337,6 +4621,13 @@
                 <w:bCs/>
               </w:rPr>
             </w:r>
+            <w:r>
+              <w:rPr>
+                <w:rFonts w:ascii="Calibri" w:hAnsi="Calibri"/>
+                <w:b/>
+                <w:bCs/>
+              </w:rPr>
+            </w:r>
           </w:p>
           <w:p>
             <w:pPr>
@@ -4350,6 +4641,13 @@
                 <w:bCs/>
               </w:rPr>
             </w:pPr>
+            <w:r>
+              <w:rPr>
+                <w:rFonts w:ascii="Calibri" w:hAnsi="Calibri"/>
+                <w:b/>
+                <w:bCs/>
+              </w:rPr>
+            </w:r>
             <w:r>
               <w:rPr>
                 <w:rFonts w:ascii="Calibri" w:hAnsi="Calibri"/>
@@ -4391,6 +4689,13 @@
                 <w:bCs/>
               </w:rPr>
             </w:r>
+            <w:r>
+              <w:rPr>
+                <w:rFonts w:ascii="Calibri" w:hAnsi="Calibri"/>
+                <w:b/>
+                <w:bCs/>
+              </w:rPr>
+            </w:r>
           </w:p>
           <w:p>
             <w:pPr>
@@ -4404,6 +4709,13 @@
                 <w:bCs/>
               </w:rPr>
             </w:pPr>
+            <w:r>
+              <w:rPr>
+                <w:rFonts w:ascii="Calibri" w:hAnsi="Calibri"/>
+                <w:b/>
+                <w:bCs/>
+              </w:rPr>
+            </w:r>
             <w:r>
               <w:rPr>
                 <w:rFonts w:ascii="Calibri" w:hAnsi="Calibri"/>
@@ -4438,53 +4750,6 @@
                 <w:bCs/>
               </w:rPr>
             </w:r>
-            <w:r>
-              <w:rPr>
-                <w:rFonts w:ascii="Calibri" w:hAnsi="Calibri"/>
-                <w:b/>
-                <w:bCs/>
-              </w:rPr>
-            </w:r>
-          </w:p>
-          <w:p>
-            <w:pPr>
-              <w:pBdr/>
-              <w:spacing/>
-              <w:ind/>
-              <w:jc w:val="both"/>
-              <w:rPr>
-                <w:rFonts w:ascii="Calibri" w:hAnsi="Calibri"/>
-                <w:b/>
-                <w:bCs/>
-              </w:rPr>
-            </w:pPr>
-            <w:r>
-              <w:rPr>
-                <w:rFonts w:ascii="Calibri" w:hAnsi="Calibri"/>
-                <w:b/>
-                <w:bCs/>
-              </w:rPr>
-            </w:r>
-            <w:r>
-              <w:rPr>
-                <w:rFonts w:ascii="Calibri" w:hAnsi="Calibri"/>
-                <w:b/>
-                <w:bCs/>
-              </w:rPr>
-            </w:r>
-          </w:p>
-          <w:p>
-            <w:pPr>
-              <w:pBdr/>
-              <w:spacing/>
-              <w:ind/>
-              <w:jc w:val="both"/>
-              <w:rPr>
-                <w:rFonts w:ascii="Calibri" w:hAnsi="Calibri"/>
-                <w:b/>
-                <w:bCs/>
-              </w:rPr>
-            </w:pPr>
             <w:r>
               <w:rPr>
                 <w:rFonts w:ascii="Calibri" w:hAnsi="Calibri"/>
@@ -4529,6 +4794,14 @@
                 <w:color w:val="1f4e79" w:themeColor="accent1" w:themeShade="80"/>
               </w:rPr>
             </w:r>
+            <w:r>
+              <w:rPr>
+                <w:rFonts w:ascii="Calibri" w:hAnsi="Calibri"/>
+                <w:b/>
+                <w:bCs/>
+                <w:color w:val="1f4e79" w:themeColor="accent1" w:themeShade="80"/>
+              </w:rPr>
+            </w:r>
           </w:p>
         </w:tc>
       </w:tr>
@@ -4546,6 +4819,14 @@
           <w:lang w:eastAsia="ja-JP"/>
         </w:rPr>
       </w:pPr>
+      <w:r>
+        <w:rPr>
+          <w:color w:val="595959" w:themeColor="text1" w:themeTint="A6"/>
+          <w:sz w:val="24"/>
+          <w:szCs w:val="24"/>
+          <w:lang w:eastAsia="ja-JP"/>
+        </w:rPr>
+      </w:r>
       <w:r>
         <w:rPr>
           <w:color w:val="595959" w:themeColor="text1" w:themeTint="A6"/>
@@ -4573,6 +4854,12 @@
           <w:szCs w:val="24"/>
         </w:rPr>
       </w:pPr>
+      <w:r>
+        <w:rPr>
+          <w:sz w:val="24"/>
+          <w:szCs w:val="24"/>
+        </w:rPr>
+      </w:r>
       <w:r>
         <w:rPr>
           <w:sz w:val="24"/>
@@ -4650,7 +4937,7 @@
     <w:sdtContent>
       <w:p>
         <w:pPr>
-          <w:pStyle w:val="983"/>
+          <w:pStyle w:val="1160"/>
           <w:pBdr/>
           <w:spacing/>
           <w:ind/>
@@ -4923,7 +5210,7 @@
 <w:hdr xmlns:wpc="http://schemas.microsoft.com/office/word/2010/wordprocessingCanvas" xmlns:mc="http://schemas.openxmlformats.org/markup-compatibility/2006" xmlns:o="urn:schemas-microsoft-com:office:office" xmlns:r="http://schemas.openxmlformats.org/officeDocument/2006/relationships" xmlns:m="http://schemas.openxmlformats.org/officeDocument/2006/math" xmlns:v="urn:schemas-microsoft-com:vml" xmlns:wp14="http://schemas.microsoft.com/office/word/2010/wordprocessingDrawing" xmlns:wp="http://schemas.openxmlformats.org/drawingml/2006/wordprocessingDrawing" xmlns:w10="urn:schemas-microsoft-com:office:word" xmlns:w="http://schemas.openxmlformats.org/wordprocessingml/2006/main" xmlns:w14="http://schemas.microsoft.com/office/word/2010/wordml" xmlns:w15="http://schemas.microsoft.com/office/word/2012/wordml" xmlns:wpg="http://schemas.microsoft.com/office/word/2010/wordprocessingGroup" xmlns:wpi="http://schemas.microsoft.com/office/word/2010/wordprocessingInk" xmlns:wne="http://schemas.microsoft.com/office/word/2006/wordml" xmlns:a="http://schemas.openxmlformats.org/drawingml/2006/main" xmlns:wps="http://schemas.microsoft.com/office/word/2010/wordprocessingShape" mc:Ignorable="w14 w15 wp14">
   <w:tbl>
     <w:tblPr>
-      <w:tblStyle w:val="980"/>
+      <w:tblStyle w:val="1157"/>
       <w:tblW w:w="9923" w:type="dxa"/>
       <w:tblBorders/>
       <w:tblLook w:val="04A0" w:firstRow="1" w:lastRow="0" w:firstColumn="1" w:lastColumn="0" w:noHBand="0" w:noVBand="1"/>
@@ -4978,6 +5265,15 @@
               <w:szCs w:val="24"/>
             </w:rPr>
           </w:r>
+          <w:r>
+            <w:rPr>
+              <w:rFonts w:ascii="Century Gothic" w:hAnsi="Century Gothic" w:eastAsia="Century Gothic" w:cs="Century Gothic"/>
+              <w:b/>
+              <w:color w:val="1d2763"/>
+              <w:sz w:val="24"/>
+              <w:szCs w:val="24"/>
+            </w:rPr>
+          </w:r>
         </w:p>
         <w:p>
           <w:pPr>
@@ -5011,6 +5307,15 @@
               <w:szCs w:val="24"/>
             </w:rPr>
           </w:r>
+          <w:r>
+            <w:rPr>
+              <w:rFonts w:ascii="Century Gothic" w:hAnsi="Century Gothic" w:eastAsia="Century Gothic" w:cs="Century Gothic"/>
+              <w:b/>
+              <w:color w:val="1d2763"/>
+              <w:sz w:val="24"/>
+              <w:szCs w:val="24"/>
+            </w:rPr>
+          </w:r>
         </w:p>
         <w:p>
           <w:pPr>
@@ -5024,6 +5329,14 @@
               <w:lang w:val="es-ES_tradnl" w:eastAsia="es-ES"/>
             </w:rPr>
           </w:pPr>
+          <w:r>
+            <w:rPr>
+              <w:rFonts w:ascii="Century Gothic" w:hAnsi="Century Gothic" w:eastAsiaTheme="minorEastAsia"/>
+              <w:sz w:val="2"/>
+              <w:szCs w:val="2"/>
+              <w:lang w:val="es-ES_tradnl" w:eastAsia="es-ES"/>
+            </w:rPr>
+          </w:r>
           <w:r>
             <w:rPr>
               <w:rFonts w:ascii="Century Gothic" w:hAnsi="Century Gothic" w:eastAsiaTheme="minorEastAsia"/>
@@ -5147,13 +5460,22 @@
               <w:lang w:val="es-ES_tradnl" w:eastAsia="es-ES"/>
             </w:rPr>
           </w:r>
+          <w:r>
+            <w:rPr>
+              <w:rFonts w:ascii="Century Gothic" w:hAnsi="Century Gothic" w:eastAsiaTheme="minorEastAsia"/>
+              <w:b/>
+              <w:sz w:val="30"/>
+              <w:szCs w:val="30"/>
+              <w:lang w:val="es-ES_tradnl" w:eastAsia="es-ES"/>
+            </w:rPr>
+          </w:r>
         </w:p>
       </w:tc>
     </w:tr>
   </w:tbl>
   <w:p>
     <w:pPr>
-      <w:pStyle w:val="981"/>
+      <w:pStyle w:val="1158"/>
       <w:pBdr/>
       <w:tabs>
         <w:tab w:val="clear" w:leader="none" w:pos="4419"/>
@@ -5166,6 +5488,11 @@
         <w:color w:val="1f4e79" w:themeColor="accent1" w:themeShade="80"/>
       </w:rPr>
     </w:pPr>
+    <w:r>
+      <w:rPr>
+        <w:color w:val="1f4e79" w:themeColor="accent1" w:themeShade="80"/>
+      </w:rPr>
+    </w:r>
     <w:r>
       <w:rPr>
         <w:color w:val="1f4e79" w:themeColor="accent1" w:themeShade="80"/>
@@ -5184,7 +5511,7 @@
 <w:hdr xmlns:wpc="http://schemas.microsoft.com/office/word/2010/wordprocessingCanvas" xmlns:mc="http://schemas.openxmlformats.org/markup-compatibility/2006" xmlns:o="urn:schemas-microsoft-com:office:office" xmlns:r="http://schemas.openxmlformats.org/officeDocument/2006/relationships" xmlns:m="http://schemas.openxmlformats.org/officeDocument/2006/math" xmlns:v="urn:schemas-microsoft-com:vml" xmlns:wp14="http://schemas.microsoft.com/office/word/2010/wordprocessingDrawing" xmlns:wp="http://schemas.openxmlformats.org/drawingml/2006/wordprocessingDrawing" xmlns:w10="urn:schemas-microsoft-com:office:word" xmlns:w="http://schemas.openxmlformats.org/wordprocessingml/2006/main" xmlns:w14="http://schemas.microsoft.com/office/word/2010/wordml" xmlns:w15="http://schemas.microsoft.com/office/word/2012/wordml" xmlns:wpg="http://schemas.microsoft.com/office/word/2010/wordprocessingGroup" xmlns:wpi="http://schemas.microsoft.com/office/word/2010/wordprocessingInk" xmlns:wne="http://schemas.microsoft.com/office/word/2006/wordml" xmlns:a="http://schemas.openxmlformats.org/drawingml/2006/main" xmlns:wps="http://schemas.microsoft.com/office/word/2010/wordprocessingShape" mc:Ignorable="w14 w15 wp14">
   <w:tbl>
     <w:tblPr>
-      <w:tblStyle w:val="980"/>
+      <w:tblStyle w:val="1157"/>
       <w:tblW w:w="0" w:type="auto"/>
       <w:tblBorders/>
       <w:tblLook w:val="04A0" w:firstRow="1" w:lastRow="0" w:firstColumn="1" w:lastColumn="0" w:noHBand="0" w:noVBand="1"/>
@@ -5316,6 +5643,15 @@
               <w:lang w:val="es-ES_tradnl" w:eastAsia="es-ES"/>
             </w:rPr>
           </w:r>
+          <w:r>
+            <w:rPr>
+              <w:rFonts w:ascii="Century Gothic" w:hAnsi="Century Gothic" w:eastAsiaTheme="minorEastAsia"/>
+              <w:b/>
+              <w:sz w:val="30"/>
+              <w:szCs w:val="30"/>
+              <w:lang w:val="es-ES_tradnl" w:eastAsia="es-ES"/>
+            </w:rPr>
+          </w:r>
         </w:p>
       </w:tc>
       <w:tc>
@@ -5363,6 +5699,16 @@
               <w:lang w:val="es-ES" w:eastAsia="es-ES"/>
             </w:rPr>
           </w:r>
+          <w:r>
+            <w:rPr>
+              <w:rFonts w:ascii="Century Gothic" w:hAnsi="Century Gothic" w:eastAsiaTheme="minorEastAsia"/>
+              <w:b/>
+              <w:color w:val="1d2763"/>
+              <w:sz w:val="24"/>
+              <w:szCs w:val="24"/>
+              <w:lang w:val="es-ES" w:eastAsia="es-ES"/>
+            </w:rPr>
+          </w:r>
         </w:p>
         <w:p>
           <w:pPr>
@@ -5384,6 +5730,14 @@
               <w:szCs w:val="24"/>
             </w:rPr>
             <w:t xml:space="preserve">Técnico en Geomática</w:t>
+          </w:r>
+          <w:r>
+            <w:rPr>
+              <w:rFonts w:ascii="Century Gothic" w:hAnsi="Century Gothic" w:eastAsia="Century Gothic" w:cs="Century Gothic"/>
+              <w:color w:val="1d2763"/>
+              <w:sz w:val="24"/>
+              <w:szCs w:val="24"/>
+            </w:rPr>
           </w:r>
           <w:r>
             <w:rPr>
@@ -5426,6 +5780,15 @@
               <w:lang w:eastAsia="es-ES"/>
             </w:rPr>
           </w:r>
+          <w:r>
+            <w:rPr>
+              <w:rFonts w:ascii="Century Gothic" w:hAnsi="Century Gothic" w:eastAsiaTheme="minorEastAsia"/>
+              <w:color w:val="1d2763"/>
+              <w:sz w:val="24"/>
+              <w:szCs w:val="24"/>
+              <w:lang w:eastAsia="es-ES"/>
+            </w:rPr>
+          </w:r>
         </w:p>
         <w:p>
           <w:pPr>
@@ -5439,6 +5802,14 @@
               <w:lang w:val="es-ES_tradnl" w:eastAsia="es-ES"/>
             </w:rPr>
           </w:pPr>
+          <w:r>
+            <w:rPr>
+              <w:rFonts w:ascii="Century Gothic" w:hAnsi="Century Gothic" w:eastAsiaTheme="minorEastAsia"/>
+              <w:sz w:val="2"/>
+              <w:szCs w:val="2"/>
+              <w:lang w:val="es-ES_tradnl" w:eastAsia="es-ES"/>
+            </w:rPr>
+          </w:r>
           <w:r>
             <w:rPr>
               <w:rFonts w:ascii="Century Gothic" w:hAnsi="Century Gothic" w:eastAsiaTheme="minorEastAsia"/>
@@ -5576,13 +5947,22 @@
               <w:lang w:val="es-ES_tradnl" w:eastAsia="es-ES"/>
             </w:rPr>
           </w:r>
+          <w:r>
+            <w:rPr>
+              <w:rFonts w:ascii="Century Gothic" w:hAnsi="Century Gothic" w:eastAsiaTheme="minorEastAsia"/>
+              <w:b/>
+              <w:sz w:val="30"/>
+              <w:szCs w:val="30"/>
+              <w:lang w:val="es-ES_tradnl" w:eastAsia="es-ES"/>
+            </w:rPr>
+          </w:r>
         </w:p>
       </w:tc>
     </w:tr>
   </w:tbl>
   <w:p>
     <w:pPr>
-      <w:pStyle w:val="981"/>
+      <w:pStyle w:val="1158"/>
       <w:pBdr/>
       <w:spacing/>
       <w:ind/>
@@ -11607,6 +11987,153 @@
       </w:pPr>
       <w:rPr>
         <w:rFonts w:hint="default" w:ascii="Wingdings" w:hAnsi="Wingdings"/>
+      </w:rPr>
+      <w:start w:val="1"/>
+      <w:suff w:val="tab"/>
+    </w:lvl>
+  </w:abstractNum>
+  <w:abstractNum w:abstractNumId="40">
+    <w:nsid w:val="6DB91FF0"/>
+    <w:lvl w:ilvl="0">
+      <w:isLgl w:val="false"/>
+      <w:lvlJc w:val="left"/>
+      <w:lvlText w:val="·"/>
+      <w:numFmt w:val="bullet"/>
+      <w:pPr>
+        <w:pBdr/>
+        <w:spacing/>
+        <w:ind w:hanging="360" w:left="709"/>
+      </w:pPr>
+      <w:rPr>
+        <w:rFonts w:hint="default" w:ascii="Symbol" w:hAnsi="Symbol" w:eastAsia="Symbol" w:cs="Symbol"/>
+      </w:rPr>
+      <w:start w:val="1"/>
+      <w:suff w:val="tab"/>
+    </w:lvl>
+    <w:lvl w:ilvl="1">
+      <w:isLgl w:val="false"/>
+      <w:lvlJc w:val="left"/>
+      <w:lvlText w:val="o"/>
+      <w:numFmt w:val="bullet"/>
+      <w:pPr>
+        <w:pBdr/>
+        <w:spacing/>
+        <w:ind w:hanging="360" w:left="1429"/>
+      </w:pPr>
+      <w:rPr>
+        <w:rFonts w:hint="default" w:ascii="Courier New" w:hAnsi="Courier New" w:eastAsia="Courier New" w:cs="Courier New"/>
+      </w:rPr>
+      <w:start w:val="1"/>
+      <w:suff w:val="tab"/>
+    </w:lvl>
+    <w:lvl w:ilvl="2">
+      <w:isLgl w:val="false"/>
+      <w:lvlJc w:val="left"/>
+      <w:lvlText w:val="§"/>
+      <w:numFmt w:val="bullet"/>
+      <w:pPr>
+        <w:pBdr/>
+        <w:spacing/>
+        <w:ind w:hanging="360" w:left="2149"/>
+      </w:pPr>
+      <w:rPr>
+        <w:rFonts w:hint="default" w:ascii="Wingdings" w:hAnsi="Wingdings" w:eastAsia="Wingdings" w:cs="Wingdings"/>
+      </w:rPr>
+      <w:start w:val="1"/>
+      <w:suff w:val="tab"/>
+    </w:lvl>
+    <w:lvl w:ilvl="3">
+      <w:isLgl w:val="false"/>
+      <w:lvlJc w:val="left"/>
+      <w:lvlText w:val="·"/>
+      <w:numFmt w:val="bullet"/>
+      <w:pPr>
+        <w:pBdr/>
+        <w:spacing/>
+        <w:ind w:hanging="360" w:left="2869"/>
+      </w:pPr>
+      <w:rPr>
+        <w:rFonts w:hint="default" w:ascii="Symbol" w:hAnsi="Symbol" w:eastAsia="Symbol" w:cs="Symbol"/>
+      </w:rPr>
+      <w:start w:val="1"/>
+      <w:suff w:val="tab"/>
+    </w:lvl>
+    <w:lvl w:ilvl="4">
+      <w:isLgl w:val="false"/>
+      <w:lvlJc w:val="left"/>
+      <w:lvlText w:val="o"/>
+      <w:numFmt w:val="bullet"/>
+      <w:pPr>
+        <w:pBdr/>
+        <w:spacing/>
+        <w:ind w:hanging="360" w:left="3589"/>
+      </w:pPr>
+      <w:rPr>
+        <w:rFonts w:hint="default" w:ascii="Courier New" w:hAnsi="Courier New" w:eastAsia="Courier New" w:cs="Courier New"/>
+      </w:rPr>
+      <w:start w:val="1"/>
+      <w:suff w:val="tab"/>
+    </w:lvl>
+    <w:lvl w:ilvl="5">
+      <w:isLgl w:val="false"/>
+      <w:lvlJc w:val="left"/>
+      <w:lvlText w:val="§"/>
+      <w:numFmt w:val="bullet"/>
+      <w:pPr>
+        <w:pBdr/>
+        <w:spacing/>
+        <w:ind w:hanging="360" w:left="4309"/>
+      </w:pPr>
+      <w:rPr>
+        <w:rFonts w:hint="default" w:ascii="Wingdings" w:hAnsi="Wingdings" w:eastAsia="Wingdings" w:cs="Wingdings"/>
+      </w:rPr>
+      <w:start w:val="1"/>
+      <w:suff w:val="tab"/>
+    </w:lvl>
+    <w:lvl w:ilvl="6">
+      <w:isLgl w:val="false"/>
+      <w:lvlJc w:val="left"/>
+      <w:lvlText w:val="·"/>
+      <w:numFmt w:val="bullet"/>
+      <w:pPr>
+        <w:pBdr/>
+        <w:spacing/>
+        <w:ind w:hanging="360" w:left="5029"/>
+      </w:pPr>
+      <w:rPr>
+        <w:rFonts w:hint="default" w:ascii="Symbol" w:hAnsi="Symbol" w:eastAsia="Symbol" w:cs="Symbol"/>
+      </w:rPr>
+      <w:start w:val="1"/>
+      <w:suff w:val="tab"/>
+    </w:lvl>
+    <w:lvl w:ilvl="7">
+      <w:isLgl w:val="false"/>
+      <w:lvlJc w:val="left"/>
+      <w:lvlText w:val="o"/>
+      <w:numFmt w:val="bullet"/>
+      <w:pPr>
+        <w:pBdr/>
+        <w:spacing/>
+        <w:ind w:hanging="360" w:left="5749"/>
+      </w:pPr>
+      <w:rPr>
+        <w:rFonts w:hint="default" w:ascii="Courier New" w:hAnsi="Courier New" w:eastAsia="Courier New" w:cs="Courier New"/>
+      </w:rPr>
+      <w:start w:val="1"/>
+      <w:suff w:val="tab"/>
+    </w:lvl>
+    <w:lvl w:ilvl="8">
+      <w:isLgl w:val="false"/>
+      <w:lvlJc w:val="left"/>
+      <w:lvlText w:val="§"/>
+      <w:numFmt w:val="bullet"/>
+      <w:pPr>
+        <w:pBdr/>
+        <w:spacing/>
+        <w:ind w:hanging="360" w:left="6469"/>
+      </w:pPr>
+      <w:rPr>
+        <w:rFonts w:hint="default" w:ascii="Wingdings" w:hAnsi="Wingdings" w:eastAsia="Wingdings" w:cs="Wingdings"/>
       </w:rPr>
       <w:start w:val="1"/>
       <w:suff w:val="tab"/>
@@ -11731,6 +12258,9 @@
   </w:num>
   <w:num w:numId="40">
     <w:abstractNumId w:val="33"/>
+  </w:num>
+  <w:num w:numId="41">
+    <w:abstractNumId w:val="40"/>
   </w:num>
 </w:numbering>
 </file>
@@ -11893,9 +12423,9 @@
     <w:lsdException w:name="Bibliography" w:uiPriority="37"/>
     <w:lsdException w:name="TOC Heading" w:uiPriority="39" w:qFormat="1"/>
   </w:latentStyles>
-  <w:style w:type="table" w:styleId="13">
+  <w:style w:type="table" w:styleId="981">
     <w:name w:val="Table Grid Light"/>
-    <w:basedOn w:val="974"/>
+    <w:basedOn w:val="1151"/>
     <w:uiPriority w:val="59"/>
     <w:pPr>
       <w:pBdr/>
@@ -12092,9 +12622,9 @@
       </w:tcPr>
     </w:tblStylePr>
   </w:style>
-  <w:style w:type="table" w:styleId="14">
+  <w:style w:type="table" w:styleId="982">
     <w:name w:val="Plain Table 1"/>
-    <w:basedOn w:val="974"/>
+    <w:basedOn w:val="1151"/>
     <w:uiPriority w:val="59"/>
     <w:pPr>
       <w:pBdr/>
@@ -12317,9 +12847,9 @@
       </w:tcPr>
     </w:tblStylePr>
   </w:style>
-  <w:style w:type="table" w:styleId="15">
+  <w:style w:type="table" w:styleId="983">
     <w:name w:val="Plain Table 2"/>
-    <w:basedOn w:val="974"/>
+    <w:basedOn w:val="1151"/>
     <w:uiPriority w:val="59"/>
     <w:pPr>
       <w:pBdr/>
@@ -12550,9 +13080,9 @@
       </w:tcPr>
     </w:tblStylePr>
   </w:style>
-  <w:style w:type="table" w:styleId="16">
+  <w:style w:type="table" w:styleId="984">
     <w:name w:val="Plain Table 3"/>
-    <w:basedOn w:val="974"/>
+    <w:basedOn w:val="1151"/>
     <w:uiPriority w:val="99"/>
     <w:pPr>
       <w:pBdr/>
@@ -12780,9 +13310,9 @@
       </w:tcPr>
     </w:tblStylePr>
   </w:style>
-  <w:style w:type="table" w:styleId="17">
+  <w:style w:type="table" w:styleId="985">
     <w:name w:val="Plain Table 4"/>
-    <w:basedOn w:val="974"/>
+    <w:basedOn w:val="1151"/>
     <w:uiPriority w:val="99"/>
     <w:pPr>
       <w:pBdr/>
@@ -12996,9 +13526,9 @@
       </w:tcPr>
     </w:tblStylePr>
   </w:style>
-  <w:style w:type="table" w:styleId="19">
+  <w:style w:type="table" w:styleId="986">
     <w:name w:val="Grid Table 1 Light"/>
-    <w:basedOn w:val="974"/>
+    <w:basedOn w:val="1151"/>
     <w:uiPriority w:val="99"/>
     <w:pPr>
       <w:pBdr/>
@@ -13219,9 +13749,9 @@
       </w:tcPr>
     </w:tblStylePr>
   </w:style>
-  <w:style w:type="table" w:styleId="20">
+  <w:style w:type="table" w:styleId="987">
     <w:name w:val="Grid Table 1 Light - Accent 1"/>
-    <w:basedOn w:val="974"/>
+    <w:basedOn w:val="1151"/>
     <w:uiPriority w:val="99"/>
     <w:pPr>
       <w:pBdr/>
@@ -13442,9 +13972,9 @@
       </w:tcPr>
     </w:tblStylePr>
   </w:style>
-  <w:style w:type="table" w:styleId="21">
+  <w:style w:type="table" w:styleId="988">
     <w:name w:val="Grid Table 1 Light - Accent 2"/>
-    <w:basedOn w:val="974"/>
+    <w:basedOn w:val="1151"/>
     <w:uiPriority w:val="99"/>
     <w:pPr>
       <w:pBdr/>
@@ -13665,9 +14195,9 @@
       </w:tcPr>
     </w:tblStylePr>
   </w:style>
-  <w:style w:type="table" w:styleId="22">
+  <w:style w:type="table" w:styleId="989">
     <w:name w:val="Grid Table 1 Light - Accent 3"/>
-    <w:basedOn w:val="974"/>
+    <w:basedOn w:val="1151"/>
     <w:uiPriority w:val="99"/>
     <w:pPr>
       <w:pBdr/>
@@ -13888,9 +14418,9 @@
       </w:tcPr>
     </w:tblStylePr>
   </w:style>
-  <w:style w:type="table" w:styleId="23">
+  <w:style w:type="table" w:styleId="990">
     <w:name w:val="Grid Table 1 Light - Accent 4"/>
-    <w:basedOn w:val="974"/>
+    <w:basedOn w:val="1151"/>
     <w:uiPriority w:val="99"/>
     <w:pPr>
       <w:pBdr/>
@@ -14111,9 +14641,9 @@
       </w:tcPr>
     </w:tblStylePr>
   </w:style>
-  <w:style w:type="table" w:styleId="24">
+  <w:style w:type="table" w:styleId="991">
     <w:name w:val="Grid Table 1 Light - Accent 5"/>
-    <w:basedOn w:val="974"/>
+    <w:basedOn w:val="1151"/>
     <w:uiPriority w:val="99"/>
     <w:pPr>
       <w:pBdr/>
@@ -14334,9 +14864,9 @@
       </w:tcPr>
     </w:tblStylePr>
   </w:style>
-  <w:style w:type="table" w:styleId="25">
+  <w:style w:type="table" w:styleId="992">
     <w:name w:val="Grid Table 1 Light - Accent 6"/>
-    <w:basedOn w:val="974"/>
+    <w:basedOn w:val="1151"/>
     <w:uiPriority w:val="99"/>
     <w:pPr>
       <w:pBdr/>
@@ -14557,9 +15087,9 @@
       </w:tcPr>
     </w:tblStylePr>
   </w:style>
-  <w:style w:type="table" w:styleId="26">
+  <w:style w:type="table" w:styleId="993">
     <w:name w:val="Grid Table 2"/>
-    <w:basedOn w:val="974"/>
+    <w:basedOn w:val="1151"/>
     <w:uiPriority w:val="99"/>
     <w:pPr>
       <w:pBdr/>
@@ -14789,9 +15319,9 @@
       </w:tcPr>
     </w:tblStylePr>
   </w:style>
-  <w:style w:type="table" w:styleId="27">
+  <w:style w:type="table" w:styleId="994">
     <w:name w:val="Grid Table 2 - Accent 1"/>
-    <w:basedOn w:val="974"/>
+    <w:basedOn w:val="1151"/>
     <w:uiPriority w:val="99"/>
     <w:pPr>
       <w:pBdr/>
@@ -15021,9 +15551,9 @@
       </w:tcPr>
     </w:tblStylePr>
   </w:style>
-  <w:style w:type="table" w:styleId="28">
+  <w:style w:type="table" w:styleId="995">
     <w:name w:val="Grid Table 2 - Accent 2"/>
-    <w:basedOn w:val="974"/>
+    <w:basedOn w:val="1151"/>
     <w:uiPriority w:val="99"/>
     <w:pPr>
       <w:pBdr/>
@@ -15253,9 +15783,9 @@
       </w:tcPr>
     </w:tblStylePr>
   </w:style>
-  <w:style w:type="table" w:styleId="29">
+  <w:style w:type="table" w:styleId="996">
     <w:name w:val="Grid Table 2 - Accent 3"/>
-    <w:basedOn w:val="974"/>
+    <w:basedOn w:val="1151"/>
     <w:uiPriority w:val="99"/>
     <w:pPr>
       <w:pBdr/>
@@ -15485,9 +16015,9 @@
       </w:tcPr>
     </w:tblStylePr>
   </w:style>
-  <w:style w:type="table" w:styleId="30">
+  <w:style w:type="table" w:styleId="997">
     <w:name w:val="Grid Table 2 - Accent 4"/>
-    <w:basedOn w:val="974"/>
+    <w:basedOn w:val="1151"/>
     <w:uiPriority w:val="99"/>
     <w:pPr>
       <w:pBdr/>
@@ -15717,9 +16247,9 @@
       </w:tcPr>
     </w:tblStylePr>
   </w:style>
-  <w:style w:type="table" w:styleId="31">
+  <w:style w:type="table" w:styleId="998">
     <w:name w:val="Grid Table 2 - Accent 5"/>
-    <w:basedOn w:val="974"/>
+    <w:basedOn w:val="1151"/>
     <w:uiPriority w:val="99"/>
     <w:pPr>
       <w:pBdr/>
@@ -15949,9 +16479,9 @@
       </w:tcPr>
     </w:tblStylePr>
   </w:style>
-  <w:style w:type="table" w:styleId="32">
+  <w:style w:type="table" w:styleId="999">
     <w:name w:val="Grid Table 2 - Accent 6"/>
-    <w:basedOn w:val="974"/>
+    <w:basedOn w:val="1151"/>
     <w:uiPriority w:val="99"/>
     <w:pPr>
       <w:pBdr/>
@@ -16181,9 +16711,9 @@
       </w:tcPr>
     </w:tblStylePr>
   </w:style>
-  <w:style w:type="table" w:styleId="33">
+  <w:style w:type="table" w:styleId="1000">
     <w:name w:val="Grid Table 3"/>
-    <w:basedOn w:val="974"/>
+    <w:basedOn w:val="1151"/>
     <w:uiPriority w:val="99"/>
     <w:pPr>
       <w:pBdr/>
@@ -16282,29 +16812,6 @@
         <w:tblBorders/>
       </w:tblPr>
       <w:tcPr>
-        <w:shd w:color="ffffff"/>
-        <w:tcBorders>
-          <w:top w:val="none" w:color="000000" w:sz="4" w:space="0"/>
-          <w:left w:val="none" w:color="000000" w:sz="4" w:space="0"/>
-          <w:bottom w:val="none" w:color="000000" w:sz="4" w:space="0"/>
-          <w:right w:val="none" w:color="000000" w:sz="4" w:space="0"/>
-        </w:tcBorders>
-      </w:tcPr>
-    </w:tblStylePr>
-    <w:tblStylePr w:type="firstRow">
-      <w:rPr>
-        <w:b/>
-        <w:color w:val="404040"/>
-      </w:rPr>
-      <w:pPr>
-        <w:pBdr/>
-        <w:spacing/>
-        <w:ind/>
-      </w:pPr>
-      <w:tblPr>
-        <w:tblBorders/>
-      </w:tblPr>
-      <w:tcPr>
         <w:shd w:val="clear" w:color="ffffff"/>
         <w:tcBorders>
           <w:top w:val="none" w:color="000000" w:sz="4" w:space="0"/>
@@ -16314,30 +16821,7 @@
         </w:tcBorders>
       </w:tcPr>
     </w:tblStylePr>
-    <w:tblStylePr w:type="lastCol">
-      <w:rPr>
-        <w:i/>
-        <w:color w:val="404040"/>
-      </w:rPr>
-      <w:pPr>
-        <w:pBdr/>
-        <w:spacing/>
-        <w:ind/>
-      </w:pPr>
-      <w:tblPr>
-        <w:tblBorders/>
-      </w:tblPr>
-      <w:tcPr>
-        <w:shd w:color="ffffff"/>
-        <w:tcBorders>
-          <w:top w:val="none" w:color="000000" w:sz="4" w:space="0"/>
-          <w:left w:val="none" w:color="000000" w:sz="4" w:space="0"/>
-          <w:bottom w:val="none" w:color="000000" w:sz="4" w:space="0"/>
-          <w:right w:val="none" w:color="000000" w:sz="4" w:space="0"/>
-        </w:tcBorders>
-      </w:tcPr>
-    </w:tblStylePr>
-    <w:tblStylePr w:type="lastRow">
+    <w:tblStylePr w:type="firstRow">
       <w:rPr>
         <w:b/>
         <w:color w:val="404040"/>
@@ -16360,6 +16844,52 @@
         </w:tcBorders>
       </w:tcPr>
     </w:tblStylePr>
+    <w:tblStylePr w:type="lastCol">
+      <w:rPr>
+        <w:i/>
+        <w:color w:val="404040"/>
+      </w:rPr>
+      <w:pPr>
+        <w:pBdr/>
+        <w:spacing/>
+        <w:ind/>
+      </w:pPr>
+      <w:tblPr>
+        <w:tblBorders/>
+      </w:tblPr>
+      <w:tcPr>
+        <w:shd w:val="clear" w:color="ffffff"/>
+        <w:tcBorders>
+          <w:top w:val="none" w:color="000000" w:sz="4" w:space="0"/>
+          <w:left w:val="none" w:color="000000" w:sz="4" w:space="0"/>
+          <w:bottom w:val="none" w:color="000000" w:sz="4" w:space="0"/>
+          <w:right w:val="none" w:color="000000" w:sz="4" w:space="0"/>
+        </w:tcBorders>
+      </w:tcPr>
+    </w:tblStylePr>
+    <w:tblStylePr w:type="lastRow">
+      <w:rPr>
+        <w:b/>
+        <w:color w:val="404040"/>
+      </w:rPr>
+      <w:pPr>
+        <w:pBdr/>
+        <w:spacing/>
+        <w:ind/>
+      </w:pPr>
+      <w:tblPr>
+        <w:tblBorders/>
+      </w:tblPr>
+      <w:tcPr>
+        <w:shd w:val="clear" w:color="ffffff"/>
+        <w:tcBorders>
+          <w:top w:val="none" w:color="000000" w:sz="4" w:space="0"/>
+          <w:left w:val="none" w:color="000000" w:sz="4" w:space="0"/>
+          <w:bottom w:val="none" w:color="000000" w:sz="4" w:space="0"/>
+          <w:right w:val="none" w:color="000000" w:sz="4" w:space="0"/>
+        </w:tcBorders>
+      </w:tcPr>
+    </w:tblStylePr>
     <w:tblStylePr w:type="nwCell">
       <w:pPr>
         <w:pBdr/>
@@ -16426,9 +16956,9 @@
       </w:tcPr>
     </w:tblStylePr>
   </w:style>
-  <w:style w:type="table" w:styleId="34">
+  <w:style w:type="table" w:styleId="1001">
     <w:name w:val="Grid Table 3 - Accent 1"/>
-    <w:basedOn w:val="974"/>
+    <w:basedOn w:val="1151"/>
     <w:uiPriority w:val="99"/>
     <w:pPr>
       <w:pBdr/>
@@ -16527,29 +17057,6 @@
         <w:tblBorders/>
       </w:tblPr>
       <w:tcPr>
-        <w:shd w:color="ffffff"/>
-        <w:tcBorders>
-          <w:top w:val="none" w:color="000000" w:sz="4" w:space="0"/>
-          <w:left w:val="none" w:color="000000" w:sz="4" w:space="0"/>
-          <w:bottom w:val="none" w:color="000000" w:sz="4" w:space="0"/>
-          <w:right w:val="none" w:color="000000" w:sz="4" w:space="0"/>
-        </w:tcBorders>
-      </w:tcPr>
-    </w:tblStylePr>
-    <w:tblStylePr w:type="firstRow">
-      <w:rPr>
-        <w:b/>
-        <w:color w:val="404040"/>
-      </w:rPr>
-      <w:pPr>
-        <w:pBdr/>
-        <w:spacing/>
-        <w:ind/>
-      </w:pPr>
-      <w:tblPr>
-        <w:tblBorders/>
-      </w:tblPr>
-      <w:tcPr>
         <w:shd w:val="clear" w:color="ffffff"/>
         <w:tcBorders>
           <w:top w:val="none" w:color="000000" w:sz="4" w:space="0"/>
@@ -16559,30 +17066,7 @@
         </w:tcBorders>
       </w:tcPr>
     </w:tblStylePr>
-    <w:tblStylePr w:type="lastCol">
-      <w:rPr>
-        <w:i/>
-        <w:color w:val="404040"/>
-      </w:rPr>
-      <w:pPr>
-        <w:pBdr/>
-        <w:spacing/>
-        <w:ind/>
-      </w:pPr>
-      <w:tblPr>
-        <w:tblBorders/>
-      </w:tblPr>
-      <w:tcPr>
-        <w:shd w:color="ffffff"/>
-        <w:tcBorders>
-          <w:top w:val="none" w:color="000000" w:sz="4" w:space="0"/>
-          <w:left w:val="none" w:color="000000" w:sz="4" w:space="0"/>
-          <w:bottom w:val="none" w:color="000000" w:sz="4" w:space="0"/>
-          <w:right w:val="none" w:color="000000" w:sz="4" w:space="0"/>
-        </w:tcBorders>
-      </w:tcPr>
-    </w:tblStylePr>
-    <w:tblStylePr w:type="lastRow">
+    <w:tblStylePr w:type="firstRow">
       <w:rPr>
         <w:b/>
         <w:color w:val="404040"/>
@@ -16605,6 +17089,52 @@
         </w:tcBorders>
       </w:tcPr>
     </w:tblStylePr>
+    <w:tblStylePr w:type="lastCol">
+      <w:rPr>
+        <w:i/>
+        <w:color w:val="404040"/>
+      </w:rPr>
+      <w:pPr>
+        <w:pBdr/>
+        <w:spacing/>
+        <w:ind/>
+      </w:pPr>
+      <w:tblPr>
+        <w:tblBorders/>
+      </w:tblPr>
+      <w:tcPr>
+        <w:shd w:val="clear" w:color="ffffff"/>
+        <w:tcBorders>
+          <w:top w:val="none" w:color="000000" w:sz="4" w:space="0"/>
+          <w:left w:val="none" w:color="000000" w:sz="4" w:space="0"/>
+          <w:bottom w:val="none" w:color="000000" w:sz="4" w:space="0"/>
+          <w:right w:val="none" w:color="000000" w:sz="4" w:space="0"/>
+        </w:tcBorders>
+      </w:tcPr>
+    </w:tblStylePr>
+    <w:tblStylePr w:type="lastRow">
+      <w:rPr>
+        <w:b/>
+        <w:color w:val="404040"/>
+      </w:rPr>
+      <w:pPr>
+        <w:pBdr/>
+        <w:spacing/>
+        <w:ind/>
+      </w:pPr>
+      <w:tblPr>
+        <w:tblBorders/>
+      </w:tblPr>
+      <w:tcPr>
+        <w:shd w:val="clear" w:color="ffffff"/>
+        <w:tcBorders>
+          <w:top w:val="none" w:color="000000" w:sz="4" w:space="0"/>
+          <w:left w:val="none" w:color="000000" w:sz="4" w:space="0"/>
+          <w:bottom w:val="none" w:color="000000" w:sz="4" w:space="0"/>
+          <w:right w:val="none" w:color="000000" w:sz="4" w:space="0"/>
+        </w:tcBorders>
+      </w:tcPr>
+    </w:tblStylePr>
     <w:tblStylePr w:type="nwCell">
       <w:pPr>
         <w:pBdr/>
@@ -16671,9 +17201,9 @@
       </w:tcPr>
     </w:tblStylePr>
   </w:style>
-  <w:style w:type="table" w:styleId="35">
+  <w:style w:type="table" w:styleId="1002">
     <w:name w:val="Grid Table 3 - Accent 2"/>
-    <w:basedOn w:val="974"/>
+    <w:basedOn w:val="1151"/>
     <w:uiPriority w:val="99"/>
     <w:pPr>
       <w:pBdr/>
@@ -16772,29 +17302,6 @@
         <w:tblBorders/>
       </w:tblPr>
       <w:tcPr>
-        <w:shd w:color="ffffff"/>
-        <w:tcBorders>
-          <w:top w:val="none" w:color="000000" w:sz="4" w:space="0"/>
-          <w:left w:val="none" w:color="000000" w:sz="4" w:space="0"/>
-          <w:bottom w:val="none" w:color="000000" w:sz="4" w:space="0"/>
-          <w:right w:val="none" w:color="000000" w:sz="4" w:space="0"/>
-        </w:tcBorders>
-      </w:tcPr>
-    </w:tblStylePr>
-    <w:tblStylePr w:type="firstRow">
-      <w:rPr>
-        <w:b/>
-        <w:color w:val="404040"/>
-      </w:rPr>
-      <w:pPr>
-        <w:pBdr/>
-        <w:spacing/>
-        <w:ind/>
-      </w:pPr>
-      <w:tblPr>
-        <w:tblBorders/>
-      </w:tblPr>
-      <w:tcPr>
         <w:shd w:val="clear" w:color="ffffff"/>
         <w:tcBorders>
           <w:top w:val="none" w:color="000000" w:sz="4" w:space="0"/>
@@ -16804,30 +17311,7 @@
         </w:tcBorders>
       </w:tcPr>
     </w:tblStylePr>
-    <w:tblStylePr w:type="lastCol">
-      <w:rPr>
-        <w:i/>
-        <w:color w:val="404040"/>
-      </w:rPr>
-      <w:pPr>
-        <w:pBdr/>
-        <w:spacing/>
-        <w:ind/>
-      </w:pPr>
-      <w:tblPr>
-        <w:tblBorders/>
-      </w:tblPr>
-      <w:tcPr>
-        <w:shd w:color="ffffff"/>
-        <w:tcBorders>
-          <w:top w:val="none" w:color="000000" w:sz="4" w:space="0"/>
-          <w:left w:val="none" w:color="000000" w:sz="4" w:space="0"/>
-          <w:bottom w:val="none" w:color="000000" w:sz="4" w:space="0"/>
-          <w:right w:val="none" w:color="000000" w:sz="4" w:space="0"/>
-        </w:tcBorders>
-      </w:tcPr>
-    </w:tblStylePr>
-    <w:tblStylePr w:type="lastRow">
+    <w:tblStylePr w:type="firstRow">
       <w:rPr>
         <w:b/>
         <w:color w:val="404040"/>
@@ -16850,6 +17334,52 @@
         </w:tcBorders>
       </w:tcPr>
     </w:tblStylePr>
+    <w:tblStylePr w:type="lastCol">
+      <w:rPr>
+        <w:i/>
+        <w:color w:val="404040"/>
+      </w:rPr>
+      <w:pPr>
+        <w:pBdr/>
+        <w:spacing/>
+        <w:ind/>
+      </w:pPr>
+      <w:tblPr>
+        <w:tblBorders/>
+      </w:tblPr>
+      <w:tcPr>
+        <w:shd w:val="clear" w:color="ffffff"/>
+        <w:tcBorders>
+          <w:top w:val="none" w:color="000000" w:sz="4" w:space="0"/>
+          <w:left w:val="none" w:color="000000" w:sz="4" w:space="0"/>
+          <w:bottom w:val="none" w:color="000000" w:sz="4" w:space="0"/>
+          <w:right w:val="none" w:color="000000" w:sz="4" w:space="0"/>
+        </w:tcBorders>
+      </w:tcPr>
+    </w:tblStylePr>
+    <w:tblStylePr w:type="lastRow">
+      <w:rPr>
+        <w:b/>
+        <w:color w:val="404040"/>
+      </w:rPr>
+      <w:pPr>
+        <w:pBdr/>
+        <w:spacing/>
+        <w:ind/>
+      </w:pPr>
+      <w:tblPr>
+        <w:tblBorders/>
+      </w:tblPr>
+      <w:tcPr>
+        <w:shd w:val="clear" w:color="ffffff"/>
+        <w:tcBorders>
+          <w:top w:val="none" w:color="000000" w:sz="4" w:space="0"/>
+          <w:left w:val="none" w:color="000000" w:sz="4" w:space="0"/>
+          <w:bottom w:val="none" w:color="000000" w:sz="4" w:space="0"/>
+          <w:right w:val="none" w:color="000000" w:sz="4" w:space="0"/>
+        </w:tcBorders>
+      </w:tcPr>
+    </w:tblStylePr>
     <w:tblStylePr w:type="nwCell">
       <w:pPr>
         <w:pBdr/>
@@ -16916,9 +17446,9 @@
       </w:tcPr>
     </w:tblStylePr>
   </w:style>
-  <w:style w:type="table" w:styleId="36">
+  <w:style w:type="table" w:styleId="1003">
     <w:name w:val="Grid Table 3 - Accent 3"/>
-    <w:basedOn w:val="974"/>
+    <w:basedOn w:val="1151"/>
     <w:uiPriority w:val="99"/>
     <w:pPr>
       <w:pBdr/>
@@ -17017,29 +17547,6 @@
         <w:tblBorders/>
       </w:tblPr>
       <w:tcPr>
-        <w:shd w:color="ffffff"/>
-        <w:tcBorders>
-          <w:top w:val="none" w:color="000000" w:sz="4" w:space="0"/>
-          <w:left w:val="none" w:color="000000" w:sz="4" w:space="0"/>
-          <w:bottom w:val="none" w:color="000000" w:sz="4" w:space="0"/>
-          <w:right w:val="none" w:color="000000" w:sz="4" w:space="0"/>
-        </w:tcBorders>
-      </w:tcPr>
-    </w:tblStylePr>
-    <w:tblStylePr w:type="firstRow">
-      <w:rPr>
-        <w:b/>
-        <w:color w:val="404040"/>
-      </w:rPr>
-      <w:pPr>
-        <w:pBdr/>
-        <w:spacing/>
-        <w:ind/>
-      </w:pPr>
-      <w:tblPr>
-        <w:tblBorders/>
-      </w:tblPr>
-      <w:tcPr>
         <w:shd w:val="clear" w:color="ffffff"/>
         <w:tcBorders>
           <w:top w:val="none" w:color="000000" w:sz="4" w:space="0"/>
@@ -17049,30 +17556,7 @@
         </w:tcBorders>
       </w:tcPr>
     </w:tblStylePr>
-    <w:tblStylePr w:type="lastCol">
-      <w:rPr>
-        <w:i/>
-        <w:color w:val="404040"/>
-      </w:rPr>
-      <w:pPr>
-        <w:pBdr/>
-        <w:spacing/>
-        <w:ind/>
-      </w:pPr>
-      <w:tblPr>
-        <w:tblBorders/>
-      </w:tblPr>
-      <w:tcPr>
-        <w:shd w:color="ffffff"/>
-        <w:tcBorders>
-          <w:top w:val="none" w:color="000000" w:sz="4" w:space="0"/>
-          <w:left w:val="none" w:color="000000" w:sz="4" w:space="0"/>
-          <w:bottom w:val="none" w:color="000000" w:sz="4" w:space="0"/>
-          <w:right w:val="none" w:color="000000" w:sz="4" w:space="0"/>
-        </w:tcBorders>
-      </w:tcPr>
-    </w:tblStylePr>
-    <w:tblStylePr w:type="lastRow">
+    <w:tblStylePr w:type="firstRow">
       <w:rPr>
         <w:b/>
         <w:color w:val="404040"/>
@@ -17095,6 +17579,52 @@
         </w:tcBorders>
       </w:tcPr>
     </w:tblStylePr>
+    <w:tblStylePr w:type="lastCol">
+      <w:rPr>
+        <w:i/>
+        <w:color w:val="404040"/>
+      </w:rPr>
+      <w:pPr>
+        <w:pBdr/>
+        <w:spacing/>
+        <w:ind/>
+      </w:pPr>
+      <w:tblPr>
+        <w:tblBorders/>
+      </w:tblPr>
+      <w:tcPr>
+        <w:shd w:val="clear" w:color="ffffff"/>
+        <w:tcBorders>
+          <w:top w:val="none" w:color="000000" w:sz="4" w:space="0"/>
+          <w:left w:val="none" w:color="000000" w:sz="4" w:space="0"/>
+          <w:bottom w:val="none" w:color="000000" w:sz="4" w:space="0"/>
+          <w:right w:val="none" w:color="000000" w:sz="4" w:space="0"/>
+        </w:tcBorders>
+      </w:tcPr>
+    </w:tblStylePr>
+    <w:tblStylePr w:type="lastRow">
+      <w:rPr>
+        <w:b/>
+        <w:color w:val="404040"/>
+      </w:rPr>
+      <w:pPr>
+        <w:pBdr/>
+        <w:spacing/>
+        <w:ind/>
+      </w:pPr>
+      <w:tblPr>
+        <w:tblBorders/>
+      </w:tblPr>
+      <w:tcPr>
+        <w:shd w:val="clear" w:color="ffffff"/>
+        <w:tcBorders>
+          <w:top w:val="none" w:color="000000" w:sz="4" w:space="0"/>
+          <w:left w:val="none" w:color="000000" w:sz="4" w:space="0"/>
+          <w:bottom w:val="none" w:color="000000" w:sz="4" w:space="0"/>
+          <w:right w:val="none" w:color="000000" w:sz="4" w:space="0"/>
+        </w:tcBorders>
+      </w:tcPr>
+    </w:tblStylePr>
     <w:tblStylePr w:type="nwCell">
       <w:pPr>
         <w:pBdr/>
@@ -17161,9 +17691,9 @@
       </w:tcPr>
     </w:tblStylePr>
   </w:style>
-  <w:style w:type="table" w:styleId="37">
+  <w:style w:type="table" w:styleId="1004">
     <w:name w:val="Grid Table 3 - Accent 4"/>
-    <w:basedOn w:val="974"/>
+    <w:basedOn w:val="1151"/>
     <w:uiPriority w:val="99"/>
     <w:pPr>
       <w:pBdr/>
@@ -17262,29 +17792,6 @@
         <w:tblBorders/>
       </w:tblPr>
       <w:tcPr>
-        <w:shd w:color="ffffff"/>
-        <w:tcBorders>
-          <w:top w:val="none" w:color="000000" w:sz="4" w:space="0"/>
-          <w:left w:val="none" w:color="000000" w:sz="4" w:space="0"/>
-          <w:bottom w:val="none" w:color="000000" w:sz="4" w:space="0"/>
-          <w:right w:val="none" w:color="000000" w:sz="4" w:space="0"/>
-        </w:tcBorders>
-      </w:tcPr>
-    </w:tblStylePr>
-    <w:tblStylePr w:type="firstRow">
-      <w:rPr>
-        <w:b/>
-        <w:color w:val="404040"/>
-      </w:rPr>
-      <w:pPr>
-        <w:pBdr/>
-        <w:spacing/>
-        <w:ind/>
-      </w:pPr>
-      <w:tblPr>
-        <w:tblBorders/>
-      </w:tblPr>
-      <w:tcPr>
         <w:shd w:val="clear" w:color="ffffff"/>
         <w:tcBorders>
           <w:top w:val="none" w:color="000000" w:sz="4" w:space="0"/>
@@ -17294,30 +17801,7 @@
         </w:tcBorders>
       </w:tcPr>
     </w:tblStylePr>
-    <w:tblStylePr w:type="lastCol">
-      <w:rPr>
-        <w:i/>
-        <w:color w:val="404040"/>
-      </w:rPr>
-      <w:pPr>
-        <w:pBdr/>
-        <w:spacing/>
-        <w:ind/>
-      </w:pPr>
-      <w:tblPr>
-        <w:tblBorders/>
-      </w:tblPr>
-      <w:tcPr>
-        <w:shd w:color="ffffff"/>
-        <w:tcBorders>
-          <w:top w:val="none" w:color="000000" w:sz="4" w:space="0"/>
-          <w:left w:val="none" w:color="000000" w:sz="4" w:space="0"/>
-          <w:bottom w:val="none" w:color="000000" w:sz="4" w:space="0"/>
-          <w:right w:val="none" w:color="000000" w:sz="4" w:space="0"/>
-        </w:tcBorders>
-      </w:tcPr>
-    </w:tblStylePr>
-    <w:tblStylePr w:type="lastRow">
+    <w:tblStylePr w:type="firstRow">
       <w:rPr>
         <w:b/>
         <w:color w:val="404040"/>
@@ -17340,6 +17824,52 @@
         </w:tcBorders>
       </w:tcPr>
     </w:tblStylePr>
+    <w:tblStylePr w:type="lastCol">
+      <w:rPr>
+        <w:i/>
+        <w:color w:val="404040"/>
+      </w:rPr>
+      <w:pPr>
+        <w:pBdr/>
+        <w:spacing/>
+        <w:ind/>
+      </w:pPr>
+      <w:tblPr>
+        <w:tblBorders/>
+      </w:tblPr>
+      <w:tcPr>
+        <w:shd w:val="clear" w:color="ffffff"/>
+        <w:tcBorders>
+          <w:top w:val="none" w:color="000000" w:sz="4" w:space="0"/>
+          <w:left w:val="none" w:color="000000" w:sz="4" w:space="0"/>
+          <w:bottom w:val="none" w:color="000000" w:sz="4" w:space="0"/>
+          <w:right w:val="none" w:color="000000" w:sz="4" w:space="0"/>
+        </w:tcBorders>
+      </w:tcPr>
+    </w:tblStylePr>
+    <w:tblStylePr w:type="lastRow">
+      <w:rPr>
+        <w:b/>
+        <w:color w:val="404040"/>
+      </w:rPr>
+      <w:pPr>
+        <w:pBdr/>
+        <w:spacing/>
+        <w:ind/>
+      </w:pPr>
+      <w:tblPr>
+        <w:tblBorders/>
+      </w:tblPr>
+      <w:tcPr>
+        <w:shd w:val="clear" w:color="ffffff"/>
+        <w:tcBorders>
+          <w:top w:val="none" w:color="000000" w:sz="4" w:space="0"/>
+          <w:left w:val="none" w:color="000000" w:sz="4" w:space="0"/>
+          <w:bottom w:val="none" w:color="000000" w:sz="4" w:space="0"/>
+          <w:right w:val="none" w:color="000000" w:sz="4" w:space="0"/>
+        </w:tcBorders>
+      </w:tcPr>
+    </w:tblStylePr>
     <w:tblStylePr w:type="nwCell">
       <w:pPr>
         <w:pBdr/>
@@ -17406,9 +17936,9 @@
       </w:tcPr>
     </w:tblStylePr>
   </w:style>
-  <w:style w:type="table" w:styleId="38">
+  <w:style w:type="table" w:styleId="1005">
     <w:name w:val="Grid Table 3 - Accent 5"/>
-    <w:basedOn w:val="974"/>
+    <w:basedOn w:val="1151"/>
     <w:uiPriority w:val="99"/>
     <w:pPr>
       <w:pBdr/>
@@ -17507,29 +18037,6 @@
         <w:tblBorders/>
       </w:tblPr>
       <w:tcPr>
-        <w:shd w:color="ffffff"/>
-        <w:tcBorders>
-          <w:top w:val="none" w:color="000000" w:sz="4" w:space="0"/>
-          <w:left w:val="none" w:color="000000" w:sz="4" w:space="0"/>
-          <w:bottom w:val="none" w:color="000000" w:sz="4" w:space="0"/>
-          <w:right w:val="none" w:color="000000" w:sz="4" w:space="0"/>
-        </w:tcBorders>
-      </w:tcPr>
-    </w:tblStylePr>
-    <w:tblStylePr w:type="firstRow">
-      <w:rPr>
-        <w:b/>
-        <w:color w:val="404040"/>
-      </w:rPr>
-      <w:pPr>
-        <w:pBdr/>
-        <w:spacing/>
-        <w:ind/>
-      </w:pPr>
-      <w:tblPr>
-        <w:tblBorders/>
-      </w:tblPr>
-      <w:tcPr>
         <w:shd w:val="clear" w:color="ffffff"/>
         <w:tcBorders>
           <w:top w:val="none" w:color="000000" w:sz="4" w:space="0"/>
@@ -17539,30 +18046,7 @@
         </w:tcBorders>
       </w:tcPr>
     </w:tblStylePr>
-    <w:tblStylePr w:type="lastCol">
-      <w:rPr>
-        <w:i/>
-        <w:color w:val="404040"/>
-      </w:rPr>
-      <w:pPr>
-        <w:pBdr/>
-        <w:spacing/>
-        <w:ind/>
-      </w:pPr>
-      <w:tblPr>
-        <w:tblBorders/>
-      </w:tblPr>
-      <w:tcPr>
-        <w:shd w:color="ffffff"/>
-        <w:tcBorders>
-          <w:top w:val="none" w:color="000000" w:sz="4" w:space="0"/>
-          <w:left w:val="none" w:color="000000" w:sz="4" w:space="0"/>
-          <w:bottom w:val="none" w:color="000000" w:sz="4" w:space="0"/>
-          <w:right w:val="none" w:color="000000" w:sz="4" w:space="0"/>
-        </w:tcBorders>
-      </w:tcPr>
-    </w:tblStylePr>
-    <w:tblStylePr w:type="lastRow">
+    <w:tblStylePr w:type="firstRow">
       <w:rPr>
         <w:b/>
         <w:color w:val="404040"/>
@@ -17585,6 +18069,52 @@
         </w:tcBorders>
       </w:tcPr>
     </w:tblStylePr>
+    <w:tblStylePr w:type="lastCol">
+      <w:rPr>
+        <w:i/>
+        <w:color w:val="404040"/>
+      </w:rPr>
+      <w:pPr>
+        <w:pBdr/>
+        <w:spacing/>
+        <w:ind/>
+      </w:pPr>
+      <w:tblPr>
+        <w:tblBorders/>
+      </w:tblPr>
+      <w:tcPr>
+        <w:shd w:val="clear" w:color="ffffff"/>
+        <w:tcBorders>
+          <w:top w:val="none" w:color="000000" w:sz="4" w:space="0"/>
+          <w:left w:val="none" w:color="000000" w:sz="4" w:space="0"/>
+          <w:bottom w:val="none" w:color="000000" w:sz="4" w:space="0"/>
+          <w:right w:val="none" w:color="000000" w:sz="4" w:space="0"/>
+        </w:tcBorders>
+      </w:tcPr>
+    </w:tblStylePr>
+    <w:tblStylePr w:type="lastRow">
+      <w:rPr>
+        <w:b/>
+        <w:color w:val="404040"/>
+      </w:rPr>
+      <w:pPr>
+        <w:pBdr/>
+        <w:spacing/>
+        <w:ind/>
+      </w:pPr>
+      <w:tblPr>
+        <w:tblBorders/>
+      </w:tblPr>
+      <w:tcPr>
+        <w:shd w:val="clear" w:color="ffffff"/>
+        <w:tcBorders>
+          <w:top w:val="none" w:color="000000" w:sz="4" w:space="0"/>
+          <w:left w:val="none" w:color="000000" w:sz="4" w:space="0"/>
+          <w:bottom w:val="none" w:color="000000" w:sz="4" w:space="0"/>
+          <w:right w:val="none" w:color="000000" w:sz="4" w:space="0"/>
+        </w:tcBorders>
+      </w:tcPr>
+    </w:tblStylePr>
     <w:tblStylePr w:type="nwCell">
       <w:pPr>
         <w:pBdr/>
@@ -17651,9 +18181,9 @@
       </w:tcPr>
     </w:tblStylePr>
   </w:style>
-  <w:style w:type="table" w:styleId="39">
+  <w:style w:type="table" w:styleId="1006">
     <w:name w:val="Grid Table 3 - Accent 6"/>
-    <w:basedOn w:val="974"/>
+    <w:basedOn w:val="1151"/>
     <w:uiPriority w:val="99"/>
     <w:pPr>
       <w:pBdr/>
@@ -17752,29 +18282,6 @@
         <w:tblBorders/>
       </w:tblPr>
       <w:tcPr>
-        <w:shd w:color="ffffff"/>
-        <w:tcBorders>
-          <w:top w:val="none" w:color="000000" w:sz="4" w:space="0"/>
-          <w:left w:val="none" w:color="000000" w:sz="4" w:space="0"/>
-          <w:bottom w:val="none" w:color="000000" w:sz="4" w:space="0"/>
-          <w:right w:val="none" w:color="000000" w:sz="4" w:space="0"/>
-        </w:tcBorders>
-      </w:tcPr>
-    </w:tblStylePr>
-    <w:tblStylePr w:type="firstRow">
-      <w:rPr>
-        <w:b/>
-        <w:color w:val="404040"/>
-      </w:rPr>
-      <w:pPr>
-        <w:pBdr/>
-        <w:spacing/>
-        <w:ind/>
-      </w:pPr>
-      <w:tblPr>
-        <w:tblBorders/>
-      </w:tblPr>
-      <w:tcPr>
         <w:shd w:val="clear" w:color="ffffff"/>
         <w:tcBorders>
           <w:top w:val="none" w:color="000000" w:sz="4" w:space="0"/>
@@ -17784,30 +18291,7 @@
         </w:tcBorders>
       </w:tcPr>
     </w:tblStylePr>
-    <w:tblStylePr w:type="lastCol">
-      <w:rPr>
-        <w:i/>
-        <w:color w:val="404040"/>
-      </w:rPr>
-      <w:pPr>
-        <w:pBdr/>
-        <w:spacing/>
-        <w:ind/>
-      </w:pPr>
-      <w:tblPr>
-        <w:tblBorders/>
-      </w:tblPr>
-      <w:tcPr>
-        <w:shd w:color="ffffff"/>
-        <w:tcBorders>
-          <w:top w:val="none" w:color="000000" w:sz="4" w:space="0"/>
-          <w:left w:val="none" w:color="000000" w:sz="4" w:space="0"/>
-          <w:bottom w:val="none" w:color="000000" w:sz="4" w:space="0"/>
-          <w:right w:val="none" w:color="000000" w:sz="4" w:space="0"/>
-        </w:tcBorders>
-      </w:tcPr>
-    </w:tblStylePr>
-    <w:tblStylePr w:type="lastRow">
+    <w:tblStylePr w:type="firstRow">
       <w:rPr>
         <w:b/>
         <w:color w:val="404040"/>
@@ -17830,6 +18314,52 @@
         </w:tcBorders>
       </w:tcPr>
     </w:tblStylePr>
+    <w:tblStylePr w:type="lastCol">
+      <w:rPr>
+        <w:i/>
+        <w:color w:val="404040"/>
+      </w:rPr>
+      <w:pPr>
+        <w:pBdr/>
+        <w:spacing/>
+        <w:ind/>
+      </w:pPr>
+      <w:tblPr>
+        <w:tblBorders/>
+      </w:tblPr>
+      <w:tcPr>
+        <w:shd w:val="clear" w:color="ffffff"/>
+        <w:tcBorders>
+          <w:top w:val="none" w:color="000000" w:sz="4" w:space="0"/>
+          <w:left w:val="none" w:color="000000" w:sz="4" w:space="0"/>
+          <w:bottom w:val="none" w:color="000000" w:sz="4" w:space="0"/>
+          <w:right w:val="none" w:color="000000" w:sz="4" w:space="0"/>
+        </w:tcBorders>
+      </w:tcPr>
+    </w:tblStylePr>
+    <w:tblStylePr w:type="lastRow">
+      <w:rPr>
+        <w:b/>
+        <w:color w:val="404040"/>
+      </w:rPr>
+      <w:pPr>
+        <w:pBdr/>
+        <w:spacing/>
+        <w:ind/>
+      </w:pPr>
+      <w:tblPr>
+        <w:tblBorders/>
+      </w:tblPr>
+      <w:tcPr>
+        <w:shd w:val="clear" w:color="ffffff"/>
+        <w:tcBorders>
+          <w:top w:val="none" w:color="000000" w:sz="4" w:space="0"/>
+          <w:left w:val="none" w:color="000000" w:sz="4" w:space="0"/>
+          <w:bottom w:val="none" w:color="000000" w:sz="4" w:space="0"/>
+          <w:right w:val="none" w:color="000000" w:sz="4" w:space="0"/>
+        </w:tcBorders>
+      </w:tcPr>
+    </w:tblStylePr>
     <w:tblStylePr w:type="nwCell">
       <w:pPr>
         <w:pBdr/>
@@ -17896,9 +18426,9 @@
       </w:tcPr>
     </w:tblStylePr>
   </w:style>
-  <w:style w:type="table" w:styleId="40">
+  <w:style w:type="table" w:styleId="1007">
     <w:name w:val="Grid Table 4"/>
-    <w:basedOn w:val="974"/>
+    <w:basedOn w:val="1151"/>
     <w:uiPriority w:val="59"/>
     <w:pPr>
       <w:pBdr/>
@@ -18129,9 +18659,9 @@
       </w:tcPr>
     </w:tblStylePr>
   </w:style>
-  <w:style w:type="table" w:styleId="41">
+  <w:style w:type="table" w:styleId="1008">
     <w:name w:val="Grid Table 4 - Accent 1"/>
-    <w:basedOn w:val="974"/>
+    <w:basedOn w:val="1151"/>
     <w:uiPriority w:val="59"/>
     <w:pPr>
       <w:pBdr/>
@@ -18362,9 +18892,9 @@
       </w:tcPr>
     </w:tblStylePr>
   </w:style>
-  <w:style w:type="table" w:styleId="42">
+  <w:style w:type="table" w:styleId="1009">
     <w:name w:val="Grid Table 4 - Accent 2"/>
-    <w:basedOn w:val="974"/>
+    <w:basedOn w:val="1151"/>
     <w:uiPriority w:val="59"/>
     <w:pPr>
       <w:pBdr/>
@@ -18595,9 +19125,9 @@
       </w:tcPr>
     </w:tblStylePr>
   </w:style>
-  <w:style w:type="table" w:styleId="43">
+  <w:style w:type="table" w:styleId="1010">
     <w:name w:val="Grid Table 4 - Accent 3"/>
-    <w:basedOn w:val="974"/>
+    <w:basedOn w:val="1151"/>
     <w:uiPriority w:val="59"/>
     <w:pPr>
       <w:pBdr/>
@@ -18828,9 +19358,9 @@
       </w:tcPr>
     </w:tblStylePr>
   </w:style>
-  <w:style w:type="table" w:styleId="44">
+  <w:style w:type="table" w:styleId="1011">
     <w:name w:val="Grid Table 4 - Accent 4"/>
-    <w:basedOn w:val="974"/>
+    <w:basedOn w:val="1151"/>
     <w:uiPriority w:val="59"/>
     <w:pPr>
       <w:pBdr/>
@@ -19061,9 +19591,9 @@
       </w:tcPr>
     </w:tblStylePr>
   </w:style>
-  <w:style w:type="table" w:styleId="45">
+  <w:style w:type="table" w:styleId="1012">
     <w:name w:val="Grid Table 4 - Accent 5"/>
-    <w:basedOn w:val="974"/>
+    <w:basedOn w:val="1151"/>
     <w:uiPriority w:val="59"/>
     <w:pPr>
       <w:pBdr/>
@@ -19294,9 +19824,9 @@
       </w:tcPr>
     </w:tblStylePr>
   </w:style>
-  <w:style w:type="table" w:styleId="46">
+  <w:style w:type="table" w:styleId="1013">
     <w:name w:val="Grid Table 4 - Accent 6"/>
-    <w:basedOn w:val="974"/>
+    <w:basedOn w:val="1151"/>
     <w:uiPriority w:val="59"/>
     <w:pPr>
       <w:pBdr/>
@@ -19527,9 +20057,9 @@
       </w:tcPr>
     </w:tblStylePr>
   </w:style>
-  <w:style w:type="table" w:styleId="47">
+  <w:style w:type="table" w:styleId="1014">
     <w:name w:val="Grid Table 5 Dark"/>
-    <w:basedOn w:val="974"/>
+    <w:basedOn w:val="1151"/>
     <w:uiPriority w:val="99"/>
     <w:pPr>
       <w:pBdr/>
@@ -19755,9 +20285,9 @@
       </w:tcPr>
     </w:tblStylePr>
   </w:style>
-  <w:style w:type="table" w:styleId="48">
+  <w:style w:type="table" w:styleId="1015">
     <w:name w:val="Grid Table 5 Dark- Accent 1"/>
-    <w:basedOn w:val="974"/>
+    <w:basedOn w:val="1151"/>
     <w:uiPriority w:val="99"/>
     <w:pPr>
       <w:pBdr/>
@@ -19983,9 +20513,9 @@
       </w:tcPr>
     </w:tblStylePr>
   </w:style>
-  <w:style w:type="table" w:styleId="49">
+  <w:style w:type="table" w:styleId="1016">
     <w:name w:val="Grid Table 5 Dark - Accent 2"/>
-    <w:basedOn w:val="974"/>
+    <w:basedOn w:val="1151"/>
     <w:uiPriority w:val="99"/>
     <w:pPr>
       <w:pBdr/>
@@ -20211,9 +20741,9 @@
       </w:tcPr>
     </w:tblStylePr>
   </w:style>
-  <w:style w:type="table" w:styleId="50">
+  <w:style w:type="table" w:styleId="1017">
     <w:name w:val="Grid Table 5 Dark - Accent 3"/>
-    <w:basedOn w:val="974"/>
+    <w:basedOn w:val="1151"/>
     <w:uiPriority w:val="99"/>
     <w:pPr>
       <w:pBdr/>
@@ -20439,9 +20969,9 @@
       </w:tcPr>
     </w:tblStylePr>
   </w:style>
-  <w:style w:type="table" w:styleId="51">
+  <w:style w:type="table" w:styleId="1018">
     <w:name w:val="Grid Table 5 Dark- Accent 4"/>
-    <w:basedOn w:val="974"/>
+    <w:basedOn w:val="1151"/>
     <w:uiPriority w:val="99"/>
     <w:pPr>
       <w:pBdr/>
@@ -20667,9 +21197,9 @@
       </w:tcPr>
     </w:tblStylePr>
   </w:style>
-  <w:style w:type="table" w:styleId="52">
+  <w:style w:type="table" w:styleId="1019">
     <w:name w:val="Grid Table 5 Dark - Accent 5"/>
-    <w:basedOn w:val="974"/>
+    <w:basedOn w:val="1151"/>
     <w:uiPriority w:val="99"/>
     <w:pPr>
       <w:pBdr/>
@@ -20895,9 +21425,9 @@
       </w:tcPr>
     </w:tblStylePr>
   </w:style>
-  <w:style w:type="table" w:styleId="53">
+  <w:style w:type="table" w:styleId="1020">
     <w:name w:val="Grid Table 5 Dark - Accent 6"/>
-    <w:basedOn w:val="974"/>
+    <w:basedOn w:val="1151"/>
     <w:uiPriority w:val="99"/>
     <w:pPr>
       <w:pBdr/>
@@ -21123,9 +21653,9 @@
       </w:tcPr>
     </w:tblStylePr>
   </w:style>
-  <w:style w:type="table" w:styleId="54">
+  <w:style w:type="table" w:styleId="1021">
     <w:name w:val="Grid Table 6 Colorful"/>
-    <w:basedOn w:val="974"/>
+    <w:basedOn w:val="1151"/>
     <w:uiPriority w:val="99"/>
     <w:pPr>
       <w:pBdr/>
@@ -21353,9 +21883,9 @@
       </w:tcPr>
     </w:tblStylePr>
   </w:style>
-  <w:style w:type="table" w:styleId="55">
+  <w:style w:type="table" w:styleId="1022">
     <w:name w:val="Grid Table 6 Colorful - Accent 1"/>
-    <w:basedOn w:val="974"/>
+    <w:basedOn w:val="1151"/>
     <w:uiPriority w:val="99"/>
     <w:pPr>
       <w:pBdr/>
@@ -21583,9 +22113,9 @@
       </w:tcPr>
     </w:tblStylePr>
   </w:style>
-  <w:style w:type="table" w:styleId="56">
+  <w:style w:type="table" w:styleId="1023">
     <w:name w:val="Grid Table 6 Colorful - Accent 2"/>
-    <w:basedOn w:val="974"/>
+    <w:basedOn w:val="1151"/>
     <w:uiPriority w:val="99"/>
     <w:pPr>
       <w:pBdr/>
@@ -21813,9 +22343,9 @@
       </w:tcPr>
     </w:tblStylePr>
   </w:style>
-  <w:style w:type="table" w:styleId="57">
+  <w:style w:type="table" w:styleId="1024">
     <w:name w:val="Grid Table 6 Colorful - Accent 3"/>
-    <w:basedOn w:val="974"/>
+    <w:basedOn w:val="1151"/>
     <w:uiPriority w:val="99"/>
     <w:pPr>
       <w:pBdr/>
@@ -22043,9 +22573,9 @@
       </w:tcPr>
     </w:tblStylePr>
   </w:style>
-  <w:style w:type="table" w:styleId="58">
+  <w:style w:type="table" w:styleId="1025">
     <w:name w:val="Grid Table 6 Colorful - Accent 4"/>
-    <w:basedOn w:val="974"/>
+    <w:basedOn w:val="1151"/>
     <w:uiPriority w:val="99"/>
     <w:pPr>
       <w:pBdr/>
@@ -22273,9 +22803,9 @@
       </w:tcPr>
     </w:tblStylePr>
   </w:style>
-  <w:style w:type="table" w:styleId="59">
+  <w:style w:type="table" w:styleId="1026">
     <w:name w:val="Grid Table 6 Colorful - Accent 5"/>
-    <w:basedOn w:val="974"/>
+    <w:basedOn w:val="1151"/>
     <w:uiPriority w:val="99"/>
     <w:pPr>
       <w:pBdr/>
@@ -22503,9 +23033,9 @@
       </w:tcPr>
     </w:tblStylePr>
   </w:style>
-  <w:style w:type="table" w:styleId="60">
+  <w:style w:type="table" w:styleId="1027">
     <w:name w:val="Grid Table 6 Colorful - Accent 6"/>
-    <w:basedOn w:val="974"/>
+    <w:basedOn w:val="1151"/>
     <w:uiPriority w:val="99"/>
     <w:pPr>
       <w:pBdr/>
@@ -22733,9 +23263,9 @@
       </w:tcPr>
     </w:tblStylePr>
   </w:style>
-  <w:style w:type="table" w:styleId="61">
+  <w:style w:type="table" w:styleId="1028">
     <w:name w:val="Grid Table 7 Colorful"/>
-    <w:basedOn w:val="974"/>
+    <w:basedOn w:val="1151"/>
     <w:uiPriority w:val="99"/>
     <w:pPr>
       <w:pBdr/>
@@ -22837,11 +23367,11 @@
         <w:tblBorders/>
       </w:tblPr>
       <w:tcPr>
-        <w:shd w:color="ffffff"/>
+        <w:shd w:val="clear" w:color="ffffff"/>
         <w:tcBorders>
-          <w:top w:val="none"/>
-          <w:left w:val="none"/>
-          <w:bottom w:val="none"/>
+          <w:top w:val="none" w:color="000000" w:sz="4" w:space="0"/>
+          <w:left w:val="none" w:color="000000" w:sz="4" w:space="0"/>
+          <w:bottom w:val="none" w:color="000000" w:sz="4" w:space="0"/>
           <w:right w:val="single" w:color="000000" w:themeColor="text1" w:themeTint="80" w:sz="4" w:space="0"/>
         </w:tcBorders>
       </w:tcPr>
@@ -22864,10 +23394,10 @@
       <w:tcPr>
         <w:shd w:val="clear" w:color="ffffff" w:themeColor="light1" w:fill="ffffff" w:themeFill="light1"/>
         <w:tcBorders>
-          <w:top w:val="none"/>
-          <w:left w:val="none"/>
+          <w:top w:val="none" w:color="000000" w:sz="4" w:space="0"/>
+          <w:left w:val="none" w:color="000000" w:sz="4" w:space="0"/>
           <w:bottom w:val="single" w:color="000000" w:themeColor="text1" w:themeTint="80" w:sz="4" w:space="0"/>
-          <w:right w:val="none"/>
+          <w:right w:val="none" w:color="000000" w:sz="4" w:space="0"/>
         </w:tcBorders>
       </w:tcPr>
     </w:tblStylePr>
@@ -22887,12 +23417,12 @@
         <w:tblBorders/>
       </w:tblPr>
       <w:tcPr>
-        <w:shd w:color="ffffff"/>
+        <w:shd w:val="clear" w:color="ffffff"/>
         <w:tcBorders>
-          <w:top w:val="none"/>
+          <w:top w:val="none" w:color="000000" w:sz="4" w:space="0"/>
           <w:left w:val="single" w:color="000000" w:themeColor="text1" w:themeTint="80" w:sz="4" w:space="0"/>
-          <w:bottom w:val="none"/>
-          <w:right w:val="none"/>
+          <w:bottom w:val="none" w:color="000000" w:sz="4" w:space="0"/>
+          <w:right w:val="none" w:color="000000" w:sz="4" w:space="0"/>
         </w:tcBorders>
       </w:tcPr>
     </w:tblStylePr>
@@ -22915,9 +23445,9 @@
         <w:shd w:val="clear" w:color="ffffff" w:themeColor="light1" w:fill="ffffff" w:themeFill="light1"/>
         <w:tcBorders>
           <w:top w:val="single" w:color="000000" w:themeColor="text1" w:themeTint="80" w:sz="4" w:space="0"/>
-          <w:left w:val="none"/>
-          <w:bottom w:val="none"/>
-          <w:right w:val="none"/>
+          <w:left w:val="none" w:color="000000" w:sz="4" w:space="0"/>
+          <w:bottom w:val="none" w:color="000000" w:sz="4" w:space="0"/>
+          <w:right w:val="none" w:color="000000" w:sz="4" w:space="0"/>
         </w:tcBorders>
       </w:tcPr>
     </w:tblStylePr>
@@ -22987,9 +23517,9 @@
       </w:tcPr>
     </w:tblStylePr>
   </w:style>
-  <w:style w:type="table" w:styleId="62">
+  <w:style w:type="table" w:styleId="1029">
     <w:name w:val="Grid Table 7 Colorful - Accent 1"/>
-    <w:basedOn w:val="974"/>
+    <w:basedOn w:val="1151"/>
     <w:uiPriority w:val="99"/>
     <w:pPr>
       <w:pBdr/>
@@ -23091,11 +23621,11 @@
         <w:tblBorders/>
       </w:tblPr>
       <w:tcPr>
-        <w:shd w:color="ffffff"/>
+        <w:shd w:val="clear" w:color="ffffff"/>
         <w:tcBorders>
-          <w:top w:val="none"/>
-          <w:left w:val="none"/>
-          <w:bottom w:val="none"/>
+          <w:top w:val="none" w:color="000000" w:sz="4" w:space="0"/>
+          <w:left w:val="none" w:color="000000" w:sz="4" w:space="0"/>
+          <w:bottom w:val="none" w:color="000000" w:sz="4" w:space="0"/>
           <w:right w:val="single" w:color="000000" w:themeColor="accent1" w:themeTint="80" w:sz="4" w:space="0"/>
         </w:tcBorders>
       </w:tcPr>
@@ -23118,10 +23648,10 @@
       <w:tcPr>
         <w:shd w:val="clear" w:color="ffffff" w:themeColor="light1" w:fill="ffffff" w:themeFill="light1"/>
         <w:tcBorders>
-          <w:top w:val="none"/>
-          <w:left w:val="none"/>
+          <w:top w:val="none" w:color="000000" w:sz="4" w:space="0"/>
+          <w:left w:val="none" w:color="000000" w:sz="4" w:space="0"/>
           <w:bottom w:val="single" w:color="000000" w:themeColor="accent1" w:themeTint="80" w:sz="4" w:space="0"/>
-          <w:right w:val="none"/>
+          <w:right w:val="none" w:color="000000" w:sz="4" w:space="0"/>
         </w:tcBorders>
       </w:tcPr>
     </w:tblStylePr>
@@ -23141,12 +23671,12 @@
         <w:tblBorders/>
       </w:tblPr>
       <w:tcPr>
-        <w:shd w:color="ffffff"/>
+        <w:shd w:val="clear" w:color="ffffff"/>
         <w:tcBorders>
-          <w:top w:val="none"/>
+          <w:top w:val="none" w:color="000000" w:sz="4" w:space="0"/>
           <w:left w:val="single" w:color="000000" w:themeColor="accent1" w:themeTint="80" w:sz="4" w:space="0"/>
-          <w:bottom w:val="none"/>
-          <w:right w:val="none"/>
+          <w:bottom w:val="none" w:color="000000" w:sz="4" w:space="0"/>
+          <w:right w:val="none" w:color="000000" w:sz="4" w:space="0"/>
         </w:tcBorders>
       </w:tcPr>
     </w:tblStylePr>
@@ -23169,9 +23699,9 @@
         <w:shd w:val="clear" w:color="ffffff" w:themeColor="light1" w:fill="ffffff" w:themeFill="light1"/>
         <w:tcBorders>
           <w:top w:val="single" w:color="000000" w:themeColor="accent1" w:themeTint="80" w:sz="4" w:space="0"/>
-          <w:left w:val="none"/>
-          <w:bottom w:val="none"/>
-          <w:right w:val="none"/>
+          <w:left w:val="none" w:color="000000" w:sz="4" w:space="0"/>
+          <w:bottom w:val="none" w:color="000000" w:sz="4" w:space="0"/>
+          <w:right w:val="none" w:color="000000" w:sz="4" w:space="0"/>
         </w:tcBorders>
       </w:tcPr>
     </w:tblStylePr>
@@ -23241,9 +23771,9 @@
       </w:tcPr>
     </w:tblStylePr>
   </w:style>
-  <w:style w:type="table" w:styleId="63">
+  <w:style w:type="table" w:styleId="1030">
     <w:name w:val="Grid Table 7 Colorful - Accent 2"/>
-    <w:basedOn w:val="974"/>
+    <w:basedOn w:val="1151"/>
     <w:uiPriority w:val="99"/>
     <w:pPr>
       <w:pBdr/>
@@ -23345,11 +23875,11 @@
         <w:tblBorders/>
       </w:tblPr>
       <w:tcPr>
-        <w:shd w:color="ffffff"/>
+        <w:shd w:val="clear" w:color="ffffff"/>
         <w:tcBorders>
-          <w:top w:val="none"/>
-          <w:left w:val="none"/>
-          <w:bottom w:val="none"/>
+          <w:top w:val="none" w:color="000000" w:sz="4" w:space="0"/>
+          <w:left w:val="none" w:color="000000" w:sz="4" w:space="0"/>
+          <w:bottom w:val="none" w:color="000000" w:sz="4" w:space="0"/>
           <w:right w:val="single" w:color="000000" w:themeColor="accent2" w:themeTint="97" w:sz="4" w:space="0"/>
         </w:tcBorders>
       </w:tcPr>
@@ -23372,10 +23902,10 @@
       <w:tcPr>
         <w:shd w:val="clear" w:color="ffffff" w:themeColor="light1" w:fill="ffffff" w:themeFill="light1"/>
         <w:tcBorders>
-          <w:top w:val="none"/>
-          <w:left w:val="none"/>
+          <w:top w:val="none" w:color="000000" w:sz="4" w:space="0"/>
+          <w:left w:val="none" w:color="000000" w:sz="4" w:space="0"/>
           <w:bottom w:val="single" w:color="000000" w:themeColor="accent2" w:themeTint="97" w:sz="4" w:space="0"/>
-          <w:right w:val="none"/>
+          <w:right w:val="none" w:color="000000" w:sz="4" w:space="0"/>
         </w:tcBorders>
       </w:tcPr>
     </w:tblStylePr>
@@ -23395,12 +23925,12 @@
         <w:tblBorders/>
       </w:tblPr>
       <w:tcPr>
-        <w:shd w:color="ffffff"/>
+        <w:shd w:val="clear" w:color="ffffff"/>
         <w:tcBorders>
-          <w:top w:val="none"/>
+          <w:top w:val="none" w:color="000000" w:sz="4" w:space="0"/>
           <w:left w:val="single" w:color="000000" w:themeColor="accent2" w:themeTint="97" w:sz="4" w:space="0"/>
-          <w:bottom w:val="none"/>
-          <w:right w:val="none"/>
+          <w:bottom w:val="none" w:color="000000" w:sz="4" w:space="0"/>
+          <w:right w:val="none" w:color="000000" w:sz="4" w:space="0"/>
         </w:tcBorders>
       </w:tcPr>
     </w:tblStylePr>
@@ -23423,9 +23953,9 @@
         <w:shd w:val="clear" w:color="ffffff" w:themeColor="light1" w:fill="ffffff" w:themeFill="light1"/>
         <w:tcBorders>
           <w:top w:val="single" w:color="000000" w:themeColor="accent2" w:themeTint="97" w:sz="4" w:space="0"/>
-          <w:left w:val="none"/>
-          <w:bottom w:val="none"/>
-          <w:right w:val="none"/>
+          <w:left w:val="none" w:color="000000" w:sz="4" w:space="0"/>
+          <w:bottom w:val="none" w:color="000000" w:sz="4" w:space="0"/>
+          <w:right w:val="none" w:color="000000" w:sz="4" w:space="0"/>
         </w:tcBorders>
       </w:tcPr>
     </w:tblStylePr>
@@ -23495,9 +24025,9 @@
       </w:tcPr>
     </w:tblStylePr>
   </w:style>
-  <w:style w:type="table" w:styleId="64">
+  <w:style w:type="table" w:styleId="1031">
     <w:name w:val="Grid Table 7 Colorful - Accent 3"/>
-    <w:basedOn w:val="974"/>
+    <w:basedOn w:val="1151"/>
     <w:uiPriority w:val="99"/>
     <w:pPr>
       <w:pBdr/>
@@ -23599,11 +24129,11 @@
         <w:tblBorders/>
       </w:tblPr>
       <w:tcPr>
-        <w:shd w:color="ffffff"/>
+        <w:shd w:val="clear" w:color="ffffff"/>
         <w:tcBorders>
-          <w:top w:val="none"/>
-          <w:left w:val="none"/>
-          <w:bottom w:val="none"/>
+          <w:top w:val="none" w:color="000000" w:sz="4" w:space="0"/>
+          <w:left w:val="none" w:color="000000" w:sz="4" w:space="0"/>
+          <w:bottom w:val="none" w:color="000000" w:sz="4" w:space="0"/>
           <w:right w:val="single" w:color="000000" w:themeColor="accent3" w:themeTint="FE" w:sz="4" w:space="0"/>
         </w:tcBorders>
       </w:tcPr>
@@ -23626,10 +24156,10 @@
       <w:tcPr>
         <w:shd w:val="clear" w:color="ffffff" w:themeColor="light1" w:fill="ffffff" w:themeFill="light1"/>
         <w:tcBorders>
-          <w:top w:val="none"/>
-          <w:left w:val="none"/>
+          <w:top w:val="none" w:color="000000" w:sz="4" w:space="0"/>
+          <w:left w:val="none" w:color="000000" w:sz="4" w:space="0"/>
           <w:bottom w:val="single" w:color="000000" w:themeColor="accent3" w:themeTint="FE" w:sz="4" w:space="0"/>
-          <w:right w:val="none"/>
+          <w:right w:val="none" w:color="000000" w:sz="4" w:space="0"/>
         </w:tcBorders>
       </w:tcPr>
     </w:tblStylePr>
@@ -23649,12 +24179,12 @@
         <w:tblBorders/>
       </w:tblPr>
       <w:tcPr>
-        <w:shd w:color="ffffff"/>
+        <w:shd w:val="clear" w:color="ffffff"/>
         <w:tcBorders>
-          <w:top w:val="none"/>
+          <w:top w:val="none" w:color="000000" w:sz="4" w:space="0"/>
           <w:left w:val="single" w:color="000000" w:themeColor="accent3" w:themeTint="FE" w:sz="4" w:space="0"/>
-          <w:bottom w:val="none"/>
-          <w:right w:val="none"/>
+          <w:bottom w:val="none" w:color="000000" w:sz="4" w:space="0"/>
+          <w:right w:val="none" w:color="000000" w:sz="4" w:space="0"/>
         </w:tcBorders>
       </w:tcPr>
     </w:tblStylePr>
@@ -23677,9 +24207,9 @@
         <w:shd w:val="clear" w:color="ffffff" w:themeColor="light1" w:fill="ffffff" w:themeFill="light1"/>
         <w:tcBorders>
           <w:top w:val="single" w:color="000000" w:themeColor="accent3" w:themeTint="FE" w:sz="4" w:space="0"/>
-          <w:left w:val="none"/>
-          <w:bottom w:val="none"/>
-          <w:right w:val="none"/>
+          <w:left w:val="none" w:color="000000" w:sz="4" w:space="0"/>
+          <w:bottom w:val="none" w:color="000000" w:sz="4" w:space="0"/>
+          <w:right w:val="none" w:color="000000" w:sz="4" w:space="0"/>
         </w:tcBorders>
       </w:tcPr>
     </w:tblStylePr>
@@ -23749,9 +24279,9 @@
       </w:tcPr>
     </w:tblStylePr>
   </w:style>
-  <w:style w:type="table" w:styleId="65">
+  <w:style w:type="table" w:styleId="1032">
     <w:name w:val="Grid Table 7 Colorful - Accent 4"/>
-    <w:basedOn w:val="974"/>
+    <w:basedOn w:val="1151"/>
     <w:uiPriority w:val="99"/>
     <w:pPr>
       <w:pBdr/>
@@ -23853,11 +24383,11 @@
         <w:tblBorders/>
       </w:tblPr>
       <w:tcPr>
-        <w:shd w:color="ffffff"/>
+        <w:shd w:val="clear" w:color="ffffff"/>
         <w:tcBorders>
-          <w:top w:val="none"/>
-          <w:left w:val="none"/>
-          <w:bottom w:val="none"/>
+          <w:top w:val="none" w:color="000000" w:sz="4" w:space="0"/>
+          <w:left w:val="none" w:color="000000" w:sz="4" w:space="0"/>
+          <w:bottom w:val="none" w:color="000000" w:sz="4" w:space="0"/>
           <w:right w:val="single" w:color="000000" w:themeColor="accent4" w:themeTint="9A" w:sz="4" w:space="0"/>
         </w:tcBorders>
       </w:tcPr>
@@ -23880,10 +24410,10 @@
       <w:tcPr>
         <w:shd w:val="clear" w:color="ffffff" w:themeColor="light1" w:fill="ffffff" w:themeFill="light1"/>
         <w:tcBorders>
-          <w:top w:val="none"/>
-          <w:left w:val="none"/>
+          <w:top w:val="none" w:color="000000" w:sz="4" w:space="0"/>
+          <w:left w:val="none" w:color="000000" w:sz="4" w:space="0"/>
           <w:bottom w:val="single" w:color="000000" w:themeColor="accent4" w:themeTint="9A" w:sz="4" w:space="0"/>
-          <w:right w:val="none"/>
+          <w:right w:val="none" w:color="000000" w:sz="4" w:space="0"/>
         </w:tcBorders>
       </w:tcPr>
     </w:tblStylePr>
@@ -23903,12 +24433,12 @@
         <w:tblBorders/>
       </w:tblPr>
       <w:tcPr>
-        <w:shd w:color="ffffff"/>
+        <w:shd w:val="clear" w:color="ffffff"/>
         <w:tcBorders>
-          <w:top w:val="none"/>
+          <w:top w:val="none" w:color="000000" w:sz="4" w:space="0"/>
           <w:left w:val="single" w:color="000000" w:themeColor="accent4" w:themeTint="9A" w:sz="4" w:space="0"/>
-          <w:bottom w:val="none"/>
-          <w:right w:val="none"/>
+          <w:bottom w:val="none" w:color="000000" w:sz="4" w:space="0"/>
+          <w:right w:val="none" w:color="000000" w:sz="4" w:space="0"/>
         </w:tcBorders>
       </w:tcPr>
     </w:tblStylePr>
@@ -23931,9 +24461,9 @@
         <w:shd w:val="clear" w:color="ffffff" w:themeColor="light1" w:fill="ffffff" w:themeFill="light1"/>
         <w:tcBorders>
           <w:top w:val="single" w:color="000000" w:themeColor="accent4" w:themeTint="9A" w:sz="4" w:space="0"/>
-          <w:left w:val="none"/>
-          <w:bottom w:val="none"/>
-          <w:right w:val="none"/>
+          <w:left w:val="none" w:color="000000" w:sz="4" w:space="0"/>
+          <w:bottom w:val="none" w:color="000000" w:sz="4" w:space="0"/>
+          <w:right w:val="none" w:color="000000" w:sz="4" w:space="0"/>
         </w:tcBorders>
       </w:tcPr>
     </w:tblStylePr>
@@ -24003,9 +24533,9 @@
       </w:tcPr>
     </w:tblStylePr>
   </w:style>
-  <w:style w:type="table" w:styleId="66">
+  <w:style w:type="table" w:styleId="1033">
     <w:name w:val="Grid Table 7 Colorful - Accent 5"/>
-    <w:basedOn w:val="974"/>
+    <w:basedOn w:val="1151"/>
     <w:uiPriority w:val="99"/>
     <w:pPr>
       <w:pBdr/>
@@ -24107,11 +24637,11 @@
         <w:tblBorders/>
       </w:tblPr>
       <w:tcPr>
-        <w:shd w:color="ffffff"/>
+        <w:shd w:val="clear" w:color="ffffff"/>
         <w:tcBorders>
-          <w:top w:val="none"/>
-          <w:left w:val="none"/>
-          <w:bottom w:val="none"/>
+          <w:top w:val="none" w:color="000000" w:sz="4" w:space="0"/>
+          <w:left w:val="none" w:color="000000" w:sz="4" w:space="0"/>
+          <w:bottom w:val="none" w:color="000000" w:sz="4" w:space="0"/>
           <w:right w:val="single" w:color="000000" w:themeColor="accent5" w:themeTint="90" w:sz="4" w:space="0"/>
         </w:tcBorders>
       </w:tcPr>
@@ -24134,10 +24664,10 @@
       <w:tcPr>
         <w:shd w:val="clear" w:color="ffffff" w:themeColor="light1" w:fill="ffffff" w:themeFill="light1"/>
         <w:tcBorders>
-          <w:top w:val="none"/>
-          <w:left w:val="none"/>
+          <w:top w:val="none" w:color="000000" w:sz="4" w:space="0"/>
+          <w:left w:val="none" w:color="000000" w:sz="4" w:space="0"/>
           <w:bottom w:val="single" w:color="000000" w:themeColor="accent5" w:themeTint="90" w:sz="4" w:space="0"/>
-          <w:right w:val="none"/>
+          <w:right w:val="none" w:color="000000" w:sz="4" w:space="0"/>
         </w:tcBorders>
       </w:tcPr>
     </w:tblStylePr>
@@ -24157,12 +24687,12 @@
         <w:tblBorders/>
       </w:tblPr>
       <w:tcPr>
-        <w:shd w:color="ffffff"/>
+        <w:shd w:val="clear" w:color="ffffff"/>
         <w:tcBorders>
-          <w:top w:val="none"/>
+          <w:top w:val="none" w:color="000000" w:sz="4" w:space="0"/>
           <w:left w:val="single" w:color="000000" w:themeColor="accent5" w:themeTint="90" w:sz="4" w:space="0"/>
-          <w:bottom w:val="none"/>
-          <w:right w:val="none"/>
+          <w:bottom w:val="none" w:color="000000" w:sz="4" w:space="0"/>
+          <w:right w:val="none" w:color="000000" w:sz="4" w:space="0"/>
         </w:tcBorders>
       </w:tcPr>
     </w:tblStylePr>
@@ -24185,9 +24715,9 @@
         <w:shd w:val="clear" w:color="ffffff" w:themeColor="light1" w:fill="ffffff" w:themeFill="light1"/>
         <w:tcBorders>
           <w:top w:val="single" w:color="000000" w:themeColor="accent5" w:themeTint="90" w:sz="4" w:space="0"/>
-          <w:left w:val="none"/>
-          <w:bottom w:val="none"/>
-          <w:right w:val="none"/>
+          <w:left w:val="none" w:color="000000" w:sz="4" w:space="0"/>
+          <w:bottom w:val="none" w:color="000000" w:sz="4" w:space="0"/>
+          <w:right w:val="none" w:color="000000" w:sz="4" w:space="0"/>
         </w:tcBorders>
       </w:tcPr>
     </w:tblStylePr>
@@ -24257,9 +24787,9 @@
       </w:tcPr>
     </w:tblStylePr>
   </w:style>
-  <w:style w:type="table" w:styleId="67">
+  <w:style w:type="table" w:styleId="1034">
     <w:name w:val="Grid Table 7 Colorful - Accent 6"/>
-    <w:basedOn w:val="974"/>
+    <w:basedOn w:val="1151"/>
     <w:uiPriority w:val="99"/>
     <w:pPr>
       <w:pBdr/>
@@ -24361,11 +24891,11 @@
         <w:tblBorders/>
       </w:tblPr>
       <w:tcPr>
-        <w:shd w:color="ffffff"/>
+        <w:shd w:val="clear" w:color="ffffff"/>
         <w:tcBorders>
-          <w:top w:val="none"/>
-          <w:left w:val="none"/>
-          <w:bottom w:val="none"/>
+          <w:top w:val="none" w:color="000000" w:sz="4" w:space="0"/>
+          <w:left w:val="none" w:color="000000" w:sz="4" w:space="0"/>
+          <w:bottom w:val="none" w:color="000000" w:sz="4" w:space="0"/>
           <w:right w:val="single" w:color="000000" w:themeColor="accent6" w:themeTint="90" w:sz="4" w:space="0"/>
         </w:tcBorders>
       </w:tcPr>
@@ -24388,10 +24918,10 @@
       <w:tcPr>
         <w:shd w:val="clear" w:color="ffffff" w:themeColor="light1" w:fill="ffffff" w:themeFill="light1"/>
         <w:tcBorders>
-          <w:top w:val="none"/>
-          <w:left w:val="none"/>
+          <w:top w:val="none" w:color="000000" w:sz="4" w:space="0"/>
+          <w:left w:val="none" w:color="000000" w:sz="4" w:space="0"/>
           <w:bottom w:val="single" w:color="000000" w:themeColor="accent6" w:themeTint="90" w:sz="4" w:space="0"/>
-          <w:right w:val="none"/>
+          <w:right w:val="none" w:color="000000" w:sz="4" w:space="0"/>
         </w:tcBorders>
       </w:tcPr>
     </w:tblStylePr>
@@ -24411,12 +24941,12 @@
         <w:tblBorders/>
       </w:tblPr>
       <w:tcPr>
-        <w:shd w:color="ffffff"/>
+        <w:shd w:val="clear" w:color="ffffff"/>
         <w:tcBorders>
-          <w:top w:val="none"/>
+          <w:top w:val="none" w:color="000000" w:sz="4" w:space="0"/>
           <w:left w:val="single" w:color="000000" w:themeColor="accent6" w:themeTint="90" w:sz="4" w:space="0"/>
-          <w:bottom w:val="none"/>
-          <w:right w:val="none"/>
+          <w:bottom w:val="none" w:color="000000" w:sz="4" w:space="0"/>
+          <w:right w:val="none" w:color="000000" w:sz="4" w:space="0"/>
         </w:tcBorders>
       </w:tcPr>
     </w:tblStylePr>
@@ -24439,9 +24969,9 @@
         <w:shd w:val="clear" w:color="ffffff" w:themeColor="light1" w:fill="ffffff" w:themeFill="light1"/>
         <w:tcBorders>
           <w:top w:val="single" w:color="000000" w:themeColor="accent6" w:themeTint="90" w:sz="4" w:space="0"/>
-          <w:left w:val="none"/>
-          <w:bottom w:val="none"/>
-          <w:right w:val="none"/>
+          <w:left w:val="none" w:color="000000" w:sz="4" w:space="0"/>
+          <w:bottom w:val="none" w:color="000000" w:sz="4" w:space="0"/>
+          <w:right w:val="none" w:color="000000" w:sz="4" w:space="0"/>
         </w:tcBorders>
       </w:tcPr>
     </w:tblStylePr>
@@ -24511,9 +25041,9 @@
       </w:tcPr>
     </w:tblStylePr>
   </w:style>
-  <w:style w:type="table" w:styleId="68">
+  <w:style w:type="table" w:styleId="1035">
     <w:name w:val="List Table 1 Light"/>
-    <w:basedOn w:val="974"/>
+    <w:basedOn w:val="1151"/>
     <w:uiPriority w:val="99"/>
     <w:pPr>
       <w:pBdr/>
@@ -24727,9 +25257,9 @@
       </w:tcPr>
     </w:tblStylePr>
   </w:style>
-  <w:style w:type="table" w:styleId="69">
+  <w:style w:type="table" w:styleId="1036">
     <w:name w:val="List Table 1 Light - Accent 1"/>
-    <w:basedOn w:val="974"/>
+    <w:basedOn w:val="1151"/>
     <w:uiPriority w:val="99"/>
     <w:pPr>
       <w:pBdr/>
@@ -24943,9 +25473,9 @@
       </w:tcPr>
     </w:tblStylePr>
   </w:style>
-  <w:style w:type="table" w:styleId="70">
+  <w:style w:type="table" w:styleId="1037">
     <w:name w:val="List Table 1 Light - Accent 2"/>
-    <w:basedOn w:val="974"/>
+    <w:basedOn w:val="1151"/>
     <w:uiPriority w:val="99"/>
     <w:pPr>
       <w:pBdr/>
@@ -25159,9 +25689,9 @@
       </w:tcPr>
     </w:tblStylePr>
   </w:style>
-  <w:style w:type="table" w:styleId="71">
+  <w:style w:type="table" w:styleId="1038">
     <w:name w:val="List Table 1 Light - Accent 3"/>
-    <w:basedOn w:val="974"/>
+    <w:basedOn w:val="1151"/>
     <w:uiPriority w:val="99"/>
     <w:pPr>
       <w:pBdr/>
@@ -25375,9 +25905,9 @@
       </w:tcPr>
     </w:tblStylePr>
   </w:style>
-  <w:style w:type="table" w:styleId="72">
+  <w:style w:type="table" w:styleId="1039">
     <w:name w:val="List Table 1 Light - Accent 4"/>
-    <w:basedOn w:val="974"/>
+    <w:basedOn w:val="1151"/>
     <w:uiPriority w:val="99"/>
     <w:pPr>
       <w:pBdr/>
@@ -25591,9 +26121,9 @@
       </w:tcPr>
     </w:tblStylePr>
   </w:style>
-  <w:style w:type="table" w:styleId="73">
+  <w:style w:type="table" w:styleId="1040">
     <w:name w:val="List Table 1 Light - Accent 5"/>
-    <w:basedOn w:val="974"/>
+    <w:basedOn w:val="1151"/>
     <w:uiPriority w:val="99"/>
     <w:pPr>
       <w:pBdr/>
@@ -25807,9 +26337,9 @@
       </w:tcPr>
     </w:tblStylePr>
   </w:style>
-  <w:style w:type="table" w:styleId="74">
+  <w:style w:type="table" w:styleId="1041">
     <w:name w:val="List Table 1 Light - Accent 6"/>
-    <w:basedOn w:val="974"/>
+    <w:basedOn w:val="1151"/>
     <w:uiPriority w:val="99"/>
     <w:pPr>
       <w:pBdr/>
@@ -26023,9 +26553,9 @@
       </w:tcPr>
     </w:tblStylePr>
   </w:style>
-  <w:style w:type="table" w:styleId="75">
+  <w:style w:type="table" w:styleId="1042">
     <w:name w:val="List Table 2"/>
-    <w:basedOn w:val="974"/>
+    <w:basedOn w:val="1151"/>
     <w:uiPriority w:val="99"/>
     <w:pPr>
       <w:pBdr/>
@@ -26261,9 +26791,9 @@
       </w:tcPr>
     </w:tblStylePr>
   </w:style>
-  <w:style w:type="table" w:styleId="76">
+  <w:style w:type="table" w:styleId="1043">
     <w:name w:val="List Table 2 - Accent 1"/>
-    <w:basedOn w:val="974"/>
+    <w:basedOn w:val="1151"/>
     <w:uiPriority w:val="99"/>
     <w:pPr>
       <w:pBdr/>
@@ -26499,9 +27029,9 @@
       </w:tcPr>
     </w:tblStylePr>
   </w:style>
-  <w:style w:type="table" w:styleId="77">
+  <w:style w:type="table" w:styleId="1044">
     <w:name w:val="List Table 2 - Accent 2"/>
-    <w:basedOn w:val="974"/>
+    <w:basedOn w:val="1151"/>
     <w:uiPriority w:val="99"/>
     <w:pPr>
       <w:pBdr/>
@@ -26737,9 +27267,9 @@
       </w:tcPr>
     </w:tblStylePr>
   </w:style>
-  <w:style w:type="table" w:styleId="78">
+  <w:style w:type="table" w:styleId="1045">
     <w:name w:val="List Table 2 - Accent 3"/>
-    <w:basedOn w:val="974"/>
+    <w:basedOn w:val="1151"/>
     <w:uiPriority w:val="99"/>
     <w:pPr>
       <w:pBdr/>
@@ -26975,9 +27505,9 @@
       </w:tcPr>
     </w:tblStylePr>
   </w:style>
-  <w:style w:type="table" w:styleId="79">
+  <w:style w:type="table" w:styleId="1046">
     <w:name w:val="List Table 2 - Accent 4"/>
-    <w:basedOn w:val="974"/>
+    <w:basedOn w:val="1151"/>
     <w:uiPriority w:val="99"/>
     <w:pPr>
       <w:pBdr/>
@@ -27213,9 +27743,9 @@
       </w:tcPr>
     </w:tblStylePr>
   </w:style>
-  <w:style w:type="table" w:styleId="80">
+  <w:style w:type="table" w:styleId="1047">
     <w:name w:val="List Table 2 - Accent 5"/>
-    <w:basedOn w:val="974"/>
+    <w:basedOn w:val="1151"/>
     <w:uiPriority w:val="99"/>
     <w:pPr>
       <w:pBdr/>
@@ -27451,9 +27981,9 @@
       </w:tcPr>
     </w:tblStylePr>
   </w:style>
-  <w:style w:type="table" w:styleId="81">
+  <w:style w:type="table" w:styleId="1048">
     <w:name w:val="List Table 2 - Accent 6"/>
-    <w:basedOn w:val="974"/>
+    <w:basedOn w:val="1151"/>
     <w:uiPriority w:val="99"/>
     <w:pPr>
       <w:pBdr/>
@@ -27689,9 +28219,9 @@
       </w:tcPr>
     </w:tblStylePr>
   </w:style>
-  <w:style w:type="table" w:styleId="82">
+  <w:style w:type="table" w:styleId="1049">
     <w:name w:val="List Table 3"/>
-    <w:basedOn w:val="974"/>
+    <w:basedOn w:val="1151"/>
     <w:uiPriority w:val="99"/>
     <w:pPr>
       <w:pBdr/>
@@ -27917,9 +28447,9 @@
       </w:tcPr>
     </w:tblStylePr>
   </w:style>
-  <w:style w:type="table" w:styleId="83">
+  <w:style w:type="table" w:styleId="1050">
     <w:name w:val="List Table 3 - Accent 1"/>
-    <w:basedOn w:val="974"/>
+    <w:basedOn w:val="1151"/>
     <w:uiPriority w:val="99"/>
     <w:pPr>
       <w:pBdr/>
@@ -28145,9 +28675,9 @@
       </w:tcPr>
     </w:tblStylePr>
   </w:style>
-  <w:style w:type="table" w:styleId="84">
+  <w:style w:type="table" w:styleId="1051">
     <w:name w:val="List Table 3 - Accent 2"/>
-    <w:basedOn w:val="974"/>
+    <w:basedOn w:val="1151"/>
     <w:uiPriority w:val="99"/>
     <w:pPr>
       <w:pBdr/>
@@ -28373,9 +28903,9 @@
       </w:tcPr>
     </w:tblStylePr>
   </w:style>
-  <w:style w:type="table" w:styleId="85">
+  <w:style w:type="table" w:styleId="1052">
     <w:name w:val="List Table 3 - Accent 3"/>
-    <w:basedOn w:val="974"/>
+    <w:basedOn w:val="1151"/>
     <w:uiPriority w:val="99"/>
     <w:pPr>
       <w:pBdr/>
@@ -28601,9 +29131,9 @@
       </w:tcPr>
     </w:tblStylePr>
   </w:style>
-  <w:style w:type="table" w:styleId="86">
+  <w:style w:type="table" w:styleId="1053">
     <w:name w:val="List Table 3 - Accent 4"/>
-    <w:basedOn w:val="974"/>
+    <w:basedOn w:val="1151"/>
     <w:uiPriority w:val="99"/>
     <w:pPr>
       <w:pBdr/>
@@ -28829,9 +29359,9 @@
       </w:tcPr>
     </w:tblStylePr>
   </w:style>
-  <w:style w:type="table" w:styleId="87">
+  <w:style w:type="table" w:styleId="1054">
     <w:name w:val="List Table 3 - Accent 5"/>
-    <w:basedOn w:val="974"/>
+    <w:basedOn w:val="1151"/>
     <w:uiPriority w:val="99"/>
     <w:pPr>
       <w:pBdr/>
@@ -29057,9 +29587,9 @@
       </w:tcPr>
     </w:tblStylePr>
   </w:style>
-  <w:style w:type="table" w:styleId="88">
+  <w:style w:type="table" w:styleId="1055">
     <w:name w:val="List Table 3 - Accent 6"/>
-    <w:basedOn w:val="974"/>
+    <w:basedOn w:val="1151"/>
     <w:uiPriority w:val="99"/>
     <w:pPr>
       <w:pBdr/>
@@ -29285,9 +29815,9 @@
       </w:tcPr>
     </w:tblStylePr>
   </w:style>
-  <w:style w:type="table" w:styleId="89">
+  <w:style w:type="table" w:styleId="1056">
     <w:name w:val="List Table 4"/>
-    <w:basedOn w:val="974"/>
+    <w:basedOn w:val="1151"/>
     <w:uiPriority w:val="99"/>
     <w:pPr>
       <w:pBdr/>
@@ -29510,9 +30040,9 @@
       </w:tcPr>
     </w:tblStylePr>
   </w:style>
-  <w:style w:type="table" w:styleId="90">
+  <w:style w:type="table" w:styleId="1057">
     <w:name w:val="List Table 4 - Accent 1"/>
-    <w:basedOn w:val="974"/>
+    <w:basedOn w:val="1151"/>
     <w:uiPriority w:val="99"/>
     <w:pPr>
       <w:pBdr/>
@@ -29735,9 +30265,9 @@
       </w:tcPr>
     </w:tblStylePr>
   </w:style>
-  <w:style w:type="table" w:styleId="91">
+  <w:style w:type="table" w:styleId="1058">
     <w:name w:val="List Table 4 - Accent 2"/>
-    <w:basedOn w:val="974"/>
+    <w:basedOn w:val="1151"/>
     <w:uiPriority w:val="99"/>
     <w:pPr>
       <w:pBdr/>
@@ -29960,9 +30490,9 @@
       </w:tcPr>
     </w:tblStylePr>
   </w:style>
-  <w:style w:type="table" w:styleId="92">
+  <w:style w:type="table" w:styleId="1059">
     <w:name w:val="List Table 4 - Accent 3"/>
-    <w:basedOn w:val="974"/>
+    <w:basedOn w:val="1151"/>
     <w:uiPriority w:val="99"/>
     <w:pPr>
       <w:pBdr/>
@@ -30185,9 +30715,9 @@
       </w:tcPr>
     </w:tblStylePr>
   </w:style>
-  <w:style w:type="table" w:styleId="93">
+  <w:style w:type="table" w:styleId="1060">
     <w:name w:val="List Table 4 - Accent 4"/>
-    <w:basedOn w:val="974"/>
+    <w:basedOn w:val="1151"/>
     <w:uiPriority w:val="99"/>
     <w:pPr>
       <w:pBdr/>
@@ -30410,9 +30940,9 @@
       </w:tcPr>
     </w:tblStylePr>
   </w:style>
-  <w:style w:type="table" w:styleId="94">
+  <w:style w:type="table" w:styleId="1061">
     <w:name w:val="List Table 4 - Accent 5"/>
-    <w:basedOn w:val="974"/>
+    <w:basedOn w:val="1151"/>
     <w:uiPriority w:val="99"/>
     <w:pPr>
       <w:pBdr/>
@@ -30635,9 +31165,9 @@
       </w:tcPr>
     </w:tblStylePr>
   </w:style>
-  <w:style w:type="table" w:styleId="95">
+  <w:style w:type="table" w:styleId="1062">
     <w:name w:val="List Table 4 - Accent 6"/>
-    <w:basedOn w:val="974"/>
+    <w:basedOn w:val="1151"/>
     <w:uiPriority w:val="99"/>
     <w:pPr>
       <w:pBdr/>
@@ -30860,9 +31390,9 @@
       </w:tcPr>
     </w:tblStylePr>
   </w:style>
-  <w:style w:type="table" w:styleId="96">
+  <w:style w:type="table" w:styleId="1063">
     <w:name w:val="List Table 5 Dark"/>
-    <w:basedOn w:val="974"/>
+    <w:basedOn w:val="1151"/>
     <w:uiPriority w:val="99"/>
     <w:pPr>
       <w:pBdr/>
@@ -31102,9 +31632,9 @@
       </w:tcPr>
     </w:tblStylePr>
   </w:style>
-  <w:style w:type="table" w:styleId="97">
+  <w:style w:type="table" w:styleId="1064">
     <w:name w:val="List Table 5 Dark - Accent 1"/>
-    <w:basedOn w:val="974"/>
+    <w:basedOn w:val="1151"/>
     <w:uiPriority w:val="99"/>
     <w:pPr>
       <w:pBdr/>
@@ -31344,9 +31874,9 @@
       </w:tcPr>
     </w:tblStylePr>
   </w:style>
-  <w:style w:type="table" w:styleId="98">
+  <w:style w:type="table" w:styleId="1065">
     <w:name w:val="List Table 5 Dark - Accent 2"/>
-    <w:basedOn w:val="974"/>
+    <w:basedOn w:val="1151"/>
     <w:uiPriority w:val="99"/>
     <w:pPr>
       <w:pBdr/>
@@ -31586,9 +32116,9 @@
       </w:tcPr>
     </w:tblStylePr>
   </w:style>
-  <w:style w:type="table" w:styleId="99">
+  <w:style w:type="table" w:styleId="1066">
     <w:name w:val="List Table 5 Dark - Accent 3"/>
-    <w:basedOn w:val="974"/>
+    <w:basedOn w:val="1151"/>
     <w:uiPriority w:val="99"/>
     <w:pPr>
       <w:pBdr/>
@@ -31828,9 +32358,9 @@
       </w:tcPr>
     </w:tblStylePr>
   </w:style>
-  <w:style w:type="table" w:styleId="100">
+  <w:style w:type="table" w:styleId="1067">
     <w:name w:val="List Table 5 Dark - Accent 4"/>
-    <w:basedOn w:val="974"/>
+    <w:basedOn w:val="1151"/>
     <w:uiPriority w:val="99"/>
     <w:pPr>
       <w:pBdr/>
@@ -32070,9 +32600,9 @@
       </w:tcPr>
     </w:tblStylePr>
   </w:style>
-  <w:style w:type="table" w:styleId="101">
+  <w:style w:type="table" w:styleId="1068">
     <w:name w:val="List Table 5 Dark - Accent 5"/>
-    <w:basedOn w:val="974"/>
+    <w:basedOn w:val="1151"/>
     <w:uiPriority w:val="99"/>
     <w:pPr>
       <w:pBdr/>
@@ -32312,9 +32842,9 @@
       </w:tcPr>
     </w:tblStylePr>
   </w:style>
-  <w:style w:type="table" w:styleId="102">
+  <w:style w:type="table" w:styleId="1069">
     <w:name w:val="List Table 5 Dark - Accent 6"/>
-    <w:basedOn w:val="974"/>
+    <w:basedOn w:val="1151"/>
     <w:uiPriority w:val="99"/>
     <w:pPr>
       <w:pBdr/>
@@ -32554,9 +33084,9 @@
       </w:tcPr>
     </w:tblStylePr>
   </w:style>
-  <w:style w:type="table" w:styleId="103">
+  <w:style w:type="table" w:styleId="1070">
     <w:name w:val="List Table 6 Colorful"/>
-    <w:basedOn w:val="974"/>
+    <w:basedOn w:val="1151"/>
     <w:uiPriority w:val="99"/>
     <w:pPr>
       <w:pBdr/>
@@ -32777,9 +33307,9 @@
       </w:tcPr>
     </w:tblStylePr>
   </w:style>
-  <w:style w:type="table" w:styleId="104">
+  <w:style w:type="table" w:styleId="1071">
     <w:name w:val="List Table 6 Colorful - Accent 1"/>
-    <w:basedOn w:val="974"/>
+    <w:basedOn w:val="1151"/>
     <w:uiPriority w:val="99"/>
     <w:pPr>
       <w:pBdr/>
@@ -33000,9 +33530,9 @@
       </w:tcPr>
     </w:tblStylePr>
   </w:style>
-  <w:style w:type="table" w:styleId="105">
+  <w:style w:type="table" w:styleId="1072">
     <w:name w:val="List Table 6 Colorful - Accent 2"/>
-    <w:basedOn w:val="974"/>
+    <w:basedOn w:val="1151"/>
     <w:uiPriority w:val="99"/>
     <w:pPr>
       <w:pBdr/>
@@ -33223,9 +33753,9 @@
       </w:tcPr>
     </w:tblStylePr>
   </w:style>
-  <w:style w:type="table" w:styleId="106">
+  <w:style w:type="table" w:styleId="1073">
     <w:name w:val="List Table 6 Colorful - Accent 3"/>
-    <w:basedOn w:val="974"/>
+    <w:basedOn w:val="1151"/>
     <w:uiPriority w:val="99"/>
     <w:pPr>
       <w:pBdr/>
@@ -33446,9 +33976,9 @@
       </w:tcPr>
     </w:tblStylePr>
   </w:style>
-  <w:style w:type="table" w:styleId="107">
+  <w:style w:type="table" w:styleId="1074">
     <w:name w:val="List Table 6 Colorful - Accent 4"/>
-    <w:basedOn w:val="974"/>
+    <w:basedOn w:val="1151"/>
     <w:uiPriority w:val="99"/>
     <w:pPr>
       <w:pBdr/>
@@ -33669,9 +34199,9 @@
       </w:tcPr>
     </w:tblStylePr>
   </w:style>
-  <w:style w:type="table" w:styleId="108">
+  <w:style w:type="table" w:styleId="1075">
     <w:name w:val="List Table 6 Colorful - Accent 5"/>
-    <w:basedOn w:val="974"/>
+    <w:basedOn w:val="1151"/>
     <w:uiPriority w:val="99"/>
     <w:pPr>
       <w:pBdr/>
@@ -33892,9 +34422,9 @@
       </w:tcPr>
     </w:tblStylePr>
   </w:style>
-  <w:style w:type="table" w:styleId="109">
+  <w:style w:type="table" w:styleId="1076">
     <w:name w:val="List Table 6 Colorful - Accent 6"/>
-    <w:basedOn w:val="974"/>
+    <w:basedOn w:val="1151"/>
     <w:uiPriority w:val="99"/>
     <w:pPr>
       <w:pBdr/>
@@ -34115,9 +34645,9 @@
       </w:tcPr>
     </w:tblStylePr>
   </w:style>
-  <w:style w:type="table" w:styleId="110">
+  <w:style w:type="table" w:styleId="1077">
     <w:name w:val="List Table 7 Colorful"/>
-    <w:basedOn w:val="974"/>
+    <w:basedOn w:val="1151"/>
     <w:uiPriority w:val="99"/>
     <w:pPr>
       <w:pBdr/>
@@ -34216,11 +34746,11 @@
         <w:tblBorders/>
       </w:tblPr>
       <w:tcPr>
-        <w:shd w:color="ffffff"/>
+        <w:shd w:val="clear" w:color="ffffff"/>
         <w:tcBorders>
-          <w:top w:val="none"/>
-          <w:left w:val="none"/>
-          <w:bottom w:val="none"/>
+          <w:top w:val="none" w:color="000000" w:sz="4" w:space="0"/>
+          <w:left w:val="none" w:color="000000" w:sz="4" w:space="0"/>
+          <w:bottom w:val="none" w:color="000000" w:sz="4" w:space="0"/>
           <w:right w:val="single" w:color="000000" w:themeColor="text1" w:themeTint="80" w:sz="4" w:space="0"/>
         </w:tcBorders>
       </w:tcPr>
@@ -34243,10 +34773,10 @@
       <w:tcPr>
         <w:shd w:val="clear" w:color="ffffff" w:themeColor="light1" w:fill="ffffff" w:themeFill="light1"/>
         <w:tcBorders>
-          <w:top w:val="none"/>
-          <w:left w:val="none"/>
+          <w:top w:val="none" w:color="000000" w:sz="4" w:space="0"/>
+          <w:left w:val="none" w:color="000000" w:sz="4" w:space="0"/>
           <w:bottom w:val="single" w:color="000000" w:themeColor="text1" w:themeTint="80" w:sz="4" w:space="0"/>
-          <w:right w:val="none"/>
+          <w:right w:val="none" w:color="000000" w:sz="4" w:space="0"/>
         </w:tcBorders>
       </w:tcPr>
     </w:tblStylePr>
@@ -34266,12 +34796,12 @@
         <w:tblBorders/>
       </w:tblPr>
       <w:tcPr>
-        <w:shd w:color="ffffff"/>
+        <w:shd w:val="clear" w:color="ffffff"/>
         <w:tcBorders>
-          <w:top w:val="none"/>
+          <w:top w:val="none" w:color="000000" w:sz="4" w:space="0"/>
           <w:left w:val="single" w:color="000000" w:themeColor="text1" w:themeTint="80" w:sz="4" w:space="0"/>
-          <w:bottom w:val="none"/>
-          <w:right w:val="none"/>
+          <w:bottom w:val="none" w:color="000000" w:sz="4" w:space="0"/>
+          <w:right w:val="none" w:color="000000" w:sz="4" w:space="0"/>
         </w:tcBorders>
       </w:tcPr>
     </w:tblStylePr>
@@ -34294,9 +34824,9 @@
         <w:shd w:val="clear" w:color="ffffff" w:themeColor="light1" w:fill="ffffff" w:themeFill="light1"/>
         <w:tcBorders>
           <w:top w:val="single" w:color="000000" w:themeColor="text1" w:themeTint="80" w:sz="4" w:space="0"/>
-          <w:left w:val="none"/>
-          <w:bottom w:val="none"/>
-          <w:right w:val="none"/>
+          <w:left w:val="none" w:color="000000" w:sz="4" w:space="0"/>
+          <w:bottom w:val="none" w:color="000000" w:sz="4" w:space="0"/>
+          <w:right w:val="none" w:color="000000" w:sz="4" w:space="0"/>
         </w:tcBorders>
       </w:tcPr>
     </w:tblStylePr>
@@ -34371,9 +34901,9 @@
       </w:tcPr>
     </w:tblStylePr>
   </w:style>
-  <w:style w:type="table" w:styleId="111">
+  <w:style w:type="table" w:styleId="1078">
     <w:name w:val="List Table 7 Colorful - Accent 1"/>
-    <w:basedOn w:val="974"/>
+    <w:basedOn w:val="1151"/>
     <w:uiPriority w:val="99"/>
     <w:pPr>
       <w:pBdr/>
@@ -34472,11 +35002,11 @@
         <w:tblBorders/>
       </w:tblPr>
       <w:tcPr>
-        <w:shd w:color="ffffff"/>
+        <w:shd w:val="clear" w:color="ffffff"/>
         <w:tcBorders>
-          <w:top w:val="none"/>
-          <w:left w:val="none"/>
-          <w:bottom w:val="none"/>
+          <w:top w:val="none" w:color="000000" w:sz="4" w:space="0"/>
+          <w:left w:val="none" w:color="000000" w:sz="4" w:space="0"/>
+          <w:bottom w:val="none" w:color="000000" w:sz="4" w:space="0"/>
           <w:right w:val="single" w:color="000000" w:themeColor="accent1" w:sz="4" w:space="0"/>
         </w:tcBorders>
       </w:tcPr>
@@ -34499,10 +35029,10 @@
       <w:tcPr>
         <w:shd w:val="clear" w:color="ffffff" w:themeColor="light1" w:fill="ffffff" w:themeFill="light1"/>
         <w:tcBorders>
-          <w:top w:val="none"/>
-          <w:left w:val="none"/>
+          <w:top w:val="none" w:color="000000" w:sz="4" w:space="0"/>
+          <w:left w:val="none" w:color="000000" w:sz="4" w:space="0"/>
           <w:bottom w:val="single" w:color="000000" w:themeColor="accent1" w:sz="4" w:space="0"/>
-          <w:right w:val="none"/>
+          <w:right w:val="none" w:color="000000" w:sz="4" w:space="0"/>
         </w:tcBorders>
       </w:tcPr>
     </w:tblStylePr>
@@ -34522,12 +35052,12 @@
         <w:tblBorders/>
       </w:tblPr>
       <w:tcPr>
-        <w:shd w:color="ffffff"/>
+        <w:shd w:val="clear" w:color="ffffff"/>
         <w:tcBorders>
-          <w:top w:val="none"/>
+          <w:top w:val="none" w:color="000000" w:sz="4" w:space="0"/>
           <w:left w:val="single" w:color="000000" w:themeColor="accent1" w:sz="4" w:space="0"/>
-          <w:bottom w:val="none"/>
-          <w:right w:val="none"/>
+          <w:bottom w:val="none" w:color="000000" w:sz="4" w:space="0"/>
+          <w:right w:val="none" w:color="000000" w:sz="4" w:space="0"/>
         </w:tcBorders>
       </w:tcPr>
     </w:tblStylePr>
@@ -34550,9 +35080,9 @@
         <w:shd w:val="clear" w:color="ffffff" w:themeColor="light1" w:fill="ffffff" w:themeFill="light1"/>
         <w:tcBorders>
           <w:top w:val="single" w:color="000000" w:themeColor="accent1" w:sz="4" w:space="0"/>
-          <w:left w:val="none"/>
-          <w:bottom w:val="none"/>
-          <w:right w:val="none"/>
+          <w:left w:val="none" w:color="000000" w:sz="4" w:space="0"/>
+          <w:bottom w:val="none" w:color="000000" w:sz="4" w:space="0"/>
+          <w:right w:val="none" w:color="000000" w:sz="4" w:space="0"/>
         </w:tcBorders>
       </w:tcPr>
     </w:tblStylePr>
@@ -34627,9 +35157,9 @@
       </w:tcPr>
     </w:tblStylePr>
   </w:style>
-  <w:style w:type="table" w:styleId="112">
+  <w:style w:type="table" w:styleId="1079">
     <w:name w:val="List Table 7 Colorful - Accent 2"/>
-    <w:basedOn w:val="974"/>
+    <w:basedOn w:val="1151"/>
     <w:uiPriority w:val="99"/>
     <w:pPr>
       <w:pBdr/>
@@ -34728,11 +35258,11 @@
         <w:tblBorders/>
       </w:tblPr>
       <w:tcPr>
-        <w:shd w:color="ffffff"/>
+        <w:shd w:val="clear" w:color="ffffff"/>
         <w:tcBorders>
-          <w:top w:val="none"/>
-          <w:left w:val="none"/>
-          <w:bottom w:val="none"/>
+          <w:top w:val="none" w:color="000000" w:sz="4" w:space="0"/>
+          <w:left w:val="none" w:color="000000" w:sz="4" w:space="0"/>
+          <w:bottom w:val="none" w:color="000000" w:sz="4" w:space="0"/>
           <w:right w:val="single" w:color="000000" w:themeColor="accent2" w:themeTint="97" w:sz="4" w:space="0"/>
         </w:tcBorders>
       </w:tcPr>
@@ -34755,10 +35285,10 @@
       <w:tcPr>
         <w:shd w:val="clear" w:color="ffffff" w:themeColor="light1" w:fill="ffffff" w:themeFill="light1"/>
         <w:tcBorders>
-          <w:top w:val="none"/>
-          <w:left w:val="none"/>
+          <w:top w:val="none" w:color="000000" w:sz="4" w:space="0"/>
+          <w:left w:val="none" w:color="000000" w:sz="4" w:space="0"/>
           <w:bottom w:val="single" w:color="000000" w:themeColor="accent2" w:themeTint="97" w:sz="4" w:space="0"/>
-          <w:right w:val="none"/>
+          <w:right w:val="none" w:color="000000" w:sz="4" w:space="0"/>
         </w:tcBorders>
       </w:tcPr>
     </w:tblStylePr>
@@ -34778,12 +35308,12 @@
         <w:tblBorders/>
       </w:tblPr>
       <w:tcPr>
-        <w:shd w:color="ffffff"/>
+        <w:shd w:val="clear" w:color="ffffff"/>
         <w:tcBorders>
-          <w:top w:val="none"/>
+          <w:top w:val="none" w:color="000000" w:sz="4" w:space="0"/>
           <w:left w:val="single" w:color="000000" w:themeColor="accent2" w:themeTint="97" w:sz="4" w:space="0"/>
-          <w:bottom w:val="none"/>
-          <w:right w:val="none"/>
+          <w:bottom w:val="none" w:color="000000" w:sz="4" w:space="0"/>
+          <w:right w:val="none" w:color="000000" w:sz="4" w:space="0"/>
         </w:tcBorders>
       </w:tcPr>
     </w:tblStylePr>
@@ -34806,9 +35336,9 @@
         <w:shd w:val="clear" w:color="ffffff" w:themeColor="light1" w:fill="ffffff" w:themeFill="light1"/>
         <w:tcBorders>
           <w:top w:val="single" w:color="000000" w:themeColor="accent2" w:themeTint="97" w:sz="4" w:space="0"/>
-          <w:left w:val="none"/>
-          <w:bottom w:val="none"/>
-          <w:right w:val="none"/>
+          <w:left w:val="none" w:color="000000" w:sz="4" w:space="0"/>
+          <w:bottom w:val="none" w:color="000000" w:sz="4" w:space="0"/>
+          <w:right w:val="none" w:color="000000" w:sz="4" w:space="0"/>
         </w:tcBorders>
       </w:tcPr>
     </w:tblStylePr>
@@ -34883,9 +35413,9 @@
       </w:tcPr>
     </w:tblStylePr>
   </w:style>
-  <w:style w:type="table" w:styleId="113">
+  <w:style w:type="table" w:styleId="1080">
     <w:name w:val="List Table 7 Colorful - Accent 3"/>
-    <w:basedOn w:val="974"/>
+    <w:basedOn w:val="1151"/>
     <w:uiPriority w:val="99"/>
     <w:pPr>
       <w:pBdr/>
@@ -34984,11 +35514,11 @@
         <w:tblBorders/>
       </w:tblPr>
       <w:tcPr>
-        <w:shd w:color="ffffff"/>
+        <w:shd w:val="clear" w:color="ffffff"/>
         <w:tcBorders>
-          <w:top w:val="none"/>
-          <w:left w:val="none"/>
-          <w:bottom w:val="none"/>
+          <w:top w:val="none" w:color="000000" w:sz="4" w:space="0"/>
+          <w:left w:val="none" w:color="000000" w:sz="4" w:space="0"/>
+          <w:bottom w:val="none" w:color="000000" w:sz="4" w:space="0"/>
           <w:right w:val="single" w:color="000000" w:themeColor="accent3" w:themeTint="98" w:sz="4" w:space="0"/>
         </w:tcBorders>
       </w:tcPr>
@@ -35011,10 +35541,10 @@
       <w:tcPr>
         <w:shd w:val="clear" w:color="ffffff" w:themeColor="light1" w:fill="ffffff" w:themeFill="light1"/>
         <w:tcBorders>
-          <w:top w:val="none"/>
-          <w:left w:val="none"/>
+          <w:top w:val="none" w:color="000000" w:sz="4" w:space="0"/>
+          <w:left w:val="none" w:color="000000" w:sz="4" w:space="0"/>
           <w:bottom w:val="single" w:color="000000" w:themeColor="accent3" w:themeTint="98" w:sz="4" w:space="0"/>
-          <w:right w:val="none"/>
+          <w:right w:val="none" w:color="000000" w:sz="4" w:space="0"/>
         </w:tcBorders>
       </w:tcPr>
     </w:tblStylePr>
@@ -35034,12 +35564,12 @@
         <w:tblBorders/>
       </w:tblPr>
       <w:tcPr>
-        <w:shd w:color="ffffff"/>
+        <w:shd w:val="clear" w:color="ffffff"/>
         <w:tcBorders>
-          <w:top w:val="none"/>
+          <w:top w:val="none" w:color="000000" w:sz="4" w:space="0"/>
           <w:left w:val="single" w:color="000000" w:themeColor="accent3" w:themeTint="98" w:sz="4" w:space="0"/>
-          <w:bottom w:val="none"/>
-          <w:right w:val="none"/>
+          <w:bottom w:val="none" w:color="000000" w:sz="4" w:space="0"/>
+          <w:right w:val="none" w:color="000000" w:sz="4" w:space="0"/>
         </w:tcBorders>
       </w:tcPr>
     </w:tblStylePr>
@@ -35062,9 +35592,9 @@
         <w:shd w:val="clear" w:color="ffffff" w:themeColor="light1" w:fill="ffffff" w:themeFill="light1"/>
         <w:tcBorders>
           <w:top w:val="single" w:color="000000" w:themeColor="accent3" w:themeTint="98" w:sz="4" w:space="0"/>
-          <w:left w:val="none"/>
-          <w:bottom w:val="none"/>
-          <w:right w:val="none"/>
+          <w:left w:val="none" w:color="000000" w:sz="4" w:space="0"/>
+          <w:bottom w:val="none" w:color="000000" w:sz="4" w:space="0"/>
+          <w:right w:val="none" w:color="000000" w:sz="4" w:space="0"/>
         </w:tcBorders>
       </w:tcPr>
     </w:tblStylePr>
@@ -35139,9 +35669,9 @@
       </w:tcPr>
     </w:tblStylePr>
   </w:style>
-  <w:style w:type="table" w:styleId="114">
+  <w:style w:type="table" w:styleId="1081">
     <w:name w:val="List Table 7 Colorful - Accent 4"/>
-    <w:basedOn w:val="974"/>
+    <w:basedOn w:val="1151"/>
     <w:uiPriority w:val="99"/>
     <w:pPr>
       <w:pBdr/>
@@ -35240,11 +35770,11 @@
         <w:tblBorders/>
       </w:tblPr>
       <w:tcPr>
-        <w:shd w:color="ffffff"/>
+        <w:shd w:val="clear" w:color="ffffff"/>
         <w:tcBorders>
-          <w:top w:val="none"/>
-          <w:left w:val="none"/>
-          <w:bottom w:val="none"/>
+          <w:top w:val="none" w:color="000000" w:sz="4" w:space="0"/>
+          <w:left w:val="none" w:color="000000" w:sz="4" w:space="0"/>
+          <w:bottom w:val="none" w:color="000000" w:sz="4" w:space="0"/>
           <w:right w:val="single" w:color="000000" w:themeColor="accent4" w:themeTint="9A" w:sz="4" w:space="0"/>
         </w:tcBorders>
       </w:tcPr>
@@ -35267,10 +35797,10 @@
       <w:tcPr>
         <w:shd w:val="clear" w:color="ffffff" w:themeColor="light1" w:fill="ffffff" w:themeFill="light1"/>
         <w:tcBorders>
-          <w:top w:val="none"/>
-          <w:left w:val="none"/>
+          <w:top w:val="none" w:color="000000" w:sz="4" w:space="0"/>
+          <w:left w:val="none" w:color="000000" w:sz="4" w:space="0"/>
           <w:bottom w:val="single" w:color="000000" w:themeColor="accent4" w:themeTint="9A" w:sz="4" w:space="0"/>
-          <w:right w:val="none"/>
+          <w:right w:val="none" w:color="000000" w:sz="4" w:space="0"/>
         </w:tcBorders>
       </w:tcPr>
     </w:tblStylePr>
@@ -35290,12 +35820,12 @@
         <w:tblBorders/>
       </w:tblPr>
       <w:tcPr>
-        <w:shd w:color="ffffff"/>
+        <w:shd w:val="clear" w:color="ffffff"/>
         <w:tcBorders>
-          <w:top w:val="none"/>
+          <w:top w:val="none" w:color="000000" w:sz="4" w:space="0"/>
           <w:left w:val="single" w:color="000000" w:themeColor="accent4" w:themeTint="9A" w:sz="4" w:space="0"/>
-          <w:bottom w:val="none"/>
-          <w:right w:val="none"/>
+          <w:bottom w:val="none" w:color="000000" w:sz="4" w:space="0"/>
+          <w:right w:val="none" w:color="000000" w:sz="4" w:space="0"/>
         </w:tcBorders>
       </w:tcPr>
     </w:tblStylePr>
@@ -35318,9 +35848,9 @@
         <w:shd w:val="clear" w:color="ffffff" w:themeColor="light1" w:fill="ffffff" w:themeFill="light1"/>
         <w:tcBorders>
           <w:top w:val="single" w:color="000000" w:themeColor="accent4" w:themeTint="9A" w:sz="4" w:space="0"/>
-          <w:left w:val="none"/>
-          <w:bottom w:val="none"/>
-          <w:right w:val="none"/>
+          <w:left w:val="none" w:color="000000" w:sz="4" w:space="0"/>
+          <w:bottom w:val="none" w:color="000000" w:sz="4" w:space="0"/>
+          <w:right w:val="none" w:color="000000" w:sz="4" w:space="0"/>
         </w:tcBorders>
       </w:tcPr>
     </w:tblStylePr>
@@ -35395,9 +35925,9 @@
       </w:tcPr>
     </w:tblStylePr>
   </w:style>
-  <w:style w:type="table" w:styleId="115">
+  <w:style w:type="table" w:styleId="1082">
     <w:name w:val="List Table 7 Colorful - Accent 5"/>
-    <w:basedOn w:val="974"/>
+    <w:basedOn w:val="1151"/>
     <w:uiPriority w:val="99"/>
     <w:pPr>
       <w:pBdr/>
@@ -35496,11 +36026,11 @@
         <w:tblBorders/>
       </w:tblPr>
       <w:tcPr>
-        <w:shd w:color="ffffff"/>
+        <w:shd w:val="clear" w:color="ffffff"/>
         <w:tcBorders>
-          <w:top w:val="none"/>
-          <w:left w:val="none"/>
-          <w:bottom w:val="none"/>
+          <w:top w:val="none" w:color="000000" w:sz="4" w:space="0"/>
+          <w:left w:val="none" w:color="000000" w:sz="4" w:space="0"/>
+          <w:bottom w:val="none" w:color="000000" w:sz="4" w:space="0"/>
           <w:right w:val="single" w:color="000000" w:themeColor="accent5" w:themeTint="9A" w:sz="4" w:space="0"/>
         </w:tcBorders>
       </w:tcPr>
@@ -35523,10 +36053,10 @@
       <w:tcPr>
         <w:shd w:val="clear" w:color="ffffff" w:themeColor="light1" w:fill="ffffff" w:themeFill="light1"/>
         <w:tcBorders>
-          <w:top w:val="none"/>
-          <w:left w:val="none"/>
+          <w:top w:val="none" w:color="000000" w:sz="4" w:space="0"/>
+          <w:left w:val="none" w:color="000000" w:sz="4" w:space="0"/>
           <w:bottom w:val="single" w:color="000000" w:themeColor="accent5" w:themeTint="9A" w:sz="4" w:space="0"/>
-          <w:right w:val="none"/>
+          <w:right w:val="none" w:color="000000" w:sz="4" w:space="0"/>
         </w:tcBorders>
       </w:tcPr>
     </w:tblStylePr>
@@ -35546,12 +36076,12 @@
         <w:tblBorders/>
       </w:tblPr>
       <w:tcPr>
-        <w:shd w:color="ffffff"/>
+        <w:shd w:val="clear" w:color="ffffff"/>
         <w:tcBorders>
-          <w:top w:val="none"/>
+          <w:top w:val="none" w:color="000000" w:sz="4" w:space="0"/>
           <w:left w:val="single" w:color="000000" w:themeColor="accent5" w:themeTint="9A" w:sz="4" w:space="0"/>
-          <w:bottom w:val="none"/>
-          <w:right w:val="none"/>
+          <w:bottom w:val="none" w:color="000000" w:sz="4" w:space="0"/>
+          <w:right w:val="none" w:color="000000" w:sz="4" w:space="0"/>
         </w:tcBorders>
       </w:tcPr>
     </w:tblStylePr>
@@ -35574,9 +36104,9 @@
         <w:shd w:val="clear" w:color="ffffff" w:themeColor="light1" w:fill="ffffff" w:themeFill="light1"/>
         <w:tcBorders>
           <w:top w:val="single" w:color="000000" w:themeColor="accent5" w:themeTint="9A" w:sz="4" w:space="0"/>
-          <w:left w:val="none"/>
-          <w:bottom w:val="none"/>
-          <w:right w:val="none"/>
+          <w:left w:val="none" w:color="000000" w:sz="4" w:space="0"/>
+          <w:bottom w:val="none" w:color="000000" w:sz="4" w:space="0"/>
+          <w:right w:val="none" w:color="000000" w:sz="4" w:space="0"/>
         </w:tcBorders>
       </w:tcPr>
     </w:tblStylePr>
@@ -35651,9 +36181,9 @@
       </w:tcPr>
     </w:tblStylePr>
   </w:style>
-  <w:style w:type="table" w:styleId="116">
+  <w:style w:type="table" w:styleId="1083">
     <w:name w:val="List Table 7 Colorful - Accent 6"/>
-    <w:basedOn w:val="974"/>
+    <w:basedOn w:val="1151"/>
     <w:uiPriority w:val="99"/>
     <w:pPr>
       <w:pBdr/>
@@ -35752,11 +36282,11 @@
         <w:tblBorders/>
       </w:tblPr>
       <w:tcPr>
-        <w:shd w:color="ffffff"/>
+        <w:shd w:val="clear" w:color="ffffff"/>
         <w:tcBorders>
-          <w:top w:val="none"/>
-          <w:left w:val="none"/>
-          <w:bottom w:val="none"/>
+          <w:top w:val="none" w:color="000000" w:sz="4" w:space="0"/>
+          <w:left w:val="none" w:color="000000" w:sz="4" w:space="0"/>
+          <w:bottom w:val="none" w:color="000000" w:sz="4" w:space="0"/>
           <w:right w:val="single" w:color="000000" w:themeColor="accent6" w:themeTint="98" w:sz="4" w:space="0"/>
         </w:tcBorders>
       </w:tcPr>
@@ -35779,10 +36309,10 @@
       <w:tcPr>
         <w:shd w:val="clear" w:color="ffffff" w:themeColor="light1" w:fill="ffffff" w:themeFill="light1"/>
         <w:tcBorders>
-          <w:top w:val="none"/>
-          <w:left w:val="none"/>
+          <w:top w:val="none" w:color="000000" w:sz="4" w:space="0"/>
+          <w:left w:val="none" w:color="000000" w:sz="4" w:space="0"/>
           <w:bottom w:val="single" w:color="000000" w:themeColor="accent6" w:themeTint="98" w:sz="4" w:space="0"/>
-          <w:right w:val="none"/>
+          <w:right w:val="none" w:color="000000" w:sz="4" w:space="0"/>
         </w:tcBorders>
       </w:tcPr>
     </w:tblStylePr>
@@ -35802,12 +36332,12 @@
         <w:tblBorders/>
       </w:tblPr>
       <w:tcPr>
-        <w:shd w:color="ffffff"/>
+        <w:shd w:val="clear" w:color="ffffff"/>
         <w:tcBorders>
-          <w:top w:val="none"/>
+          <w:top w:val="none" w:color="000000" w:sz="4" w:space="0"/>
           <w:left w:val="single" w:color="000000" w:themeColor="accent6" w:themeTint="98" w:sz="4" w:space="0"/>
-          <w:bottom w:val="none"/>
-          <w:right w:val="none"/>
+          <w:bottom w:val="none" w:color="000000" w:sz="4" w:space="0"/>
+          <w:right w:val="none" w:color="000000" w:sz="4" w:space="0"/>
         </w:tcBorders>
       </w:tcPr>
     </w:tblStylePr>
@@ -35830,9 +36360,9 @@
         <w:shd w:val="clear" w:color="ffffff" w:themeColor="light1" w:fill="ffffff" w:themeFill="light1"/>
         <w:tcBorders>
           <w:top w:val="single" w:color="000000" w:themeColor="accent6" w:themeTint="98" w:sz="4" w:space="0"/>
-          <w:left w:val="none"/>
-          <w:bottom w:val="none"/>
-          <w:right w:val="none"/>
+          <w:left w:val="none" w:color="000000" w:sz="4" w:space="0"/>
+          <w:bottom w:val="none" w:color="000000" w:sz="4" w:space="0"/>
+          <w:right w:val="none" w:color="000000" w:sz="4" w:space="0"/>
         </w:tcBorders>
       </w:tcPr>
     </w:tblStylePr>
@@ -35907,9 +36437,9 @@
       </w:tcPr>
     </w:tblStylePr>
   </w:style>
-  <w:style w:type="table" w:styleId="117">
+  <w:style w:type="table" w:styleId="1084">
     <w:name w:val="Lined - Accent"/>
-    <w:basedOn w:val="974"/>
+    <w:basedOn w:val="1151"/>
     <w:uiPriority w:val="99"/>
     <w:pPr>
       <w:pBdr/>
@@ -36144,9 +36674,9 @@
       </w:tcPr>
     </w:tblStylePr>
   </w:style>
-  <w:style w:type="table" w:styleId="118">
+  <w:style w:type="table" w:styleId="1085">
     <w:name w:val="Lined - Accent 1"/>
-    <w:basedOn w:val="974"/>
+    <w:basedOn w:val="1151"/>
     <w:uiPriority w:val="99"/>
     <w:pPr>
       <w:pBdr/>
@@ -36381,9 +36911,9 @@
       </w:tcPr>
     </w:tblStylePr>
   </w:style>
-  <w:style w:type="table" w:styleId="119">
+  <w:style w:type="table" w:styleId="1086">
     <w:name w:val="Lined - Accent 2"/>
-    <w:basedOn w:val="974"/>
+    <w:basedOn w:val="1151"/>
     <w:uiPriority w:val="99"/>
     <w:pPr>
       <w:pBdr/>
@@ -36618,9 +37148,9 @@
       </w:tcPr>
     </w:tblStylePr>
   </w:style>
-  <w:style w:type="table" w:styleId="120">
+  <w:style w:type="table" w:styleId="1087">
     <w:name w:val="Lined - Accent 3"/>
-    <w:basedOn w:val="974"/>
+    <w:basedOn w:val="1151"/>
     <w:uiPriority w:val="99"/>
     <w:pPr>
       <w:pBdr/>
@@ -36855,9 +37385,9 @@
       </w:tcPr>
     </w:tblStylePr>
   </w:style>
-  <w:style w:type="table" w:styleId="121">
+  <w:style w:type="table" w:styleId="1088">
     <w:name w:val="Lined - Accent 4"/>
-    <w:basedOn w:val="974"/>
+    <w:basedOn w:val="1151"/>
     <w:uiPriority w:val="99"/>
     <w:pPr>
       <w:pBdr/>
@@ -37092,9 +37622,9 @@
       </w:tcPr>
     </w:tblStylePr>
   </w:style>
-  <w:style w:type="table" w:styleId="122">
+  <w:style w:type="table" w:styleId="1089">
     <w:name w:val="Lined - Accent 5"/>
-    <w:basedOn w:val="974"/>
+    <w:basedOn w:val="1151"/>
     <w:uiPriority w:val="99"/>
     <w:pPr>
       <w:pBdr/>
@@ -37329,9 +37859,9 @@
       </w:tcPr>
     </w:tblStylePr>
   </w:style>
-  <w:style w:type="table" w:styleId="123">
+  <w:style w:type="table" w:styleId="1090">
     <w:name w:val="Lined - Accent 6"/>
-    <w:basedOn w:val="974"/>
+    <w:basedOn w:val="1151"/>
     <w:uiPriority w:val="99"/>
     <w:pPr>
       <w:pBdr/>
@@ -37566,9 +38096,9 @@
       </w:tcPr>
     </w:tblStylePr>
   </w:style>
-  <w:style w:type="table" w:styleId="124">
+  <w:style w:type="table" w:styleId="1091">
     <w:name w:val="Bordered &amp; Lined - Accent"/>
-    <w:basedOn w:val="974"/>
+    <w:basedOn w:val="1151"/>
     <w:uiPriority w:val="99"/>
     <w:pPr>
       <w:pBdr/>
@@ -37810,9 +38340,9 @@
       </w:tcPr>
     </w:tblStylePr>
   </w:style>
-  <w:style w:type="table" w:styleId="125">
+  <w:style w:type="table" w:styleId="1092">
     <w:name w:val="Bordered &amp; Lined - Accent 1"/>
-    <w:basedOn w:val="974"/>
+    <w:basedOn w:val="1151"/>
     <w:uiPriority w:val="99"/>
     <w:pPr>
       <w:pBdr/>
@@ -38054,9 +38584,9 @@
       </w:tcPr>
     </w:tblStylePr>
   </w:style>
-  <w:style w:type="table" w:styleId="126">
+  <w:style w:type="table" w:styleId="1093">
     <w:name w:val="Bordered &amp; Lined - Accent 2"/>
-    <w:basedOn w:val="974"/>
+    <w:basedOn w:val="1151"/>
     <w:uiPriority w:val="99"/>
     <w:pPr>
       <w:pBdr/>
@@ -38298,9 +38828,9 @@
       </w:tcPr>
     </w:tblStylePr>
   </w:style>
-  <w:style w:type="table" w:styleId="127">
+  <w:style w:type="table" w:styleId="1094">
     <w:name w:val="Bordered &amp; Lined - Accent 3"/>
-    <w:basedOn w:val="974"/>
+    <w:basedOn w:val="1151"/>
     <w:uiPriority w:val="99"/>
     <w:pPr>
       <w:pBdr/>
@@ -38542,9 +39072,9 @@
       </w:tcPr>
     </w:tblStylePr>
   </w:style>
-  <w:style w:type="table" w:styleId="128">
+  <w:style w:type="table" w:styleId="1095">
     <w:name w:val="Bordered &amp; Lined - Accent 4"/>
-    <w:basedOn w:val="974"/>
+    <w:basedOn w:val="1151"/>
     <w:uiPriority w:val="99"/>
     <w:pPr>
       <w:pBdr/>
@@ -38786,9 +39316,9 @@
       </w:tcPr>
     </w:tblStylePr>
   </w:style>
-  <w:style w:type="table" w:styleId="129">
+  <w:style w:type="table" w:styleId="1096">
     <w:name w:val="Bordered &amp; Lined - Accent 5"/>
-    <w:basedOn w:val="974"/>
+    <w:basedOn w:val="1151"/>
     <w:uiPriority w:val="99"/>
     <w:pPr>
       <w:pBdr/>
@@ -39030,9 +39560,9 @@
       </w:tcPr>
     </w:tblStylePr>
   </w:style>
-  <w:style w:type="table" w:styleId="130">
+  <w:style w:type="table" w:styleId="1097">
     <w:name w:val="Bordered &amp; Lined - Accent 6"/>
-    <w:basedOn w:val="974"/>
+    <w:basedOn w:val="1151"/>
     <w:uiPriority w:val="99"/>
     <w:pPr>
       <w:pBdr/>
@@ -39274,9 +39804,9 @@
       </w:tcPr>
     </w:tblStylePr>
   </w:style>
-  <w:style w:type="table" w:styleId="131">
+  <w:style w:type="table" w:styleId="1098">
     <w:name w:val="Bordered"/>
-    <w:basedOn w:val="974"/>
+    <w:basedOn w:val="1151"/>
     <w:uiPriority w:val="99"/>
     <w:pPr>
       <w:pBdr/>
@@ -39505,9 +40035,9 @@
       </w:tcPr>
     </w:tblStylePr>
   </w:style>
-  <w:style w:type="table" w:styleId="132">
+  <w:style w:type="table" w:styleId="1099">
     <w:name w:val="Bordered - Accent 1"/>
-    <w:basedOn w:val="974"/>
+    <w:basedOn w:val="1151"/>
     <w:uiPriority w:val="99"/>
     <w:pPr>
       <w:pBdr/>
@@ -39736,9 +40266,9 @@
       </w:tcPr>
     </w:tblStylePr>
   </w:style>
-  <w:style w:type="table" w:styleId="133">
+  <w:style w:type="table" w:styleId="1100">
     <w:name w:val="Bordered - Accent 2"/>
-    <w:basedOn w:val="974"/>
+    <w:basedOn w:val="1151"/>
     <w:uiPriority w:val="99"/>
     <w:pPr>
       <w:pBdr/>
@@ -39967,9 +40497,9 @@
       </w:tcPr>
     </w:tblStylePr>
   </w:style>
-  <w:style w:type="table" w:styleId="134">
+  <w:style w:type="table" w:styleId="1101">
     <w:name w:val="Bordered - Accent 3"/>
-    <w:basedOn w:val="974"/>
+    <w:basedOn w:val="1151"/>
     <w:uiPriority w:val="99"/>
     <w:pPr>
       <w:pBdr/>
@@ -40198,9 +40728,9 @@
       </w:tcPr>
     </w:tblStylePr>
   </w:style>
-  <w:style w:type="table" w:styleId="135">
+  <w:style w:type="table" w:styleId="1102">
     <w:name w:val="Bordered - Accent 4"/>
-    <w:basedOn w:val="974"/>
+    <w:basedOn w:val="1151"/>
     <w:uiPriority w:val="99"/>
     <w:pPr>
       <w:pBdr/>
@@ -40429,9 +40959,9 @@
       </w:tcPr>
     </w:tblStylePr>
   </w:style>
-  <w:style w:type="table" w:styleId="136">
+  <w:style w:type="table" w:styleId="1103">
     <w:name w:val="Bordered - Accent 5"/>
-    <w:basedOn w:val="974"/>
+    <w:basedOn w:val="1151"/>
     <w:uiPriority w:val="99"/>
     <w:pPr>
       <w:pBdr/>
@@ -40660,9 +41190,9 @@
       </w:tcPr>
     </w:tblStylePr>
   </w:style>
-  <w:style w:type="table" w:styleId="137">
+  <w:style w:type="table" w:styleId="1104">
     <w:name w:val="Bordered - Accent 6"/>
-    <w:basedOn w:val="974"/>
+    <w:basedOn w:val="1151"/>
     <w:uiPriority w:val="99"/>
     <w:pPr>
       <w:pBdr/>
@@ -40891,11 +41421,11 @@
       </w:tcPr>
     </w:tblStylePr>
   </w:style>
-  <w:style w:type="paragraph" w:styleId="142">
+  <w:style w:type="paragraph" w:styleId="1105">
     <w:name w:val="Heading 4"/>
-    <w:basedOn w:val="969"/>
-    <w:next w:val="969"/>
-    <w:link w:val="153"/>
+    <w:basedOn w:val="1146"/>
+    <w:next w:val="1146"/>
+    <w:link w:val="1114"/>
     <w:uiPriority w:val="9"/>
     <w:unhideWhenUsed/>
     <w:qFormat/>
@@ -40914,11 +41444,11 @@
       <w:color w:val="0f4761" w:themeColor="accent1" w:themeShade="BF"/>
     </w:rPr>
   </w:style>
-  <w:style w:type="paragraph" w:styleId="143">
+  <w:style w:type="paragraph" w:styleId="1106">
     <w:name w:val="Heading 5"/>
-    <w:basedOn w:val="969"/>
-    <w:next w:val="969"/>
-    <w:link w:val="154"/>
+    <w:basedOn w:val="1146"/>
+    <w:next w:val="1146"/>
+    <w:link w:val="1115"/>
     <w:uiPriority w:val="9"/>
     <w:unhideWhenUsed/>
     <w:qFormat/>
@@ -40935,11 +41465,11 @@
       <w:color w:val="0f4761" w:themeColor="accent1" w:themeShade="BF"/>
     </w:rPr>
   </w:style>
-  <w:style w:type="paragraph" w:styleId="144">
+  <w:style w:type="paragraph" w:styleId="1107">
     <w:name w:val="Heading 6"/>
-    <w:basedOn w:val="969"/>
-    <w:next w:val="969"/>
-    <w:link w:val="155"/>
+    <w:basedOn w:val="1146"/>
+    <w:next w:val="1146"/>
+    <w:link w:val="1116"/>
     <w:uiPriority w:val="9"/>
     <w:unhideWhenUsed/>
     <w:qFormat/>
@@ -40958,11 +41488,11 @@
       <w:color w:val="595959" w:themeColor="text1" w:themeTint="A6"/>
     </w:rPr>
   </w:style>
-  <w:style w:type="paragraph" w:styleId="145">
+  <w:style w:type="paragraph" w:styleId="1108">
     <w:name w:val="Heading 7"/>
-    <w:basedOn w:val="969"/>
-    <w:next w:val="969"/>
-    <w:link w:val="156"/>
+    <w:basedOn w:val="1146"/>
+    <w:next w:val="1146"/>
+    <w:link w:val="1117"/>
     <w:uiPriority w:val="9"/>
     <w:unhideWhenUsed/>
     <w:qFormat/>
@@ -40979,11 +41509,11 @@
       <w:color w:val="595959" w:themeColor="text1" w:themeTint="A6"/>
     </w:rPr>
   </w:style>
-  <w:style w:type="paragraph" w:styleId="146">
+  <w:style w:type="paragraph" w:styleId="1109">
     <w:name w:val="Heading 8"/>
-    <w:basedOn w:val="969"/>
-    <w:next w:val="969"/>
-    <w:link w:val="157"/>
+    <w:basedOn w:val="1146"/>
+    <w:next w:val="1146"/>
+    <w:link w:val="1118"/>
     <w:uiPriority w:val="9"/>
     <w:unhideWhenUsed/>
     <w:qFormat/>
@@ -41002,11 +41532,11 @@
       <w:color w:val="272727" w:themeColor="text1" w:themeTint="D8"/>
     </w:rPr>
   </w:style>
-  <w:style w:type="paragraph" w:styleId="147">
+  <w:style w:type="paragraph" w:styleId="1110">
     <w:name w:val="Heading 9"/>
-    <w:basedOn w:val="969"/>
-    <w:next w:val="969"/>
-    <w:link w:val="158"/>
+    <w:basedOn w:val="1146"/>
+    <w:next w:val="1146"/>
+    <w:link w:val="1119"/>
     <w:uiPriority w:val="9"/>
     <w:unhideWhenUsed/>
     <w:qFormat/>
@@ -41025,10 +41555,10 @@
       <w:color w:val="272727" w:themeColor="text1" w:themeTint="D8"/>
     </w:rPr>
   </w:style>
-  <w:style w:type="character" w:styleId="150">
+  <w:style w:type="character" w:styleId="1111">
     <w:name w:val="Heading 1 Char"/>
-    <w:basedOn w:val="973"/>
-    <w:link w:val="970"/>
+    <w:basedOn w:val="1150"/>
+    <w:link w:val="1147"/>
     <w:uiPriority w:val="9"/>
     <w:pPr>
       <w:pBdr/>
@@ -41042,10 +41572,10 @@
       <w:szCs w:val="40"/>
     </w:rPr>
   </w:style>
-  <w:style w:type="character" w:styleId="151">
+  <w:style w:type="character" w:styleId="1112">
     <w:name w:val="Heading 2 Char"/>
-    <w:basedOn w:val="973"/>
-    <w:link w:val="971"/>
+    <w:basedOn w:val="1150"/>
+    <w:link w:val="1148"/>
     <w:uiPriority w:val="9"/>
     <w:pPr>
       <w:pBdr/>
@@ -41059,10 +41589,10 @@
       <w:szCs w:val="32"/>
     </w:rPr>
   </w:style>
-  <w:style w:type="character" w:styleId="152">
+  <w:style w:type="character" w:styleId="1113">
     <w:name w:val="Heading 3 Char"/>
-    <w:basedOn w:val="973"/>
-    <w:link w:val="972"/>
+    <w:basedOn w:val="1150"/>
+    <w:link w:val="1149"/>
     <w:uiPriority w:val="9"/>
     <w:pPr>
       <w:pBdr/>
@@ -41076,10 +41606,10 @@
       <w:szCs w:val="28"/>
     </w:rPr>
   </w:style>
-  <w:style w:type="character" w:styleId="153">
+  <w:style w:type="character" w:styleId="1114">
     <w:name w:val="Heading 4 Char"/>
-    <w:basedOn w:val="973"/>
-    <w:link w:val="142"/>
+    <w:basedOn w:val="1150"/>
+    <w:link w:val="1105"/>
     <w:uiPriority w:val="9"/>
     <w:pPr>
       <w:pBdr/>
@@ -41093,10 +41623,10 @@
       <w:color w:val="0f4761" w:themeColor="accent1" w:themeShade="BF"/>
     </w:rPr>
   </w:style>
-  <w:style w:type="character" w:styleId="154">
+  <w:style w:type="character" w:styleId="1115">
     <w:name w:val="Heading 5 Char"/>
-    <w:basedOn w:val="973"/>
-    <w:link w:val="143"/>
+    <w:basedOn w:val="1150"/>
+    <w:link w:val="1106"/>
     <w:uiPriority w:val="9"/>
     <w:pPr>
       <w:pBdr/>
@@ -41108,10 +41638,10 @@
       <w:color w:val="0f4761" w:themeColor="accent1" w:themeShade="BF"/>
     </w:rPr>
   </w:style>
-  <w:style w:type="character" w:styleId="155">
+  <w:style w:type="character" w:styleId="1116">
     <w:name w:val="Heading 6 Char"/>
-    <w:basedOn w:val="973"/>
-    <w:link w:val="144"/>
+    <w:basedOn w:val="1150"/>
+    <w:link w:val="1107"/>
     <w:uiPriority w:val="9"/>
     <w:pPr>
       <w:pBdr/>
@@ -41125,10 +41655,10 @@
       <w:color w:val="595959" w:themeColor="text1" w:themeTint="A6"/>
     </w:rPr>
   </w:style>
-  <w:style w:type="character" w:styleId="156">
+  <w:style w:type="character" w:styleId="1117">
     <w:name w:val="Heading 7 Char"/>
-    <w:basedOn w:val="973"/>
-    <w:link w:val="145"/>
+    <w:basedOn w:val="1150"/>
+    <w:link w:val="1108"/>
     <w:uiPriority w:val="9"/>
     <w:pPr>
       <w:pBdr/>
@@ -41140,10 +41670,10 @@
       <w:color w:val="595959" w:themeColor="text1" w:themeTint="A6"/>
     </w:rPr>
   </w:style>
-  <w:style w:type="character" w:styleId="157">
+  <w:style w:type="character" w:styleId="1118">
     <w:name w:val="Heading 8 Char"/>
-    <w:basedOn w:val="973"/>
-    <w:link w:val="146"/>
+    <w:basedOn w:val="1150"/>
+    <w:link w:val="1109"/>
     <w:uiPriority w:val="9"/>
     <w:pPr>
       <w:pBdr/>
@@ -41157,10 +41687,10 @@
       <w:color w:val="272727" w:themeColor="text1" w:themeTint="D8"/>
     </w:rPr>
   </w:style>
-  <w:style w:type="character" w:styleId="158">
+  <w:style w:type="character" w:styleId="1119">
     <w:name w:val="Heading 9 Char"/>
-    <w:basedOn w:val="973"/>
-    <w:link w:val="147"/>
+    <w:basedOn w:val="1150"/>
+    <w:link w:val="1110"/>
     <w:uiPriority w:val="9"/>
     <w:pPr>
       <w:pBdr/>
@@ -41174,10 +41704,10 @@
       <w:color w:val="272727" w:themeColor="text1" w:themeTint="D8"/>
     </w:rPr>
   </w:style>
-  <w:style w:type="character" w:styleId="160">
+  <w:style w:type="character" w:styleId="1120">
     <w:name w:val="Title Char"/>
-    <w:basedOn w:val="973"/>
-    <w:link w:val="978"/>
+    <w:basedOn w:val="1150"/>
+    <w:link w:val="1155"/>
     <w:uiPriority w:val="10"/>
     <w:pPr>
       <w:pBdr/>
@@ -41191,10 +41721,10 @@
       <w:szCs w:val="56"/>
     </w:rPr>
   </w:style>
-  <w:style w:type="character" w:styleId="162">
+  <w:style w:type="character" w:styleId="1121">
     <w:name w:val="Subtitle Char"/>
-    <w:basedOn w:val="973"/>
-    <w:link w:val="1001"/>
+    <w:basedOn w:val="1150"/>
+    <w:link w:val="1178"/>
     <w:uiPriority w:val="11"/>
     <w:pPr>
       <w:pBdr/>
@@ -41208,11 +41738,11 @@
       <w:szCs w:val="28"/>
     </w:rPr>
   </w:style>
-  <w:style w:type="paragraph" w:styleId="163">
+  <w:style w:type="paragraph" w:styleId="1122">
     <w:name w:val="Quote"/>
-    <w:basedOn w:val="969"/>
-    <w:next w:val="969"/>
-    <w:link w:val="164"/>
+    <w:basedOn w:val="1146"/>
+    <w:next w:val="1146"/>
+    <w:link w:val="1123"/>
     <w:uiPriority w:val="29"/>
     <w:qFormat/>
     <w:pPr>
@@ -41227,10 +41757,10 @@
       <w:color w:val="404040" w:themeColor="text1" w:themeTint="BF"/>
     </w:rPr>
   </w:style>
-  <w:style w:type="character" w:styleId="164">
+  <w:style w:type="character" w:styleId="1123">
     <w:name w:val="Quote Char"/>
-    <w:basedOn w:val="973"/>
-    <w:link w:val="163"/>
+    <w:basedOn w:val="1150"/>
+    <w:link w:val="1122"/>
     <w:uiPriority w:val="29"/>
     <w:pPr>
       <w:pBdr/>
@@ -41243,9 +41773,9 @@
       <w:color w:val="404040" w:themeColor="text1" w:themeTint="BF"/>
     </w:rPr>
   </w:style>
-  <w:style w:type="character" w:styleId="166">
+  <w:style w:type="character" w:styleId="1124">
     <w:name w:val="Intense Emphasis"/>
-    <w:basedOn w:val="973"/>
+    <w:basedOn w:val="1150"/>
     <w:uiPriority w:val="21"/>
     <w:qFormat/>
     <w:pPr>
@@ -41259,10 +41789,10 @@
       <w:color w:val="0f4761" w:themeColor="accent1" w:themeShade="BF"/>
     </w:rPr>
   </w:style>
-  <w:style w:type="character" w:styleId="168">
+  <w:style w:type="character" w:styleId="1125">
     <w:name w:val="Intense Quote Char"/>
-    <w:basedOn w:val="973"/>
-    <w:link w:val="1012"/>
+    <w:basedOn w:val="1150"/>
+    <w:link w:val="1189"/>
     <w:uiPriority w:val="30"/>
     <w:pPr>
       <w:pBdr/>
@@ -41275,9 +41805,9 @@
       <w:color w:val="0f4761" w:themeColor="accent1" w:themeShade="BF"/>
     </w:rPr>
   </w:style>
-  <w:style w:type="character" w:styleId="169">
+  <w:style w:type="character" w:styleId="1126">
     <w:name w:val="Intense Reference"/>
-    <w:basedOn w:val="973"/>
+    <w:basedOn w:val="1150"/>
     <w:uiPriority w:val="32"/>
     <w:qFormat/>
     <w:pPr>
@@ -41293,9 +41823,9 @@
       <w:spacing w:val="5"/>
     </w:rPr>
   </w:style>
-  <w:style w:type="character" w:styleId="171">
+  <w:style w:type="character" w:styleId="1127">
     <w:name w:val="Subtle Emphasis"/>
-    <w:basedOn w:val="973"/>
+    <w:basedOn w:val="1150"/>
     <w:uiPriority w:val="19"/>
     <w:qFormat/>
     <w:pPr>
@@ -41309,9 +41839,9 @@
       <w:color w:val="404040" w:themeColor="text1" w:themeTint="BF"/>
     </w:rPr>
   </w:style>
-  <w:style w:type="character" w:styleId="172">
+  <w:style w:type="character" w:styleId="1128">
     <w:name w:val="Emphasis"/>
-    <w:basedOn w:val="973"/>
+    <w:basedOn w:val="1150"/>
     <w:uiPriority w:val="20"/>
     <w:qFormat/>
     <w:pPr>
@@ -41324,9 +41854,9 @@
       <w:iCs/>
     </w:rPr>
   </w:style>
-  <w:style w:type="character" w:styleId="174">
+  <w:style w:type="character" w:styleId="1129">
     <w:name w:val="Subtle Reference"/>
-    <w:basedOn w:val="973"/>
+    <w:basedOn w:val="1150"/>
     <w:uiPriority w:val="31"/>
     <w:qFormat/>
     <w:pPr>
@@ -41339,9 +41869,9 @@
       <w:color w:val="5a5a5a" w:themeColor="text1" w:themeTint="A5"/>
     </w:rPr>
   </w:style>
-  <w:style w:type="character" w:styleId="175">
+  <w:style w:type="character" w:styleId="1130">
     <w:name w:val="Book Title"/>
-    <w:basedOn w:val="973"/>
+    <w:basedOn w:val="1150"/>
     <w:uiPriority w:val="33"/>
     <w:qFormat/>
     <w:pPr>
@@ -41357,10 +41887,10 @@
       <w:spacing w:val="5"/>
     </w:rPr>
   </w:style>
-  <w:style w:type="character" w:styleId="177">
+  <w:style w:type="character" w:styleId="1131">
     <w:name w:val="Header Char"/>
-    <w:basedOn w:val="973"/>
-    <w:link w:val="981"/>
+    <w:basedOn w:val="1150"/>
+    <w:link w:val="1158"/>
     <w:uiPriority w:val="99"/>
     <w:pPr>
       <w:pBdr/>
@@ -41368,10 +41898,10 @@
       <w:ind/>
     </w:pPr>
   </w:style>
-  <w:style w:type="character" w:styleId="179">
+  <w:style w:type="character" w:styleId="1132">
     <w:name w:val="Footer Char"/>
-    <w:basedOn w:val="973"/>
-    <w:link w:val="983"/>
+    <w:basedOn w:val="1150"/>
+    <w:link w:val="1160"/>
     <w:uiPriority w:val="99"/>
     <w:pPr>
       <w:pBdr/>
@@ -41379,10 +41909,10 @@
       <w:ind/>
     </w:pPr>
   </w:style>
-  <w:style w:type="character" w:styleId="182">
+  <w:style w:type="character" w:styleId="1133">
     <w:name w:val="Footnote Text Char"/>
-    <w:basedOn w:val="973"/>
-    <w:link w:val="1015"/>
+    <w:basedOn w:val="1150"/>
+    <w:link w:val="1192"/>
     <w:uiPriority w:val="99"/>
     <w:semiHidden/>
     <w:pPr>
@@ -41395,10 +41925,10 @@
       <w:szCs w:val="20"/>
     </w:rPr>
   </w:style>
-  <w:style w:type="paragraph" w:styleId="184">
+  <w:style w:type="paragraph" w:styleId="1134">
     <w:name w:val="endnote text"/>
-    <w:basedOn w:val="969"/>
-    <w:link w:val="185"/>
+    <w:basedOn w:val="1146"/>
+    <w:link w:val="1135"/>
     <w:uiPriority w:val="99"/>
     <w:semiHidden/>
     <w:unhideWhenUsed/>
@@ -41412,10 +41942,10 @@
       <w:szCs w:val="20"/>
     </w:rPr>
   </w:style>
-  <w:style w:type="character" w:styleId="185">
+  <w:style w:type="character" w:styleId="1135">
     <w:name w:val="Endnote Text Char"/>
-    <w:basedOn w:val="973"/>
-    <w:link w:val="184"/>
+    <w:basedOn w:val="1150"/>
+    <w:link w:val="1134"/>
     <w:uiPriority w:val="99"/>
     <w:semiHidden/>
     <w:pPr>
@@ -41428,9 +41958,9 @@
       <w:szCs w:val="20"/>
     </w:rPr>
   </w:style>
-  <w:style w:type="character" w:styleId="186">
+  <w:style w:type="character" w:styleId="1136">
     <w:name w:val="endnote reference"/>
-    <w:basedOn w:val="973"/>
+    <w:basedOn w:val="1150"/>
     <w:uiPriority w:val="99"/>
     <w:semiHidden/>
     <w:unhideWhenUsed/>
@@ -41443,9 +41973,9 @@
       <w:vertAlign w:val="superscript"/>
     </w:rPr>
   </w:style>
-  <w:style w:type="character" w:styleId="188">
+  <w:style w:type="character" w:styleId="1137">
     <w:name w:val="FollowedHyperlink"/>
-    <w:basedOn w:val="973"/>
+    <w:basedOn w:val="1150"/>
     <w:uiPriority w:val="99"/>
     <w:semiHidden/>
     <w:unhideWhenUsed/>
@@ -41459,10 +41989,10 @@
       <w:u w:val="single"/>
     </w:rPr>
   </w:style>
-  <w:style w:type="paragraph" w:styleId="192">
+  <w:style w:type="paragraph" w:styleId="1138">
     <w:name w:val="toc 4"/>
-    <w:basedOn w:val="969"/>
-    <w:next w:val="969"/>
+    <w:basedOn w:val="1146"/>
+    <w:next w:val="1146"/>
     <w:uiPriority w:val="39"/>
     <w:unhideWhenUsed/>
     <w:pPr>
@@ -41471,10 +42001,10 @@
       <w:ind w:left="660"/>
     </w:pPr>
   </w:style>
-  <w:style w:type="paragraph" w:styleId="193">
+  <w:style w:type="paragraph" w:styleId="1139">
     <w:name w:val="toc 5"/>
-    <w:basedOn w:val="969"/>
-    <w:next w:val="969"/>
+    <w:basedOn w:val="1146"/>
+    <w:next w:val="1146"/>
     <w:uiPriority w:val="39"/>
     <w:unhideWhenUsed/>
     <w:pPr>
@@ -41483,10 +42013,10 @@
       <w:ind w:left="880"/>
     </w:pPr>
   </w:style>
-  <w:style w:type="paragraph" w:styleId="194">
+  <w:style w:type="paragraph" w:styleId="1140">
     <w:name w:val="toc 6"/>
-    <w:basedOn w:val="969"/>
-    <w:next w:val="969"/>
+    <w:basedOn w:val="1146"/>
+    <w:next w:val="1146"/>
     <w:uiPriority w:val="39"/>
     <w:unhideWhenUsed/>
     <w:pPr>
@@ -41495,10 +42025,10 @@
       <w:ind w:left="1100"/>
     </w:pPr>
   </w:style>
-  <w:style w:type="paragraph" w:styleId="195">
+  <w:style w:type="paragraph" w:styleId="1141">
     <w:name w:val="toc 7"/>
-    <w:basedOn w:val="969"/>
-    <w:next w:val="969"/>
+    <w:basedOn w:val="1146"/>
+    <w:next w:val="1146"/>
     <w:uiPriority w:val="39"/>
     <w:unhideWhenUsed/>
     <w:pPr>
@@ -41507,10 +42037,10 @@
       <w:ind w:left="1320"/>
     </w:pPr>
   </w:style>
-  <w:style w:type="paragraph" w:styleId="196">
+  <w:style w:type="paragraph" w:styleId="1142">
     <w:name w:val="toc 8"/>
-    <w:basedOn w:val="969"/>
-    <w:next w:val="969"/>
+    <w:basedOn w:val="1146"/>
+    <w:next w:val="1146"/>
     <w:uiPriority w:val="39"/>
     <w:unhideWhenUsed/>
     <w:pPr>
@@ -41519,10 +42049,10 @@
       <w:ind w:left="1540"/>
     </w:pPr>
   </w:style>
-  <w:style w:type="paragraph" w:styleId="197">
+  <w:style w:type="paragraph" w:styleId="1143">
     <w:name w:val="toc 9"/>
-    <w:basedOn w:val="969"/>
-    <w:next w:val="969"/>
+    <w:basedOn w:val="1146"/>
+    <w:next w:val="1146"/>
     <w:uiPriority w:val="39"/>
     <w:unhideWhenUsed/>
     <w:pPr>
@@ -41531,9 +42061,9 @@
       <w:ind w:left="1760"/>
     </w:pPr>
   </w:style>
-  <w:style w:type="character" w:styleId="198">
+  <w:style w:type="character" w:styleId="1144">
     <w:name w:val="Placeholder Text"/>
-    <w:basedOn w:val="973"/>
+    <w:basedOn w:val="1150"/>
     <w:uiPriority w:val="99"/>
     <w:semiHidden/>
     <w:pPr>
@@ -41545,10 +42075,10 @@
       <w:color w:val="666666"/>
     </w:rPr>
   </w:style>
-  <w:style w:type="paragraph" w:styleId="209">
+  <w:style w:type="paragraph" w:styleId="1145">
     <w:name w:val="table of figures"/>
-    <w:basedOn w:val="969"/>
-    <w:next w:val="969"/>
+    <w:basedOn w:val="1146"/>
+    <w:next w:val="1146"/>
     <w:uiPriority w:val="99"/>
     <w:unhideWhenUsed/>
     <w:pPr>
@@ -41557,7 +42087,7 @@
       <w:ind/>
     </w:pPr>
   </w:style>
-  <w:style w:type="paragraph" w:styleId="969" w:default="1">
+  <w:style w:type="paragraph" w:styleId="1146" w:default="1">
     <w:name w:val="Normal"/>
     <w:qFormat/>
     <w:pPr>
@@ -41566,11 +42096,11 @@
       <w:ind/>
     </w:pPr>
   </w:style>
-  <w:style w:type="paragraph" w:styleId="970">
+  <w:style w:type="paragraph" w:styleId="1147">
     <w:name w:val="Heading 1"/>
-    <w:basedOn w:val="969"/>
-    <w:next w:val="969"/>
-    <w:link w:val="989"/>
+    <w:basedOn w:val="1146"/>
+    <w:next w:val="1146"/>
+    <w:link w:val="1166"/>
     <w:uiPriority w:val="9"/>
     <w:qFormat/>
     <w:pPr>
@@ -41588,11 +42118,11 @@
       <w:szCs w:val="32"/>
     </w:rPr>
   </w:style>
-  <w:style w:type="paragraph" w:styleId="971">
+  <w:style w:type="paragraph" w:styleId="1148">
     <w:name w:val="Heading 2"/>
-    <w:basedOn w:val="969"/>
-    <w:next w:val="969"/>
-    <w:link w:val="990"/>
+    <w:basedOn w:val="1146"/>
+    <w:next w:val="1146"/>
+    <w:link w:val="1167"/>
     <w:uiPriority w:val="9"/>
     <w:unhideWhenUsed/>
     <w:qFormat/>
@@ -41611,11 +42141,11 @@
       <w:szCs w:val="26"/>
     </w:rPr>
   </w:style>
-  <w:style w:type="paragraph" w:styleId="972">
+  <w:style w:type="paragraph" w:styleId="1149">
     <w:name w:val="Heading 3"/>
-    <w:basedOn w:val="969"/>
-    <w:next w:val="969"/>
-    <w:link w:val="991"/>
+    <w:basedOn w:val="1146"/>
+    <w:next w:val="1146"/>
+    <w:link w:val="1168"/>
     <w:uiPriority w:val="9"/>
     <w:unhideWhenUsed/>
     <w:qFormat/>
@@ -41634,7 +42164,7 @@
       <w:szCs w:val="24"/>
     </w:rPr>
   </w:style>
-  <w:style w:type="character" w:styleId="973" w:default="1">
+  <w:style w:type="character" w:styleId="1150" w:default="1">
     <w:name w:val="Default Paragraph Font"/>
     <w:uiPriority w:val="1"/>
     <w:semiHidden/>
@@ -41645,7 +42175,7 @@
       <w:ind/>
     </w:pPr>
   </w:style>
-  <w:style w:type="table" w:styleId="974" w:default="1">
+  <w:style w:type="table" w:styleId="1151" w:default="1">
     <w:name w:val="Normal Table"/>
     <w:uiPriority w:val="99"/>
     <w:semiHidden/>
@@ -41838,7 +42368,7 @@
       </w:tcPr>
     </w:tblStylePr>
   </w:style>
-  <w:style w:type="numbering" w:styleId="975" w:default="1">
+  <w:style w:type="numbering" w:styleId="1152" w:default="1">
     <w:name w:val="No List"/>
     <w:uiPriority w:val="99"/>
     <w:semiHidden/>
@@ -41849,9 +42379,9 @@
       <w:ind/>
     </w:pPr>
   </w:style>
-  <w:style w:type="paragraph" w:styleId="976">
+  <w:style w:type="paragraph" w:styleId="1153">
     <w:name w:val="No Spacing"/>
-    <w:link w:val="977"/>
+    <w:link w:val="1154"/>
     <w:uiPriority w:val="1"/>
     <w:qFormat/>
     <w:pPr>
@@ -41864,10 +42394,10 @@
       <w:lang w:eastAsia="es-CL"/>
     </w:rPr>
   </w:style>
-  <w:style w:type="character" w:styleId="977" w:customStyle="1">
+  <w:style w:type="character" w:styleId="1154" w:customStyle="1">
     <w:name w:val="Sin espaciado Car"/>
-    <w:basedOn w:val="973"/>
-    <w:link w:val="976"/>
+    <w:basedOn w:val="1150"/>
+    <w:link w:val="1153"/>
     <w:uiPriority w:val="1"/>
     <w:pPr>
       <w:pBdr/>
@@ -41879,11 +42409,11 @@
       <w:lang w:eastAsia="es-CL"/>
     </w:rPr>
   </w:style>
-  <w:style w:type="paragraph" w:styleId="978">
+  <w:style w:type="paragraph" w:styleId="1155">
     <w:name w:val="Title"/>
-    <w:basedOn w:val="969"/>
-    <w:next w:val="969"/>
-    <w:link w:val="979"/>
+    <w:basedOn w:val="1146"/>
+    <w:next w:val="1146"/>
+    <w:link w:val="1156"/>
     <w:uiPriority w:val="10"/>
     <w:qFormat/>
     <w:pPr>
@@ -41899,10 +42429,10 @@
       <w:szCs w:val="56"/>
     </w:rPr>
   </w:style>
-  <w:style w:type="character" w:styleId="979" w:customStyle="1">
+  <w:style w:type="character" w:styleId="1156" w:customStyle="1">
     <w:name w:val="Título Car"/>
-    <w:basedOn w:val="973"/>
-    <w:link w:val="978"/>
+    <w:basedOn w:val="1150"/>
+    <w:link w:val="1155"/>
     <w:uiPriority w:val="10"/>
     <w:pPr>
       <w:pBdr/>
@@ -41916,9 +42446,9 @@
       <w:szCs w:val="56"/>
     </w:rPr>
   </w:style>
-  <w:style w:type="table" w:styleId="980">
+  <w:style w:type="table" w:styleId="1157">
     <w:name w:val="Table Grid"/>
-    <w:basedOn w:val="974"/>
+    <w:basedOn w:val="1151"/>
     <w:uiPriority w:val="39"/>
     <w:pPr>
       <w:pBdr/>
@@ -42108,10 +42638,10 @@
       </w:tcPr>
     </w:tblStylePr>
   </w:style>
-  <w:style w:type="paragraph" w:styleId="981">
+  <w:style w:type="paragraph" w:styleId="1158">
     <w:name w:val="Header"/>
-    <w:basedOn w:val="969"/>
-    <w:link w:val="982"/>
+    <w:basedOn w:val="1146"/>
+    <w:link w:val="1159"/>
     <w:unhideWhenUsed/>
     <w:pPr>
       <w:pBdr/>
@@ -42123,20 +42653,20 @@
       <w:ind/>
     </w:pPr>
   </w:style>
-  <w:style w:type="character" w:styleId="982" w:customStyle="1">
+  <w:style w:type="character" w:styleId="1159" w:customStyle="1">
     <w:name w:val="Encabezado Car"/>
-    <w:basedOn w:val="973"/>
-    <w:link w:val="981"/>
+    <w:basedOn w:val="1150"/>
+    <w:link w:val="1158"/>
     <w:pPr>
       <w:pBdr/>
       <w:spacing/>
       <w:ind/>
     </w:pPr>
   </w:style>
-  <w:style w:type="paragraph" w:styleId="983">
+  <w:style w:type="paragraph" w:styleId="1160">
     <w:name w:val="Footer"/>
-    <w:basedOn w:val="969"/>
-    <w:link w:val="984"/>
+    <w:basedOn w:val="1146"/>
+    <w:link w:val="1161"/>
     <w:uiPriority w:val="99"/>
     <w:unhideWhenUsed/>
     <w:pPr>
@@ -42149,10 +42679,10 @@
       <w:ind/>
     </w:pPr>
   </w:style>
-  <w:style w:type="character" w:styleId="984" w:customStyle="1">
+  <w:style w:type="character" w:styleId="1161" w:customStyle="1">
     <w:name w:val="Pie de página Car"/>
-    <w:basedOn w:val="973"/>
-    <w:link w:val="983"/>
+    <w:basedOn w:val="1150"/>
+    <w:link w:val="1160"/>
     <w:uiPriority w:val="99"/>
     <w:pPr>
       <w:pBdr/>
@@ -42160,9 +42690,9 @@
       <w:ind/>
     </w:pPr>
   </w:style>
-  <w:style w:type="table" w:styleId="985" w:customStyle="1">
+  <w:style w:type="table" w:styleId="1162" w:customStyle="1">
     <w:name w:val="Tabla normal 11"/>
-    <w:basedOn w:val="974"/>
+    <w:basedOn w:val="1151"/>
     <w:uiPriority w:val="41"/>
     <w:pPr>
       <w:pBdr/>
@@ -42374,10 +42904,10 @@
       </w:tcPr>
     </w:tblStylePr>
   </w:style>
-  <w:style w:type="paragraph" w:styleId="986">
+  <w:style w:type="paragraph" w:styleId="1163">
     <w:name w:val="List Paragraph"/>
-    <w:basedOn w:val="969"/>
-    <w:link w:val="1008"/>
+    <w:basedOn w:val="1146"/>
+    <w:link w:val="1185"/>
     <w:uiPriority w:val="34"/>
     <w:qFormat/>
     <w:pPr>
@@ -42387,10 +42917,10 @@
       <w:contextualSpacing w:val="true"/>
     </w:pPr>
   </w:style>
-  <w:style w:type="paragraph" w:styleId="987">
+  <w:style w:type="paragraph" w:styleId="1164">
     <w:name w:val="Balloon Text"/>
-    <w:basedOn w:val="969"/>
-    <w:link w:val="988"/>
+    <w:basedOn w:val="1146"/>
+    <w:link w:val="1165"/>
     <w:uiPriority w:val="99"/>
     <w:semiHidden/>
     <w:unhideWhenUsed/>
@@ -42405,10 +42935,10 @@
       <w:szCs w:val="18"/>
     </w:rPr>
   </w:style>
-  <w:style w:type="character" w:styleId="988" w:customStyle="1">
+  <w:style w:type="character" w:styleId="1165" w:customStyle="1">
     <w:name w:val="Texto de globo Car"/>
-    <w:basedOn w:val="973"/>
-    <w:link w:val="987"/>
+    <w:basedOn w:val="1150"/>
+    <w:link w:val="1164"/>
     <w:uiPriority w:val="99"/>
     <w:semiHidden/>
     <w:pPr>
@@ -42422,10 +42952,10 @@
       <w:szCs w:val="18"/>
     </w:rPr>
   </w:style>
-  <w:style w:type="character" w:styleId="989" w:customStyle="1">
+  <w:style w:type="character" w:styleId="1166" w:customStyle="1">
     <w:name w:val="Título 1 Car"/>
-    <w:basedOn w:val="973"/>
-    <w:link w:val="970"/>
+    <w:basedOn w:val="1150"/>
+    <w:link w:val="1147"/>
     <w:uiPriority w:val="9"/>
     <w:pPr>
       <w:pBdr/>
@@ -42439,10 +42969,10 @@
       <w:szCs w:val="32"/>
     </w:rPr>
   </w:style>
-  <w:style w:type="character" w:styleId="990" w:customStyle="1">
+  <w:style w:type="character" w:styleId="1167" w:customStyle="1">
     <w:name w:val="Título 2 Car"/>
-    <w:basedOn w:val="973"/>
-    <w:link w:val="971"/>
+    <w:basedOn w:val="1150"/>
+    <w:link w:val="1148"/>
     <w:uiPriority w:val="9"/>
     <w:pPr>
       <w:pBdr/>
@@ -42456,10 +42986,10 @@
       <w:szCs w:val="26"/>
     </w:rPr>
   </w:style>
-  <w:style w:type="character" w:styleId="991" w:customStyle="1">
+  <w:style w:type="character" w:styleId="1168" w:customStyle="1">
     <w:name w:val="Título 3 Car"/>
-    <w:basedOn w:val="973"/>
-    <w:link w:val="972"/>
+    <w:basedOn w:val="1150"/>
+    <w:link w:val="1149"/>
     <w:uiPriority w:val="9"/>
     <w:pPr>
       <w:pBdr/>
@@ -42473,9 +43003,9 @@
       <w:szCs w:val="24"/>
     </w:rPr>
   </w:style>
-  <w:style w:type="paragraph" w:styleId="992">
+  <w:style w:type="paragraph" w:styleId="1169">
     <w:name w:val="Normal (Web)"/>
-    <w:basedOn w:val="969"/>
+    <w:basedOn w:val="1146"/>
     <w:uiPriority w:val="99"/>
     <w:unhideWhenUsed/>
     <w:pPr>
@@ -42490,9 +43020,9 @@
       <w:lang w:eastAsia="es-CL"/>
     </w:rPr>
   </w:style>
-  <w:style w:type="character" w:styleId="993">
+  <w:style w:type="character" w:styleId="1170">
     <w:name w:val="annotation reference"/>
-    <w:basedOn w:val="973"/>
+    <w:basedOn w:val="1150"/>
     <w:uiPriority w:val="99"/>
     <w:semiHidden/>
     <w:unhideWhenUsed/>
@@ -42506,10 +43036,10 @@
       <w:szCs w:val="16"/>
     </w:rPr>
   </w:style>
-  <w:style w:type="paragraph" w:styleId="994">
+  <w:style w:type="paragraph" w:styleId="1171">
     <w:name w:val="annotation text"/>
-    <w:basedOn w:val="969"/>
-    <w:link w:val="995"/>
+    <w:basedOn w:val="1146"/>
+    <w:link w:val="1172"/>
     <w:uiPriority w:val="99"/>
     <w:unhideWhenUsed/>
     <w:pPr>
@@ -42522,10 +43052,10 @@
       <w:szCs w:val="20"/>
     </w:rPr>
   </w:style>
-  <w:style w:type="character" w:styleId="995" w:customStyle="1">
+  <w:style w:type="character" w:styleId="1172" w:customStyle="1">
     <w:name w:val="Texto comentario Car"/>
-    <w:basedOn w:val="973"/>
-    <w:link w:val="994"/>
+    <w:basedOn w:val="1150"/>
+    <w:link w:val="1171"/>
     <w:uiPriority w:val="99"/>
     <w:pPr>
       <w:pBdr/>
@@ -42537,11 +43067,11 @@
       <w:szCs w:val="20"/>
     </w:rPr>
   </w:style>
-  <w:style w:type="paragraph" w:styleId="996">
+  <w:style w:type="paragraph" w:styleId="1173">
     <w:name w:val="annotation subject"/>
-    <w:basedOn w:val="994"/>
-    <w:next w:val="994"/>
-    <w:link w:val="997"/>
+    <w:basedOn w:val="1171"/>
+    <w:next w:val="1171"/>
+    <w:link w:val="1174"/>
     <w:uiPriority w:val="99"/>
     <w:semiHidden/>
     <w:unhideWhenUsed/>
@@ -42555,10 +43085,10 @@
       <w:bCs/>
     </w:rPr>
   </w:style>
-  <w:style w:type="character" w:styleId="997" w:customStyle="1">
+  <w:style w:type="character" w:styleId="1174" w:customStyle="1">
     <w:name w:val="Asunto del comentario Car"/>
-    <w:basedOn w:val="995"/>
-    <w:link w:val="996"/>
+    <w:basedOn w:val="1172"/>
+    <w:link w:val="1173"/>
     <w:uiPriority w:val="99"/>
     <w:semiHidden/>
     <w:pPr>
@@ -42573,9 +43103,9 @@
       <w:szCs w:val="20"/>
     </w:rPr>
   </w:style>
-  <w:style w:type="table" w:styleId="998" w:customStyle="1">
+  <w:style w:type="table" w:styleId="1175" w:customStyle="1">
     <w:name w:val="Tabla con cuadrícula 1 clara - Énfasis 11"/>
-    <w:basedOn w:val="974"/>
+    <w:basedOn w:val="1151"/>
     <w:uiPriority w:val="46"/>
     <w:pPr>
       <w:pBdr/>
@@ -42787,9 +43317,9 @@
       </w:tcPr>
     </w:tblStylePr>
   </w:style>
-  <w:style w:type="character" w:styleId="999">
+  <w:style w:type="character" w:styleId="1176">
     <w:name w:val="Hyperlink"/>
-    <w:basedOn w:val="973"/>
+    <w:basedOn w:val="1150"/>
     <w:uiPriority w:val="99"/>
     <w:unhideWhenUsed/>
     <w:pPr>
@@ -42802,9 +43332,9 @@
       <w:u w:val="single"/>
     </w:rPr>
   </w:style>
-  <w:style w:type="character" w:styleId="1000" w:customStyle="1">
+  <w:style w:type="character" w:styleId="1177" w:customStyle="1">
     <w:name w:val="Mención sin resolver1"/>
-    <w:basedOn w:val="973"/>
+    <w:basedOn w:val="1150"/>
     <w:uiPriority w:val="99"/>
     <w:semiHidden/>
     <w:unhideWhenUsed/>
@@ -42818,11 +43348,11 @@
       <w:shd w:val="clear" w:color="auto" w:fill="e1dfdd"/>
     </w:rPr>
   </w:style>
-  <w:style w:type="paragraph" w:styleId="1001">
+  <w:style w:type="paragraph" w:styleId="1178">
     <w:name w:val="Subtitle"/>
-    <w:basedOn w:val="969"/>
-    <w:next w:val="969"/>
-    <w:link w:val="1002"/>
+    <w:basedOn w:val="1146"/>
+    <w:next w:val="1146"/>
+    <w:link w:val="1179"/>
     <w:uiPriority w:val="19"/>
     <w:unhideWhenUsed/>
     <w:qFormat/>
@@ -42843,10 +43373,10 @@
       <w:lang w:val="en-US" w:eastAsia="ja-JP"/>
     </w:rPr>
   </w:style>
-  <w:style w:type="character" w:styleId="1002" w:customStyle="1">
+  <w:style w:type="character" w:styleId="1179" w:customStyle="1">
     <w:name w:val="Subtítulo Car"/>
-    <w:basedOn w:val="973"/>
-    <w:link w:val="1001"/>
+    <w:basedOn w:val="1150"/>
+    <w:link w:val="1178"/>
     <w:uiPriority w:val="19"/>
     <w:pPr>
       <w:pBdr/>
@@ -42862,9 +43392,9 @@
       <w:lang w:val="en-US" w:eastAsia="ja-JP"/>
     </w:rPr>
   </w:style>
-  <w:style w:type="table" w:styleId="1003" w:customStyle="1">
+  <w:style w:type="table" w:styleId="1180" w:customStyle="1">
     <w:name w:val="Tabla financiera"/>
-    <w:basedOn w:val="974"/>
+    <w:basedOn w:val="1151"/>
     <w:uiPriority w:val="99"/>
     <w:pPr>
       <w:pBdr/>
@@ -43075,9 +43605,9 @@
       </w:tcPr>
     </w:tblStylePr>
   </w:style>
-  <w:style w:type="table" w:styleId="1004">
+  <w:style w:type="table" w:styleId="1181">
     <w:name w:val="Plain Table 5"/>
-    <w:basedOn w:val="974"/>
+    <w:basedOn w:val="1151"/>
     <w:uiPriority w:val="45"/>
     <w:pPr>
       <w:pBdr/>
@@ -43309,9 +43839,9 @@
       </w:tcPr>
     </w:tblStylePr>
   </w:style>
-  <w:style w:type="table" w:styleId="1005">
+  <w:style w:type="table" w:styleId="1182">
     <w:name w:val="List Table 2 Accent 5"/>
-    <w:basedOn w:val="974"/>
+    <w:basedOn w:val="1151"/>
     <w:uiPriority w:val="47"/>
     <w:pPr>
       <w:pBdr/>
@@ -43518,7 +44048,7 @@
       </w:tcPr>
     </w:tblStylePr>
   </w:style>
-  <w:style w:type="paragraph" w:styleId="1006" w:customStyle="1">
+  <w:style w:type="paragraph" w:styleId="1183" w:customStyle="1">
     <w:name w:val="3CBD5A742C28424DA5172AD252E32316"/>
     <w:pPr>
       <w:pBdr/>
@@ -43530,10 +44060,10 @@
       <w:lang w:eastAsia="es-CL"/>
     </w:rPr>
   </w:style>
-  <w:style w:type="paragraph" w:styleId="1007">
+  <w:style w:type="paragraph" w:styleId="1184">
     <w:name w:val="TOC Heading"/>
-    <w:basedOn w:val="970"/>
-    <w:next w:val="969"/>
+    <w:basedOn w:val="1147"/>
+    <w:next w:val="1146"/>
     <w:uiPriority w:val="39"/>
     <w:unhideWhenUsed/>
     <w:qFormat/>
@@ -43547,9 +44077,9 @@
       <w:lang w:eastAsia="es-CL"/>
     </w:rPr>
   </w:style>
-  <w:style w:type="character" w:styleId="1008" w:customStyle="1">
+  <w:style w:type="character" w:styleId="1185" w:customStyle="1">
     <w:name w:val="Párrafo de lista Car"/>
-    <w:link w:val="986"/>
+    <w:link w:val="1163"/>
     <w:uiPriority w:val="34"/>
     <w:pPr>
       <w:pBdr/>
@@ -43557,10 +44087,10 @@
       <w:ind/>
     </w:pPr>
   </w:style>
-  <w:style w:type="paragraph" w:styleId="1009">
+  <w:style w:type="paragraph" w:styleId="1186">
     <w:name w:val="toc 1"/>
-    <w:basedOn w:val="969"/>
-    <w:next w:val="969"/>
+    <w:basedOn w:val="1146"/>
+    <w:next w:val="1146"/>
     <w:uiPriority w:val="39"/>
     <w:unhideWhenUsed/>
     <w:pPr>
@@ -43569,10 +44099,10 @@
       <w:ind/>
     </w:pPr>
   </w:style>
-  <w:style w:type="paragraph" w:styleId="1010">
+  <w:style w:type="paragraph" w:styleId="1187">
     <w:name w:val="toc 2"/>
-    <w:basedOn w:val="969"/>
-    <w:next w:val="969"/>
+    <w:basedOn w:val="1146"/>
+    <w:next w:val="1146"/>
     <w:uiPriority w:val="39"/>
     <w:unhideWhenUsed/>
     <w:pPr>
@@ -43581,10 +44111,10 @@
       <w:ind w:left="220"/>
     </w:pPr>
   </w:style>
-  <w:style w:type="paragraph" w:styleId="1011">
+  <w:style w:type="paragraph" w:styleId="1188">
     <w:name w:val="toc 3"/>
-    <w:basedOn w:val="969"/>
-    <w:next w:val="969"/>
+    <w:basedOn w:val="1146"/>
+    <w:next w:val="1146"/>
     <w:uiPriority w:val="39"/>
     <w:unhideWhenUsed/>
     <w:pPr>
@@ -43593,11 +44123,11 @@
       <w:ind w:left="440"/>
     </w:pPr>
   </w:style>
-  <w:style w:type="paragraph" w:styleId="1012">
+  <w:style w:type="paragraph" w:styleId="1189">
     <w:name w:val="Intense Quote"/>
-    <w:basedOn w:val="969"/>
-    <w:next w:val="969"/>
-    <w:link w:val="1013"/>
+    <w:basedOn w:val="1146"/>
+    <w:next w:val="1146"/>
+    <w:link w:val="1190"/>
     <w:uiPriority w:val="30"/>
     <w:qFormat/>
     <w:pPr>
@@ -43615,10 +44145,10 @@
       <w:color w:val="5b9bd5" w:themeColor="accent1"/>
     </w:rPr>
   </w:style>
-  <w:style w:type="character" w:styleId="1013" w:customStyle="1">
+  <w:style w:type="character" w:styleId="1190" w:customStyle="1">
     <w:name w:val="Cita destacada Car"/>
-    <w:basedOn w:val="973"/>
-    <w:link w:val="1012"/>
+    <w:basedOn w:val="1150"/>
+    <w:link w:val="1189"/>
     <w:uiPriority w:val="30"/>
     <w:pPr>
       <w:pBdr/>
@@ -43633,10 +44163,10 @@
       <w:color w:val="5b9bd5" w:themeColor="accent1"/>
     </w:rPr>
   </w:style>
-  <w:style w:type="paragraph" w:styleId="1014">
+  <w:style w:type="paragraph" w:styleId="1191">
     <w:name w:val="Caption"/>
-    <w:basedOn w:val="969"/>
-    <w:next w:val="969"/>
+    <w:basedOn w:val="1146"/>
+    <w:next w:val="1146"/>
     <w:uiPriority w:val="35"/>
     <w:unhideWhenUsed/>
     <w:qFormat/>
@@ -43654,10 +44184,10 @@
       <w:lang w:val="en-US" w:eastAsia="ja-JP"/>
     </w:rPr>
   </w:style>
-  <w:style w:type="paragraph" w:styleId="1015">
+  <w:style w:type="paragraph" w:styleId="1192">
     <w:name w:val="footnote text"/>
-    <w:basedOn w:val="969"/>
-    <w:link w:val="1016"/>
+    <w:basedOn w:val="1146"/>
+    <w:link w:val="1193"/>
     <w:uiPriority w:val="99"/>
     <w:semiHidden/>
     <w:unhideWhenUsed/>
@@ -43672,10 +44202,10 @@
       <w:lang w:val="es-ES"/>
     </w:rPr>
   </w:style>
-  <w:style w:type="character" w:styleId="1016" w:customStyle="1">
+  <w:style w:type="character" w:styleId="1193" w:customStyle="1">
     <w:name w:val="Texto nota pie Car"/>
-    <w:basedOn w:val="973"/>
-    <w:link w:val="1015"/>
+    <w:basedOn w:val="1150"/>
+    <w:link w:val="1192"/>
     <w:uiPriority w:val="99"/>
     <w:semiHidden/>
     <w:pPr>
@@ -43689,9 +44219,9 @@
       <w:lang w:val="es-ES"/>
     </w:rPr>
   </w:style>
-  <w:style w:type="character" w:styleId="1017">
+  <w:style w:type="character" w:styleId="1194">
     <w:name w:val="footnote reference"/>
-    <w:basedOn w:val="973"/>
+    <w:basedOn w:val="1150"/>
     <w:unhideWhenUsed/>
     <w:pPr>
       <w:pBdr/>
@@ -43702,16 +44232,16 @@
       <w:vertAlign w:val="superscript"/>
     </w:rPr>
   </w:style>
-  <w:style w:type="character" w:styleId="1018" w:customStyle="1">
+  <w:style w:type="character" w:styleId="1195" w:customStyle="1">
     <w:name w:val="normaltextrun"/>
-    <w:basedOn w:val="973"/>
+    <w:basedOn w:val="1150"/>
     <w:pPr>
       <w:pBdr/>
       <w:spacing/>
       <w:ind/>
     </w:pPr>
   </w:style>
-  <w:style w:type="paragraph" w:styleId="1019" w:customStyle="1">
+  <w:style w:type="paragraph" w:styleId="1196" w:customStyle="1">
     <w:name w:val="Default"/>
     <w:pPr>
       <w:pBdr/>
@@ -43725,9 +44255,9 @@
       <w:szCs w:val="24"/>
     </w:rPr>
   </w:style>
-  <w:style w:type="table" w:styleId="1020">
+  <w:style w:type="table" w:styleId="1197">
     <w:name w:val="Grid Table Light"/>
-    <w:basedOn w:val="974"/>
+    <w:basedOn w:val="1151"/>
     <w:uiPriority w:val="40"/>
     <w:pPr>
       <w:pBdr/>
@@ -43917,10 +44447,10 @@
       </w:tcPr>
     </w:tblStylePr>
   </w:style>
-  <w:style w:type="table" w:styleId="1021" w:customStyle="1">
+  <w:style w:type="table" w:styleId="1198" w:customStyle="1">
     <w:name w:val="Cuadrícula de tabla clara1"/>
-    <w:basedOn w:val="974"/>
-    <w:next w:val="1020"/>
+    <w:basedOn w:val="1151"/>
+    <w:next w:val="1197"/>
     <w:uiPriority w:val="40"/>
     <w:pPr>
       <w:pBdr/>
@@ -44110,9 +44640,9 @@
       </w:tcPr>
     </w:tblStylePr>
   </w:style>
-  <w:style w:type="paragraph" w:styleId="1022" w:customStyle="1">
+  <w:style w:type="paragraph" w:styleId="1199" w:customStyle="1">
     <w:name w:val="m_4042760116434134222msolistparagraph"/>
-    <w:basedOn w:val="969"/>
+    <w:basedOn w:val="1146"/>
     <w:pPr>
       <w:pBdr/>
       <w:spacing w:after="100" w:afterAutospacing="1" w:before="100" w:beforeAutospacing="1" w:line="240" w:lineRule="auto"/>
@@ -44125,7 +44655,7 @@
       <w:lang w:eastAsia="es-CL"/>
     </w:rPr>
   </w:style>
-  <w:style w:type="paragraph" w:styleId="1023">
+  <w:style w:type="paragraph" w:styleId="1200">
     <w:name w:val="Revision"/>
     <w:hidden/>
     <w:uiPriority w:val="99"/>
@@ -44136,9 +44666,9 @@
       <w:ind/>
     </w:pPr>
   </w:style>
-  <w:style w:type="character" w:styleId="1024">
+  <w:style w:type="character" w:styleId="1201">
     <w:name w:val="Strong"/>
-    <w:basedOn w:val="973"/>
+    <w:basedOn w:val="1150"/>
     <w:uiPriority w:val="22"/>
     <w:qFormat/>
     <w:pPr>
